--- a/доки/lab_4/lab_4.docx
+++ b/доки/lab_4/lab_4.docx
@@ -48,7 +48,7 @@
           <w:p>
             <w:pPr>
               <w:pBdr/>
-              <w:spacing w:after="240" w:before="240"/>
+              <w:spacing w:after="240" w:before="240" w:line="360" w:lineRule="auto"/>
               <w:ind/>
               <w:jc w:val="both"/>
               <w:rPr>
@@ -97,14 +97,13 @@
                 <w:bCs w:val="0"/>
                 <w:sz w:val="28"/>
                 <w:szCs w:val="28"/>
-                <w:lang w:val="ru-RU"/>
               </w:rPr>
             </w:r>
           </w:p>
           <w:p>
             <w:pPr>
               <w:pBdr/>
-              <w:spacing w:after="240" w:before="240"/>
+              <w:spacing w:after="240" w:before="240" w:line="360" w:lineRule="auto"/>
               <w:ind/>
               <w:jc w:val="both"/>
               <w:rPr>
@@ -147,7 +146,7 @@
           <w:p>
             <w:pPr>
               <w:pBdr/>
-              <w:spacing/>
+              <w:spacing w:line="360" w:lineRule="auto"/>
               <w:ind/>
               <w:jc w:val="both"/>
               <w:rPr>
@@ -227,7 +226,7 @@
             <w:pPr>
               <w:keepNext w:val="true"/>
               <w:pBdr/>
-              <w:spacing w:line="240" w:lineRule="auto"/>
+              <w:spacing w:line="360" w:lineRule="auto"/>
               <w:ind/>
               <w:jc w:val="both"/>
               <w:rPr>
@@ -290,7 +289,7 @@
             <w:pPr>
               <w:keepNext w:val="true"/>
               <w:pBdr/>
-              <w:spacing w:line="240" w:lineRule="auto"/>
+              <w:spacing w:line="360" w:lineRule="auto"/>
               <w:ind/>
               <w:jc w:val="both"/>
               <w:rPr>
@@ -309,6 +308,7 @@
                 <w:sz w:val="28"/>
                 <w:szCs w:val="28"/>
               </w:rPr>
+              <w:t xml:space="preserve">Сидский Н.А.</w:t>
             </w:r>
             <w:r>
               <w:rPr>
@@ -410,7 +410,7 @@
             <w:pPr>
               <w:keepNext w:val="true"/>
               <w:pBdr/>
-              <w:spacing w:line="240" w:lineRule="auto"/>
+              <w:spacing w:line="360" w:lineRule="auto"/>
               <w:ind/>
               <w:jc w:val="both"/>
               <w:rPr>
@@ -473,7 +473,7 @@
             <w:pPr>
               <w:keepNext w:val="true"/>
               <w:pBdr/>
-              <w:spacing w:line="240" w:lineRule="auto"/>
+              <w:spacing w:line="360" w:lineRule="auto"/>
               <w:ind/>
               <w:jc w:val="both"/>
               <w:rPr>
@@ -493,6 +493,7 @@
                 <w:szCs w:val="28"/>
                 <w:lang w:val="ru-RU"/>
               </w:rPr>
+              <w:t xml:space="preserve">ИВТ-464</w:t>
             </w:r>
             <w:r>
               <w:rPr>
@@ -511,7 +512,6 @@
                 <w:bCs w:val="0"/>
                 <w:sz w:val="28"/>
                 <w:szCs w:val="28"/>
-                <w:lang w:val="ru-RU"/>
               </w:rPr>
             </w:r>
           </w:p>
@@ -549,7 +549,6 @@
             </w:pPr>
             <w:r/>
             <w:r/>
-            <w:r/>
           </w:p>
         </w:tc>
         <w:tc>
@@ -574,7 +573,7 @@
             <w:pPr>
               <w:keepNext w:val="true"/>
               <w:pBdr/>
-              <w:spacing w:line="240" w:lineRule="auto"/>
+              <w:spacing w:line="360" w:lineRule="auto"/>
               <w:ind/>
               <w:jc w:val="both"/>
               <w:rPr>
@@ -637,7 +636,7 @@
             <w:pPr>
               <w:keepNext w:val="true"/>
               <w:pBdr/>
-              <w:spacing w:line="240" w:lineRule="auto"/>
+              <w:spacing w:line="360" w:lineRule="auto"/>
               <w:ind/>
               <w:jc w:val="both"/>
               <w:rPr>
@@ -676,7 +675,6 @@
                 <w:bCs w:val="0"/>
                 <w:sz w:val="28"/>
                 <w:szCs w:val="28"/>
-                <w:lang w:val="ru-RU"/>
               </w:rPr>
             </w:r>
           </w:p>
@@ -714,7 +712,6 @@
             </w:pPr>
             <w:r/>
             <w:r/>
-            <w:r/>
           </w:p>
         </w:tc>
         <w:tc>
@@ -739,7 +736,7 @@
             <w:pPr>
               <w:keepNext w:val="true"/>
               <w:pBdr/>
-              <w:spacing w:line="240" w:lineRule="auto"/>
+              <w:spacing w:line="360" w:lineRule="auto"/>
               <w:ind/>
               <w:jc w:val="both"/>
               <w:rPr>
@@ -802,7 +799,7 @@
             <w:pPr>
               <w:keepNext w:val="true"/>
               <w:pBdr/>
-              <w:spacing w:line="240" w:lineRule="auto"/>
+              <w:spacing w:line="360" w:lineRule="auto"/>
               <w:ind/>
               <w:jc w:val="both"/>
               <w:rPr>
@@ -821,6 +818,7 @@
                 <w:sz w:val="28"/>
                 <w:szCs w:val="28"/>
               </w:rPr>
+              <w:t xml:space="preserve">25</w:t>
             </w:r>
             <w:r>
               <w:rPr>
@@ -875,7 +873,6 @@
             </w:pPr>
             <w:r/>
             <w:r/>
-            <w:r/>
           </w:p>
         </w:tc>
         <w:tc>
@@ -900,7 +897,7 @@
             <w:pPr>
               <w:keepNext w:val="true"/>
               <w:pBdr/>
-              <w:spacing w:line="240" w:lineRule="auto"/>
+              <w:spacing w:line="360" w:lineRule="auto"/>
               <w:ind/>
               <w:jc w:val="both"/>
               <w:rPr>
@@ -963,7 +960,7 @@
             <w:pPr>
               <w:keepNext w:val="true"/>
               <w:pBdr/>
-              <w:spacing w:line="240" w:lineRule="auto"/>
+              <w:spacing w:line="360" w:lineRule="auto"/>
               <w:ind/>
               <w:jc w:val="both"/>
               <w:rPr>
@@ -1008,14 +1005,14 @@
     </w:tbl>
     <w:p>
       <w:pPr>
-        <w:pStyle w:val="141"/>
+        <w:pStyle w:val="849"/>
         <w:pBdr>
           <w:top w:val="none" w:color="000000" w:sz="4" w:space="0"/>
           <w:left w:val="none" w:color="000000" w:sz="4" w:space="0"/>
           <w:bottom w:val="none" w:color="000000" w:sz="4" w:space="0"/>
           <w:right w:val="none" w:color="000000" w:sz="4" w:space="0"/>
         </w:pBdr>
-        <w:spacing/>
+        <w:spacing w:line="360" w:lineRule="auto"/>
         <w:ind w:right="0" w:firstLine="0" w:left="0"/>
         <w:jc w:val="both"/>
         <w:rPr>
@@ -1043,6 +1040,13 @@
           <w:szCs w:val="28"/>
         </w:rPr>
       </w:r>
+      <w:r>
+        <w:rPr>
+          <w:b w:val="0"/>
+          <w:bCs w:val="0"/>
+          <w:szCs w:val="28"/>
+        </w:rPr>
+      </w:r>
     </w:p>
     <w:p>
       <w:pPr>
@@ -1052,7 +1056,7 @@
           <w:bottom w:val="none" w:color="000000" w:sz="4" w:space="0"/>
           <w:right w:val="none" w:color="000000" w:sz="4" w:space="0"/>
         </w:pBdr>
-        <w:spacing/>
+        <w:spacing w:line="360" w:lineRule="auto"/>
         <w:ind w:right="0" w:firstLine="708" w:left="0"/>
         <w:jc w:val="both"/>
         <w:rPr>
@@ -1081,17 +1085,25 @@
           <w:szCs w:val="28"/>
         </w:rPr>
       </w:r>
+      <w:r>
+        <w:rPr>
+          <w:b w:val="0"/>
+          <w:bCs w:val="0"/>
+          <w:sz w:val="28"/>
+          <w:szCs w:val="28"/>
+        </w:rPr>
+      </w:r>
     </w:p>
     <w:p>
       <w:pPr>
-        <w:pStyle w:val="141"/>
+        <w:pStyle w:val="849"/>
         <w:pBdr>
           <w:top w:val="none" w:color="000000" w:sz="4" w:space="0"/>
           <w:left w:val="none" w:color="000000" w:sz="4" w:space="0"/>
           <w:bottom w:val="none" w:color="000000" w:sz="4" w:space="0"/>
           <w:right w:val="none" w:color="000000" w:sz="4" w:space="0"/>
         </w:pBdr>
-        <w:spacing/>
+        <w:spacing w:line="360" w:lineRule="auto"/>
         <w:ind w:right="0" w:firstLine="0" w:left="0"/>
         <w:jc w:val="both"/>
         <w:rPr>
@@ -1119,6 +1131,13 @@
           <w:szCs w:val="28"/>
         </w:rPr>
       </w:r>
+      <w:r>
+        <w:rPr>
+          <w:b w:val="0"/>
+          <w:bCs w:val="0"/>
+          <w:szCs w:val="28"/>
+        </w:rPr>
+      </w:r>
     </w:p>
     <w:p>
       <w:pPr>
@@ -1128,7 +1147,7 @@
           <w:bottom w:val="none" w:color="000000" w:sz="4" w:space="0"/>
           <w:right w:val="none" w:color="000000" w:sz="4" w:space="0"/>
         </w:pBdr>
-        <w:spacing/>
+        <w:spacing w:line="360" w:lineRule="auto"/>
         <w:ind w:right="0" w:firstLine="0" w:left="0"/>
         <w:jc w:val="both"/>
         <w:rPr>
@@ -1157,10 +1176,18 @@
           <w:szCs w:val="28"/>
         </w:rPr>
       </w:r>
+      <w:r>
+        <w:rPr>
+          <w:b w:val="0"/>
+          <w:bCs w:val="0"/>
+          <w:sz w:val="28"/>
+          <w:szCs w:val="28"/>
+        </w:rPr>
+      </w:r>
     </w:p>
     <w:p>
       <w:pPr>
-        <w:pStyle w:val="668"/>
+        <w:pStyle w:val="910"/>
         <w:numPr>
           <w:ilvl w:val="0"/>
           <w:numId w:val="1"/>
@@ -1171,7 +1198,7 @@
           <w:bottom w:val="none" w:color="000000" w:sz="4" w:space="0"/>
           <w:right w:val="none" w:color="000000" w:sz="4" w:space="0"/>
         </w:pBdr>
-        <w:spacing/>
+        <w:spacing w:line="360" w:lineRule="auto"/>
         <w:ind w:right="0"/>
         <w:jc w:val="both"/>
         <w:rPr>
@@ -1200,10 +1227,18 @@
           <w:szCs w:val="28"/>
         </w:rPr>
       </w:r>
+      <w:r>
+        <w:rPr>
+          <w:b w:val="0"/>
+          <w:bCs w:val="0"/>
+          <w:sz w:val="28"/>
+          <w:szCs w:val="28"/>
+        </w:rPr>
+      </w:r>
     </w:p>
     <w:p>
       <w:pPr>
-        <w:pStyle w:val="668"/>
+        <w:pStyle w:val="910"/>
         <w:numPr>
           <w:ilvl w:val="0"/>
           <w:numId w:val="1"/>
@@ -1214,7 +1249,7 @@
           <w:bottom w:val="none" w:color="000000" w:sz="4" w:space="0"/>
           <w:right w:val="none" w:color="000000" w:sz="4" w:space="0"/>
         </w:pBdr>
-        <w:spacing/>
+        <w:spacing w:line="360" w:lineRule="auto"/>
         <w:ind w:right="0"/>
         <w:jc w:val="both"/>
         <w:rPr>
@@ -1243,10 +1278,18 @@
           <w:szCs w:val="28"/>
         </w:rPr>
       </w:r>
+      <w:r>
+        <w:rPr>
+          <w:b w:val="0"/>
+          <w:bCs w:val="0"/>
+          <w:sz w:val="28"/>
+          <w:szCs w:val="28"/>
+        </w:rPr>
+      </w:r>
     </w:p>
     <w:p>
       <w:pPr>
-        <w:pStyle w:val="668"/>
+        <w:pStyle w:val="910"/>
         <w:numPr>
           <w:ilvl w:val="0"/>
           <w:numId w:val="1"/>
@@ -1257,7 +1300,7 @@
           <w:bottom w:val="none" w:color="000000" w:sz="4" w:space="0"/>
           <w:right w:val="none" w:color="000000" w:sz="4" w:space="0"/>
         </w:pBdr>
-        <w:spacing/>
+        <w:spacing w:line="360" w:lineRule="auto"/>
         <w:ind w:right="0"/>
         <w:jc w:val="both"/>
         <w:rPr>
@@ -1286,10 +1329,18 @@
           <w:szCs w:val="28"/>
         </w:rPr>
       </w:r>
+      <w:r>
+        <w:rPr>
+          <w:b w:val="0"/>
+          <w:bCs w:val="0"/>
+          <w:sz w:val="28"/>
+          <w:szCs w:val="28"/>
+        </w:rPr>
+      </w:r>
     </w:p>
     <w:p>
       <w:pPr>
-        <w:pStyle w:val="668"/>
+        <w:pStyle w:val="910"/>
         <w:numPr>
           <w:ilvl w:val="0"/>
           <w:numId w:val="1"/>
@@ -1300,7 +1351,7 @@
           <w:bottom w:val="none" w:color="000000" w:sz="4" w:space="0"/>
           <w:right w:val="none" w:color="000000" w:sz="4" w:space="0"/>
         </w:pBdr>
-        <w:spacing/>
+        <w:spacing w:line="360" w:lineRule="auto"/>
         <w:ind w:right="0"/>
         <w:jc w:val="both"/>
         <w:rPr>
@@ -1329,10 +1380,18 @@
           <w:szCs w:val="28"/>
         </w:rPr>
       </w:r>
+      <w:r>
+        <w:rPr>
+          <w:b w:val="0"/>
+          <w:bCs w:val="0"/>
+          <w:sz w:val="28"/>
+          <w:szCs w:val="28"/>
+        </w:rPr>
+      </w:r>
     </w:p>
     <w:p>
       <w:pPr>
-        <w:pStyle w:val="668"/>
+        <w:pStyle w:val="910"/>
         <w:numPr>
           <w:ilvl w:val="0"/>
           <w:numId w:val="1"/>
@@ -1343,7 +1402,7 @@
           <w:bottom w:val="none" w:color="000000" w:sz="4" w:space="0"/>
           <w:right w:val="none" w:color="000000" w:sz="4" w:space="0"/>
         </w:pBdr>
-        <w:spacing/>
+        <w:spacing w:line="360" w:lineRule="auto"/>
         <w:ind w:right="0"/>
         <w:jc w:val="both"/>
         <w:rPr>
@@ -1372,10 +1431,18 @@
           <w:szCs w:val="28"/>
         </w:rPr>
       </w:r>
+      <w:r>
+        <w:rPr>
+          <w:b w:val="0"/>
+          <w:bCs w:val="0"/>
+          <w:sz w:val="28"/>
+          <w:szCs w:val="28"/>
+        </w:rPr>
+      </w:r>
     </w:p>
     <w:p>
       <w:pPr>
-        <w:pStyle w:val="668"/>
+        <w:pStyle w:val="910"/>
         <w:numPr>
           <w:ilvl w:val="0"/>
           <w:numId w:val="1"/>
@@ -1386,7 +1453,7 @@
           <w:bottom w:val="none" w:color="000000" w:sz="4" w:space="0"/>
           <w:right w:val="none" w:color="000000" w:sz="4" w:space="0"/>
         </w:pBdr>
-        <w:spacing/>
+        <w:spacing w:line="360" w:lineRule="auto"/>
         <w:ind w:right="0"/>
         <w:jc w:val="both"/>
         <w:rPr>
@@ -1415,17 +1482,25 @@
           <w:szCs w:val="28"/>
         </w:rPr>
       </w:r>
+      <w:r>
+        <w:rPr>
+          <w:b w:val="0"/>
+          <w:bCs w:val="0"/>
+          <w:sz w:val="28"/>
+          <w:szCs w:val="28"/>
+        </w:rPr>
+      </w:r>
     </w:p>
     <w:p>
       <w:pPr>
-        <w:pStyle w:val="140"/>
+        <w:pStyle w:val="848"/>
         <w:pBdr>
           <w:top w:val="none" w:color="000000" w:sz="4" w:space="0"/>
           <w:left w:val="none" w:color="000000" w:sz="4" w:space="0"/>
           <w:bottom w:val="none" w:color="000000" w:sz="4" w:space="0"/>
           <w:right w:val="none" w:color="000000" w:sz="4" w:space="0"/>
         </w:pBdr>
-        <w:spacing/>
+        <w:spacing w:line="360" w:lineRule="auto"/>
         <w:ind w:right="0" w:firstLine="0" w:left="0"/>
         <w:jc w:val="both"/>
         <w:rPr>
@@ -1454,17 +1529,25 @@
           <w:szCs w:val="28"/>
         </w:rPr>
       </w:r>
+      <w:r>
+        <w:rPr>
+          <w:b w:val="0"/>
+          <w:bCs w:val="0"/>
+          <w:sz w:val="28"/>
+          <w:szCs w:val="28"/>
+        </w:rPr>
+      </w:r>
     </w:p>
     <w:p>
       <w:pPr>
-        <w:pStyle w:val="141"/>
+        <w:pStyle w:val="849"/>
         <w:pBdr>
           <w:top w:val="none" w:color="000000" w:sz="4" w:space="0"/>
           <w:left w:val="none" w:color="000000" w:sz="4" w:space="0"/>
           <w:bottom w:val="none" w:color="000000" w:sz="4" w:space="0"/>
           <w:right w:val="none" w:color="000000" w:sz="4" w:space="0"/>
         </w:pBdr>
-        <w:spacing/>
+        <w:spacing w:line="360" w:lineRule="auto"/>
         <w:ind w:right="0" w:firstLine="0" w:left="0"/>
         <w:jc w:val="both"/>
         <w:rPr>
@@ -1492,6 +1575,13 @@
           <w:szCs w:val="28"/>
         </w:rPr>
       </w:r>
+      <w:r>
+        <w:rPr>
+          <w:b w:val="0"/>
+          <w:bCs w:val="0"/>
+          <w:szCs w:val="28"/>
+        </w:rPr>
+      </w:r>
     </w:p>
     <w:p>
       <w:pPr>
@@ -1501,7 +1591,7 @@
           <w:bottom w:val="none" w:color="000000" w:sz="4" w:space="0"/>
           <w:right w:val="none" w:color="000000" w:sz="4" w:space="0"/>
         </w:pBdr>
-        <w:spacing/>
+        <w:spacing w:line="360" w:lineRule="auto"/>
         <w:ind w:right="0" w:firstLine="708" w:left="0"/>
         <w:jc w:val="both"/>
         <w:rPr>
@@ -1574,6 +1664,14 @@
           <w:szCs w:val="28"/>
         </w:rPr>
       </w:r>
+      <w:r>
+        <w:rPr>
+          <w:b w:val="0"/>
+          <w:bCs w:val="0"/>
+          <w:sz w:val="28"/>
+          <w:szCs w:val="28"/>
+        </w:rPr>
+      </w:r>
     </w:p>
     <w:p>
       <w:pPr>
@@ -1583,7 +1681,7 @@
           <w:bottom w:val="none" w:color="000000" w:sz="4" w:space="0"/>
           <w:right w:val="none" w:color="000000" w:sz="4" w:space="0"/>
         </w:pBdr>
-        <w:spacing/>
+        <w:spacing w:line="360" w:lineRule="auto"/>
         <w:ind w:right="0" w:firstLine="708" w:left="0"/>
         <w:jc w:val="both"/>
         <w:rPr>
@@ -1700,17 +1798,25 @@
           <w:szCs w:val="28"/>
         </w:rPr>
       </w:r>
+      <w:r>
+        <w:rPr>
+          <w:b w:val="0"/>
+          <w:bCs w:val="0"/>
+          <w:sz w:val="28"/>
+          <w:szCs w:val="28"/>
+        </w:rPr>
+      </w:r>
     </w:p>
     <w:p>
       <w:pPr>
-        <w:pStyle w:val="141"/>
+        <w:pStyle w:val="849"/>
         <w:pBdr>
           <w:top w:val="none" w:color="000000" w:sz="4" w:space="0"/>
           <w:left w:val="none" w:color="000000" w:sz="4" w:space="0"/>
           <w:bottom w:val="none" w:color="000000" w:sz="4" w:space="0"/>
           <w:right w:val="none" w:color="000000" w:sz="4" w:space="0"/>
         </w:pBdr>
-        <w:spacing/>
+        <w:spacing w:line="360" w:lineRule="auto"/>
         <w:ind w:right="0" w:firstLine="0" w:left="0"/>
         <w:jc w:val="both"/>
         <w:rPr>
@@ -1738,6 +1844,13 @@
           <w:szCs w:val="28"/>
         </w:rPr>
       </w:r>
+      <w:r>
+        <w:rPr>
+          <w:b w:val="0"/>
+          <w:bCs w:val="0"/>
+          <w:szCs w:val="28"/>
+        </w:rPr>
+      </w:r>
     </w:p>
     <w:p>
       <w:pPr>
@@ -1747,7 +1860,7 @@
           <w:bottom w:val="none" w:color="000000" w:sz="4" w:space="0"/>
           <w:right w:val="none" w:color="000000" w:sz="4" w:space="0"/>
         </w:pBdr>
-        <w:spacing/>
+        <w:spacing w:line="360" w:lineRule="auto"/>
         <w:ind w:right="0" w:firstLine="708" w:left="0"/>
         <w:jc w:val="both"/>
         <w:rPr>
@@ -1798,6 +1911,14 @@
           <w:szCs w:val="28"/>
         </w:rPr>
       </w:r>
+      <w:r>
+        <w:rPr>
+          <w:b w:val="0"/>
+          <w:bCs w:val="0"/>
+          <w:sz w:val="28"/>
+          <w:szCs w:val="28"/>
+        </w:rPr>
+      </w:r>
     </w:p>
     <w:p>
       <w:pPr>
@@ -1807,7 +1928,7 @@
           <w:bottom w:val="none" w:color="000000" w:sz="4" w:space="0"/>
           <w:right w:val="none" w:color="000000" w:sz="4" w:space="0"/>
         </w:pBdr>
-        <w:spacing/>
+        <w:spacing w:line="360" w:lineRule="auto"/>
         <w:ind w:right="0" w:firstLine="708" w:left="0"/>
         <w:jc w:val="both"/>
         <w:rPr>
@@ -1847,17 +1968,25 @@
           <w:szCs w:val="28"/>
         </w:rPr>
       </w:r>
+      <w:r>
+        <w:rPr>
+          <w:b w:val="0"/>
+          <w:bCs w:val="0"/>
+          <w:sz w:val="28"/>
+          <w:szCs w:val="28"/>
+        </w:rPr>
+      </w:r>
     </w:p>
     <w:p>
       <w:pPr>
-        <w:pStyle w:val="141"/>
+        <w:pStyle w:val="849"/>
         <w:pBdr>
           <w:top w:val="none" w:color="000000" w:sz="4" w:space="0"/>
           <w:left w:val="none" w:color="000000" w:sz="4" w:space="0"/>
           <w:bottom w:val="none" w:color="000000" w:sz="4" w:space="0"/>
           <w:right w:val="none" w:color="000000" w:sz="4" w:space="0"/>
         </w:pBdr>
-        <w:spacing/>
+        <w:spacing w:line="360" w:lineRule="auto"/>
         <w:ind w:right="0" w:firstLine="0" w:left="0"/>
         <w:jc w:val="both"/>
         <w:rPr>
@@ -1885,6 +2014,13 @@
           <w:szCs w:val="28"/>
         </w:rPr>
       </w:r>
+      <w:r>
+        <w:rPr>
+          <w:b w:val="0"/>
+          <w:bCs w:val="0"/>
+          <w:szCs w:val="28"/>
+        </w:rPr>
+      </w:r>
     </w:p>
     <w:p>
       <w:pPr>
@@ -1894,7 +2030,7 @@
           <w:bottom w:val="none" w:color="000000" w:sz="4" w:space="0"/>
           <w:right w:val="none" w:color="000000" w:sz="4" w:space="0"/>
         </w:pBdr>
-        <w:spacing/>
+        <w:spacing w:line="360" w:lineRule="auto"/>
         <w:ind w:right="0" w:firstLine="708" w:left="0"/>
         <w:jc w:val="both"/>
         <w:rPr>
@@ -1945,10 +2081,18 @@
           <w:szCs w:val="28"/>
         </w:rPr>
       </w:r>
+      <w:r>
+        <w:rPr>
+          <w:b w:val="0"/>
+          <w:bCs w:val="0"/>
+          <w:sz w:val="28"/>
+          <w:szCs w:val="28"/>
+        </w:rPr>
+      </w:r>
     </w:p>
     <w:p>
       <w:pPr>
-        <w:pStyle w:val="668"/>
+        <w:pStyle w:val="910"/>
         <w:numPr>
           <w:ilvl w:val="0"/>
           <w:numId w:val="2"/>
@@ -1959,7 +2103,7 @@
           <w:bottom w:val="none" w:color="000000" w:sz="4" w:space="0"/>
           <w:right w:val="none" w:color="000000" w:sz="4" w:space="0"/>
         </w:pBdr>
-        <w:spacing/>
+        <w:spacing w:line="360" w:lineRule="auto"/>
         <w:ind w:right="0"/>
         <w:jc w:val="both"/>
         <w:rPr>
@@ -1988,10 +2132,18 @@
           <w:szCs w:val="28"/>
         </w:rPr>
       </w:r>
+      <w:r>
+        <w:rPr>
+          <w:b w:val="0"/>
+          <w:bCs w:val="0"/>
+          <w:sz w:val="28"/>
+          <w:szCs w:val="28"/>
+        </w:rPr>
+      </w:r>
     </w:p>
     <w:p>
       <w:pPr>
-        <w:pStyle w:val="668"/>
+        <w:pStyle w:val="910"/>
         <w:numPr>
           <w:ilvl w:val="0"/>
           <w:numId w:val="2"/>
@@ -2002,7 +2154,7 @@
           <w:bottom w:val="none" w:color="000000" w:sz="4" w:space="0"/>
           <w:right w:val="none" w:color="000000" w:sz="4" w:space="0"/>
         </w:pBdr>
-        <w:spacing/>
+        <w:spacing w:line="360" w:lineRule="auto"/>
         <w:ind w:right="0"/>
         <w:jc w:val="both"/>
         <w:rPr>
@@ -2031,10 +2183,18 @@
           <w:szCs w:val="28"/>
         </w:rPr>
       </w:r>
+      <w:r>
+        <w:rPr>
+          <w:b w:val="0"/>
+          <w:bCs w:val="0"/>
+          <w:sz w:val="28"/>
+          <w:szCs w:val="28"/>
+        </w:rPr>
+      </w:r>
     </w:p>
     <w:p>
       <w:pPr>
-        <w:pStyle w:val="668"/>
+        <w:pStyle w:val="910"/>
         <w:numPr>
           <w:ilvl w:val="0"/>
           <w:numId w:val="2"/>
@@ -2045,7 +2205,7 @@
           <w:bottom w:val="none" w:color="000000" w:sz="4" w:space="0"/>
           <w:right w:val="none" w:color="000000" w:sz="4" w:space="0"/>
         </w:pBdr>
-        <w:spacing/>
+        <w:spacing w:line="360" w:lineRule="auto"/>
         <w:ind w:right="0"/>
         <w:jc w:val="both"/>
         <w:rPr>
@@ -2074,10 +2234,18 @@
           <w:szCs w:val="28"/>
         </w:rPr>
       </w:r>
+      <w:r>
+        <w:rPr>
+          <w:b w:val="0"/>
+          <w:bCs w:val="0"/>
+          <w:sz w:val="28"/>
+          <w:szCs w:val="28"/>
+        </w:rPr>
+      </w:r>
     </w:p>
     <w:p>
       <w:pPr>
-        <w:pStyle w:val="668"/>
+        <w:pStyle w:val="910"/>
         <w:numPr>
           <w:ilvl w:val="0"/>
           <w:numId w:val="2"/>
@@ -2088,7 +2256,7 @@
           <w:bottom w:val="none" w:color="000000" w:sz="4" w:space="0"/>
           <w:right w:val="none" w:color="000000" w:sz="4" w:space="0"/>
         </w:pBdr>
-        <w:spacing/>
+        <w:spacing w:line="360" w:lineRule="auto"/>
         <w:ind w:right="0"/>
         <w:jc w:val="both"/>
         <w:rPr>
@@ -2117,10 +2285,18 @@
           <w:szCs w:val="28"/>
         </w:rPr>
       </w:r>
+      <w:r>
+        <w:rPr>
+          <w:b w:val="0"/>
+          <w:bCs w:val="0"/>
+          <w:sz w:val="28"/>
+          <w:szCs w:val="28"/>
+        </w:rPr>
+      </w:r>
     </w:p>
     <w:p>
       <w:pPr>
-        <w:pStyle w:val="668"/>
+        <w:pStyle w:val="910"/>
         <w:numPr>
           <w:ilvl w:val="0"/>
           <w:numId w:val="2"/>
@@ -2131,7 +2307,7 @@
           <w:bottom w:val="none" w:color="000000" w:sz="4" w:space="0"/>
           <w:right w:val="none" w:color="000000" w:sz="4" w:space="0"/>
         </w:pBdr>
-        <w:spacing/>
+        <w:spacing w:line="360" w:lineRule="auto"/>
         <w:ind w:right="0"/>
         <w:jc w:val="both"/>
         <w:rPr>
@@ -2160,10 +2336,18 @@
           <w:szCs w:val="28"/>
         </w:rPr>
       </w:r>
+      <w:r>
+        <w:rPr>
+          <w:b w:val="0"/>
+          <w:bCs w:val="0"/>
+          <w:sz w:val="28"/>
+          <w:szCs w:val="28"/>
+        </w:rPr>
+      </w:r>
     </w:p>
     <w:p>
       <w:pPr>
-        <w:pStyle w:val="668"/>
+        <w:pStyle w:val="910"/>
         <w:numPr>
           <w:ilvl w:val="0"/>
           <w:numId w:val="2"/>
@@ -2174,7 +2358,7 @@
           <w:bottom w:val="none" w:color="000000" w:sz="4" w:space="0"/>
           <w:right w:val="none" w:color="000000" w:sz="4" w:space="0"/>
         </w:pBdr>
-        <w:spacing/>
+        <w:spacing w:line="360" w:lineRule="auto"/>
         <w:ind w:right="0"/>
         <w:jc w:val="both"/>
         <w:rPr>
@@ -2203,10 +2387,18 @@
           <w:szCs w:val="28"/>
         </w:rPr>
       </w:r>
+      <w:r>
+        <w:rPr>
+          <w:b w:val="0"/>
+          <w:bCs w:val="0"/>
+          <w:sz w:val="28"/>
+          <w:szCs w:val="28"/>
+        </w:rPr>
+      </w:r>
     </w:p>
     <w:p>
       <w:pPr>
-        <w:pStyle w:val="668"/>
+        <w:pStyle w:val="910"/>
         <w:numPr>
           <w:ilvl w:val="0"/>
           <w:numId w:val="2"/>
@@ -2217,7 +2409,7 @@
           <w:bottom w:val="none" w:color="000000" w:sz="4" w:space="0"/>
           <w:right w:val="none" w:color="000000" w:sz="4" w:space="0"/>
         </w:pBdr>
-        <w:spacing/>
+        <w:spacing w:line="360" w:lineRule="auto"/>
         <w:ind w:right="0"/>
         <w:jc w:val="both"/>
         <w:rPr>
@@ -2246,10 +2438,18 @@
           <w:szCs w:val="28"/>
         </w:rPr>
       </w:r>
+      <w:r>
+        <w:rPr>
+          <w:b w:val="0"/>
+          <w:bCs w:val="0"/>
+          <w:sz w:val="28"/>
+          <w:szCs w:val="28"/>
+        </w:rPr>
+      </w:r>
     </w:p>
     <w:p>
       <w:pPr>
-        <w:pStyle w:val="668"/>
+        <w:pStyle w:val="910"/>
         <w:numPr>
           <w:ilvl w:val="0"/>
           <w:numId w:val="2"/>
@@ -2260,7 +2460,7 @@
           <w:bottom w:val="none" w:color="000000" w:sz="4" w:space="0"/>
           <w:right w:val="none" w:color="000000" w:sz="4" w:space="0"/>
         </w:pBdr>
-        <w:spacing/>
+        <w:spacing w:line="360" w:lineRule="auto"/>
         <w:ind w:right="0"/>
         <w:jc w:val="both"/>
         <w:rPr>
@@ -2289,6 +2489,14 @@
           <w:szCs w:val="28"/>
         </w:rPr>
       </w:r>
+      <w:r>
+        <w:rPr>
+          <w:b w:val="0"/>
+          <w:bCs w:val="0"/>
+          <w:sz w:val="28"/>
+          <w:szCs w:val="28"/>
+        </w:rPr>
+      </w:r>
     </w:p>
     <w:p>
       <w:pPr>
@@ -2298,7 +2506,7 @@
           <w:bottom w:val="none" w:color="000000" w:sz="4" w:space="0"/>
           <w:right w:val="none" w:color="000000" w:sz="4" w:space="0"/>
         </w:pBdr>
-        <w:spacing/>
+        <w:spacing w:line="360" w:lineRule="auto"/>
         <w:ind w:right="0" w:firstLine="708" w:left="0"/>
         <w:jc w:val="both"/>
         <w:rPr>
@@ -2340,7 +2548,7 @@
           <w:sz w:val="28"/>
           <w:szCs w:val="28"/>
         </w:rPr>
-        <w:t xml:space="preserve">. Такой способ декомпозиции соответствует требованиям лабораторной работы и позволяет перейти от общего пользовательского пути к более конкретным задачам реализации. </w:t>
+        <w:t xml:space="preserve">. </w:t>
       </w:r>
       <w:r>
         <w:rPr>
@@ -2359,7 +2567,7 @@
           <w:bottom w:val="none" w:color="000000" w:sz="4" w:space="0"/>
           <w:right w:val="none" w:color="000000" w:sz="4" w:space="0"/>
         </w:pBdr>
-        <w:spacing/>
+        <w:spacing w:line="360" w:lineRule="auto"/>
         <w:ind w:right="0" w:firstLine="708" w:left="0"/>
         <w:jc w:val="both"/>
         <w:rPr>
@@ -2400,18 +2608,15 @@
           <w:sz w:val="28"/>
           <w:szCs w:val="28"/>
         </w:rPr>
-        <w:t xml:space="preserve">) были включены базовые функции: регистрация, загрузка изображений и референсов, перенос пользовательского стиля, предпросмотр и скачивание результата. Во второй релиз были вынесены функции расширенного редактирования и история обработок. Использование MVP</w:t>
+        <w:t xml:space="preserve">) были включены базовые функции: регистрация, загрузка изображений и референсов, перенос пользовательского стиля, предпросмотр и скачивание результата. Во второй релиз были вынесены функции расширенного редактирования и история обработок.</w:t>
       </w:r>
       <w:r>
         <w:rPr>
-          <w:rFonts w:ascii="Times New Roman" w:hAnsi="Times New Roman" w:eastAsia="Times New Roman" w:cs="Times New Roman"/>
           <w:b w:val="0"/>
           <w:bCs w:val="0"/>
-          <w:color w:val="000000"/>
           <w:sz w:val="28"/>
           <w:szCs w:val="28"/>
         </w:rPr>
-        <w:t xml:space="preserve"> в рамках Story Map также предусмотрено методическими указаниями лабораторной работы. </w:t>
       </w:r>
       <w:r>
         <w:rPr>
@@ -2424,14 +2629,14 @@
     </w:p>
     <w:p>
       <w:pPr>
-        <w:pStyle w:val="141"/>
+        <w:pStyle w:val="849"/>
         <w:pBdr>
           <w:top w:val="none" w:color="000000" w:sz="4" w:space="0"/>
           <w:left w:val="none" w:color="000000" w:sz="4" w:space="0"/>
           <w:bottom w:val="none" w:color="000000" w:sz="4" w:space="0"/>
           <w:right w:val="none" w:color="000000" w:sz="4" w:space="0"/>
         </w:pBdr>
-        <w:spacing/>
+        <w:spacing w:line="360" w:lineRule="auto"/>
         <w:ind w:right="0" w:firstLine="0" w:left="0"/>
         <w:jc w:val="both"/>
         <w:rPr>
@@ -2459,6 +2664,13 @@
           <w:szCs w:val="28"/>
         </w:rPr>
       </w:r>
+      <w:r>
+        <w:rPr>
+          <w:b w:val="0"/>
+          <w:bCs w:val="0"/>
+          <w:szCs w:val="28"/>
+        </w:rPr>
+      </w:r>
     </w:p>
     <w:p>
       <w:pPr>
@@ -2468,7 +2680,7 @@
           <w:bottom w:val="none" w:color="000000" w:sz="4" w:space="0"/>
           <w:right w:val="none" w:color="000000" w:sz="4" w:space="0"/>
         </w:pBdr>
-        <w:spacing/>
+        <w:spacing w:line="360" w:lineRule="auto"/>
         <w:ind w:right="0" w:firstLine="708" w:left="0"/>
         <w:jc w:val="both"/>
         <w:rPr>
@@ -2519,10 +2731,18 @@
           <w:szCs w:val="28"/>
         </w:rPr>
       </w:r>
+      <w:r>
+        <w:rPr>
+          <w:b w:val="0"/>
+          <w:bCs w:val="0"/>
+          <w:sz w:val="28"/>
+          <w:szCs w:val="28"/>
+        </w:rPr>
+      </w:r>
     </w:p>
     <w:p>
       <w:pPr>
-        <w:pStyle w:val="668"/>
+        <w:pStyle w:val="910"/>
         <w:numPr>
           <w:ilvl w:val="0"/>
           <w:numId w:val="3"/>
@@ -2533,7 +2753,7 @@
           <w:bottom w:val="none" w:color="000000" w:sz="4" w:space="0"/>
           <w:right w:val="none" w:color="000000" w:sz="4" w:space="0"/>
         </w:pBdr>
-        <w:spacing/>
+        <w:spacing w:line="360" w:lineRule="auto"/>
         <w:ind w:right="0"/>
         <w:jc w:val="both"/>
         <w:rPr>
@@ -2562,10 +2782,18 @@
           <w:szCs w:val="28"/>
         </w:rPr>
       </w:r>
+      <w:r>
+        <w:rPr>
+          <w:b w:val="0"/>
+          <w:bCs w:val="0"/>
+          <w:sz w:val="28"/>
+          <w:szCs w:val="28"/>
+        </w:rPr>
+      </w:r>
     </w:p>
     <w:p>
       <w:pPr>
-        <w:pStyle w:val="668"/>
+        <w:pStyle w:val="910"/>
         <w:numPr>
           <w:ilvl w:val="0"/>
           <w:numId w:val="3"/>
@@ -2576,7 +2804,7 @@
           <w:bottom w:val="none" w:color="000000" w:sz="4" w:space="0"/>
           <w:right w:val="none" w:color="000000" w:sz="4" w:space="0"/>
         </w:pBdr>
-        <w:spacing/>
+        <w:spacing w:line="360" w:lineRule="auto"/>
         <w:ind w:right="0"/>
         <w:jc w:val="both"/>
         <w:rPr>
@@ -2605,10 +2833,18 @@
           <w:szCs w:val="28"/>
         </w:rPr>
       </w:r>
+      <w:r>
+        <w:rPr>
+          <w:b w:val="0"/>
+          <w:bCs w:val="0"/>
+          <w:sz w:val="28"/>
+          <w:szCs w:val="28"/>
+        </w:rPr>
+      </w:r>
     </w:p>
     <w:p>
       <w:pPr>
-        <w:pStyle w:val="668"/>
+        <w:pStyle w:val="910"/>
         <w:numPr>
           <w:ilvl w:val="0"/>
           <w:numId w:val="3"/>
@@ -2619,7 +2855,7 @@
           <w:bottom w:val="none" w:color="000000" w:sz="4" w:space="0"/>
           <w:right w:val="none" w:color="000000" w:sz="4" w:space="0"/>
         </w:pBdr>
-        <w:spacing/>
+        <w:spacing w:line="360" w:lineRule="auto"/>
         <w:ind w:right="0"/>
         <w:jc w:val="both"/>
         <w:rPr>
@@ -2648,10 +2884,18 @@
           <w:szCs w:val="28"/>
         </w:rPr>
       </w:r>
+      <w:r>
+        <w:rPr>
+          <w:b w:val="0"/>
+          <w:bCs w:val="0"/>
+          <w:sz w:val="28"/>
+          <w:szCs w:val="28"/>
+        </w:rPr>
+      </w:r>
     </w:p>
     <w:p>
       <w:pPr>
-        <w:pStyle w:val="668"/>
+        <w:pStyle w:val="910"/>
         <w:numPr>
           <w:ilvl w:val="0"/>
           <w:numId w:val="3"/>
@@ -2662,7 +2906,7 @@
           <w:bottom w:val="none" w:color="000000" w:sz="4" w:space="0"/>
           <w:right w:val="none" w:color="000000" w:sz="4" w:space="0"/>
         </w:pBdr>
-        <w:spacing/>
+        <w:spacing w:line="360" w:lineRule="auto"/>
         <w:ind w:right="0"/>
         <w:jc w:val="both"/>
         <w:rPr>
@@ -2691,10 +2935,18 @@
           <w:szCs w:val="28"/>
         </w:rPr>
       </w:r>
+      <w:r>
+        <w:rPr>
+          <w:b w:val="0"/>
+          <w:bCs w:val="0"/>
+          <w:sz w:val="28"/>
+          <w:szCs w:val="28"/>
+        </w:rPr>
+      </w:r>
     </w:p>
     <w:p>
       <w:pPr>
-        <w:pStyle w:val="668"/>
+        <w:pStyle w:val="910"/>
         <w:numPr>
           <w:ilvl w:val="0"/>
           <w:numId w:val="3"/>
@@ -2705,7 +2957,7 @@
           <w:bottom w:val="none" w:color="000000" w:sz="4" w:space="0"/>
           <w:right w:val="none" w:color="000000" w:sz="4" w:space="0"/>
         </w:pBdr>
-        <w:spacing/>
+        <w:spacing w:line="360" w:lineRule="auto"/>
         <w:ind w:right="0"/>
         <w:jc w:val="both"/>
         <w:rPr>
@@ -2734,6 +2986,14 @@
           <w:szCs w:val="28"/>
         </w:rPr>
       </w:r>
+      <w:r>
+        <w:rPr>
+          <w:b w:val="0"/>
+          <w:bCs w:val="0"/>
+          <w:sz w:val="28"/>
+          <w:szCs w:val="28"/>
+        </w:rPr>
+      </w:r>
     </w:p>
     <w:p>
       <w:pPr>
@@ -2743,7 +3003,7 @@
           <w:bottom w:val="none" w:color="000000" w:sz="4" w:space="0"/>
           <w:right w:val="none" w:color="000000" w:sz="4" w:space="0"/>
         </w:pBdr>
-        <w:spacing/>
+        <w:spacing w:line="360" w:lineRule="auto"/>
         <w:ind w:right="0" w:firstLine="0" w:left="0"/>
         <w:jc w:val="both"/>
         <w:rPr>
@@ -2772,10 +3032,18 @@
           <w:szCs w:val="28"/>
         </w:rPr>
       </w:r>
+      <w:r>
+        <w:rPr>
+          <w:b w:val="0"/>
+          <w:bCs w:val="0"/>
+          <w:sz w:val="28"/>
+          <w:szCs w:val="28"/>
+        </w:rPr>
+      </w:r>
     </w:p>
     <w:p>
       <w:pPr>
-        <w:pStyle w:val="668"/>
+        <w:pStyle w:val="910"/>
         <w:numPr>
           <w:ilvl w:val="0"/>
           <w:numId w:val="4"/>
@@ -2786,7 +3054,7 @@
           <w:bottom w:val="none" w:color="000000" w:sz="4" w:space="0"/>
           <w:right w:val="none" w:color="000000" w:sz="4" w:space="0"/>
         </w:pBdr>
-        <w:spacing/>
+        <w:spacing w:line="360" w:lineRule="auto"/>
         <w:ind w:right="0"/>
         <w:jc w:val="both"/>
         <w:rPr>
@@ -2815,10 +3083,18 @@
           <w:szCs w:val="28"/>
         </w:rPr>
       </w:r>
+      <w:r>
+        <w:rPr>
+          <w:b w:val="0"/>
+          <w:bCs w:val="0"/>
+          <w:sz w:val="28"/>
+          <w:szCs w:val="28"/>
+        </w:rPr>
+      </w:r>
     </w:p>
     <w:p>
       <w:pPr>
-        <w:pStyle w:val="668"/>
+        <w:pStyle w:val="910"/>
         <w:numPr>
           <w:ilvl w:val="0"/>
           <w:numId w:val="4"/>
@@ -2829,7 +3105,7 @@
           <w:bottom w:val="none" w:color="000000" w:sz="4" w:space="0"/>
           <w:right w:val="none" w:color="000000" w:sz="4" w:space="0"/>
         </w:pBdr>
-        <w:spacing/>
+        <w:spacing w:line="360" w:lineRule="auto"/>
         <w:ind w:right="0"/>
         <w:jc w:val="both"/>
         <w:rPr>
@@ -2858,10 +3134,18 @@
           <w:szCs w:val="28"/>
         </w:rPr>
       </w:r>
+      <w:r>
+        <w:rPr>
+          <w:b w:val="0"/>
+          <w:bCs w:val="0"/>
+          <w:sz w:val="28"/>
+          <w:szCs w:val="28"/>
+        </w:rPr>
+      </w:r>
     </w:p>
     <w:p>
       <w:pPr>
-        <w:pStyle w:val="668"/>
+        <w:pStyle w:val="910"/>
         <w:numPr>
           <w:ilvl w:val="0"/>
           <w:numId w:val="4"/>
@@ -2872,7 +3156,7 @@
           <w:bottom w:val="none" w:color="000000" w:sz="4" w:space="0"/>
           <w:right w:val="none" w:color="000000" w:sz="4" w:space="0"/>
         </w:pBdr>
-        <w:spacing/>
+        <w:spacing w:line="360" w:lineRule="auto"/>
         <w:ind w:right="0"/>
         <w:jc w:val="both"/>
         <w:rPr>
@@ -2901,10 +3185,18 @@
           <w:szCs w:val="28"/>
         </w:rPr>
       </w:r>
+      <w:r>
+        <w:rPr>
+          <w:b w:val="0"/>
+          <w:bCs w:val="0"/>
+          <w:sz w:val="28"/>
+          <w:szCs w:val="28"/>
+        </w:rPr>
+      </w:r>
     </w:p>
     <w:p>
       <w:pPr>
-        <w:pStyle w:val="668"/>
+        <w:pStyle w:val="910"/>
         <w:numPr>
           <w:ilvl w:val="0"/>
           <w:numId w:val="4"/>
@@ -2915,7 +3207,7 @@
           <w:bottom w:val="none" w:color="000000" w:sz="4" w:space="0"/>
           <w:right w:val="none" w:color="000000" w:sz="4" w:space="0"/>
         </w:pBdr>
-        <w:spacing/>
+        <w:spacing w:line="360" w:lineRule="auto"/>
         <w:ind w:right="0"/>
         <w:jc w:val="both"/>
         <w:rPr>
@@ -2944,10 +3236,18 @@
           <w:szCs w:val="28"/>
         </w:rPr>
       </w:r>
+      <w:r>
+        <w:rPr>
+          <w:b w:val="0"/>
+          <w:bCs w:val="0"/>
+          <w:sz w:val="28"/>
+          <w:szCs w:val="28"/>
+        </w:rPr>
+      </w:r>
     </w:p>
     <w:p>
       <w:pPr>
-        <w:pStyle w:val="668"/>
+        <w:pStyle w:val="910"/>
         <w:numPr>
           <w:ilvl w:val="0"/>
           <w:numId w:val="4"/>
@@ -2958,7 +3258,7 @@
           <w:bottom w:val="none" w:color="000000" w:sz="4" w:space="0"/>
           <w:right w:val="none" w:color="000000" w:sz="4" w:space="0"/>
         </w:pBdr>
-        <w:spacing/>
+        <w:spacing w:line="360" w:lineRule="auto"/>
         <w:ind w:right="0"/>
         <w:jc w:val="both"/>
         <w:rPr>
@@ -2987,10 +3287,18 @@
           <w:szCs w:val="28"/>
         </w:rPr>
       </w:r>
+      <w:r>
+        <w:rPr>
+          <w:b w:val="0"/>
+          <w:bCs w:val="0"/>
+          <w:sz w:val="28"/>
+          <w:szCs w:val="28"/>
+        </w:rPr>
+      </w:r>
     </w:p>
     <w:p>
       <w:pPr>
-        <w:pStyle w:val="668"/>
+        <w:pStyle w:val="910"/>
         <w:numPr>
           <w:ilvl w:val="0"/>
           <w:numId w:val="4"/>
@@ -3001,7 +3309,7 @@
           <w:bottom w:val="none" w:color="000000" w:sz="4" w:space="0"/>
           <w:right w:val="none" w:color="000000" w:sz="4" w:space="0"/>
         </w:pBdr>
-        <w:spacing/>
+        <w:spacing w:line="360" w:lineRule="auto"/>
         <w:ind w:right="0"/>
         <w:jc w:val="both"/>
         <w:rPr>
@@ -3030,10 +3338,18 @@
           <w:szCs w:val="28"/>
         </w:rPr>
       </w:r>
+      <w:r>
+        <w:rPr>
+          <w:b w:val="0"/>
+          <w:bCs w:val="0"/>
+          <w:sz w:val="28"/>
+          <w:szCs w:val="28"/>
+        </w:rPr>
+      </w:r>
     </w:p>
     <w:p>
       <w:pPr>
-        <w:pStyle w:val="668"/>
+        <w:pStyle w:val="910"/>
         <w:numPr>
           <w:ilvl w:val="0"/>
           <w:numId w:val="4"/>
@@ -3044,7 +3360,7 @@
           <w:bottom w:val="none" w:color="000000" w:sz="4" w:space="0"/>
           <w:right w:val="none" w:color="000000" w:sz="4" w:space="0"/>
         </w:pBdr>
-        <w:spacing/>
+        <w:spacing w:line="360" w:lineRule="auto"/>
         <w:ind w:right="0"/>
         <w:jc w:val="both"/>
         <w:rPr>
@@ -3073,10 +3389,18 @@
           <w:szCs w:val="28"/>
         </w:rPr>
       </w:r>
+      <w:r>
+        <w:rPr>
+          <w:b w:val="0"/>
+          <w:bCs w:val="0"/>
+          <w:sz w:val="28"/>
+          <w:szCs w:val="28"/>
+        </w:rPr>
+      </w:r>
     </w:p>
     <w:p>
       <w:pPr>
-        <w:pStyle w:val="668"/>
+        <w:pStyle w:val="910"/>
         <w:numPr>
           <w:ilvl w:val="0"/>
           <w:numId w:val="4"/>
@@ -3087,7 +3411,7 @@
           <w:bottom w:val="none" w:color="000000" w:sz="4" w:space="0"/>
           <w:right w:val="none" w:color="000000" w:sz="4" w:space="0"/>
         </w:pBdr>
-        <w:spacing/>
+        <w:spacing w:line="360" w:lineRule="auto"/>
         <w:ind w:right="0"/>
         <w:jc w:val="both"/>
         <w:rPr>
@@ -3116,10 +3440,18 @@
           <w:szCs w:val="28"/>
         </w:rPr>
       </w:r>
+      <w:r>
+        <w:rPr>
+          <w:b w:val="0"/>
+          <w:bCs w:val="0"/>
+          <w:sz w:val="28"/>
+          <w:szCs w:val="28"/>
+        </w:rPr>
+      </w:r>
     </w:p>
     <w:p>
       <w:pPr>
-        <w:pStyle w:val="668"/>
+        <w:pStyle w:val="910"/>
         <w:numPr>
           <w:ilvl w:val="0"/>
           <w:numId w:val="4"/>
@@ -3130,7 +3462,7 @@
           <w:bottom w:val="none" w:color="000000" w:sz="4" w:space="0"/>
           <w:right w:val="none" w:color="000000" w:sz="4" w:space="0"/>
         </w:pBdr>
-        <w:spacing/>
+        <w:spacing w:line="360" w:lineRule="auto"/>
         <w:ind w:right="0"/>
         <w:jc w:val="both"/>
         <w:rPr>
@@ -3159,10 +3491,18 @@
           <w:szCs w:val="28"/>
         </w:rPr>
       </w:r>
+      <w:r>
+        <w:rPr>
+          <w:b w:val="0"/>
+          <w:bCs w:val="0"/>
+          <w:sz w:val="28"/>
+          <w:szCs w:val="28"/>
+        </w:rPr>
+      </w:r>
     </w:p>
     <w:p>
       <w:pPr>
-        <w:pStyle w:val="668"/>
+        <w:pStyle w:val="910"/>
         <w:numPr>
           <w:ilvl w:val="0"/>
           <w:numId w:val="4"/>
@@ -3173,7 +3513,7 @@
           <w:bottom w:val="none" w:color="000000" w:sz="4" w:space="0"/>
           <w:right w:val="none" w:color="000000" w:sz="4" w:space="0"/>
         </w:pBdr>
-        <w:spacing/>
+        <w:spacing w:line="360" w:lineRule="auto"/>
         <w:ind w:right="0"/>
         <w:jc w:val="both"/>
         <w:rPr>
@@ -3202,25 +3542,14 @@
           <w:szCs w:val="28"/>
         </w:rPr>
       </w:r>
-    </w:p>
-    <w:p>
-      <w:pPr>
-        <w:pBdr>
-          <w:top w:val="none" w:color="000000" w:sz="4" w:space="0"/>
-          <w:left w:val="none" w:color="000000" w:sz="4" w:space="0"/>
-          <w:bottom w:val="none" w:color="000000" w:sz="4" w:space="0"/>
-          <w:right w:val="none" w:color="000000" w:sz="4" w:space="0"/>
-        </w:pBdr>
-        <w:spacing/>
-        <w:ind w:right="0" w:firstLine="708" w:left="0"/>
-        <w:jc w:val="both"/>
+      <w:r>
         <w:rPr>
           <w:b w:val="0"/>
           <w:bCs w:val="0"/>
           <w:sz w:val="28"/>
           <w:szCs w:val="28"/>
         </w:rPr>
-      </w:pPr>
+      </w:r>
       <w:r>
         <w:rPr>
           <w:rFonts w:ascii="Times New Roman" w:hAnsi="Times New Roman" w:eastAsia="Times New Roman" w:cs="Times New Roman"/>
@@ -3230,7 +3559,14 @@
           <w:sz w:val="28"/>
           <w:szCs w:val="28"/>
         </w:rPr>
-        <w:t xml:space="preserve">Таким образом, стратегическая карта была связана с конкретными рабочими задачами проекта, что соответствует требованиям лабораторной работы по привязке Story Map к Kanban-доске. </w:t>
+      </w:r>
+      <w:r>
+        <w:rPr>
+          <w:b w:val="0"/>
+          <w:bCs w:val="0"/>
+          <w:sz w:val="28"/>
+          <w:szCs w:val="28"/>
+        </w:rPr>
       </w:r>
       <w:r>
         <w:rPr>
@@ -3243,14 +3579,14 @@
     </w:p>
     <w:p>
       <w:pPr>
-        <w:pStyle w:val="141"/>
+        <w:pStyle w:val="849"/>
         <w:pBdr>
           <w:top w:val="none" w:color="000000" w:sz="4" w:space="0"/>
           <w:left w:val="none" w:color="000000" w:sz="4" w:space="0"/>
           <w:bottom w:val="none" w:color="000000" w:sz="4" w:space="0"/>
           <w:right w:val="none" w:color="000000" w:sz="4" w:space="0"/>
         </w:pBdr>
-        <w:spacing/>
+        <w:spacing w:line="360" w:lineRule="auto"/>
         <w:ind w:right="0" w:firstLine="0" w:left="0"/>
         <w:jc w:val="both"/>
         <w:rPr>
@@ -3278,6 +3614,13 @@
           <w:szCs w:val="28"/>
         </w:rPr>
       </w:r>
+      <w:r>
+        <w:rPr>
+          <w:b w:val="0"/>
+          <w:bCs w:val="0"/>
+          <w:szCs w:val="28"/>
+        </w:rPr>
+      </w:r>
     </w:p>
     <w:p>
       <w:pPr>
@@ -3287,7 +3630,7 @@
           <w:bottom w:val="none" w:color="000000" w:sz="4" w:space="0"/>
           <w:right w:val="none" w:color="000000" w:sz="4" w:space="0"/>
         </w:pBdr>
-        <w:spacing/>
+        <w:spacing w:line="360" w:lineRule="auto"/>
         <w:ind w:right="0" w:firstLine="708" w:left="0"/>
         <w:jc w:val="both"/>
         <w:rPr>
@@ -3338,6 +3681,14 @@
           <w:szCs w:val="28"/>
         </w:rPr>
       </w:r>
+      <w:r>
+        <w:rPr>
+          <w:b w:val="0"/>
+          <w:bCs w:val="0"/>
+          <w:sz w:val="28"/>
+          <w:szCs w:val="28"/>
+        </w:rPr>
+      </w:r>
     </w:p>
     <w:p>
       <w:pPr>
@@ -3347,7 +3698,7 @@
           <w:bottom w:val="none" w:color="000000" w:sz="4" w:space="0"/>
           <w:right w:val="none" w:color="000000" w:sz="4" w:space="0"/>
         </w:pBdr>
-        <w:spacing/>
+        <w:spacing w:line="360" w:lineRule="auto"/>
         <w:ind w:right="0" w:firstLine="708" w:left="0"/>
         <w:jc w:val="both"/>
         <w:rPr>
@@ -3398,36 +3749,6 @@
           <w:szCs w:val="28"/>
         </w:rPr>
       </w:r>
-    </w:p>
-    <w:p>
-      <w:pPr>
-        <w:pBdr>
-          <w:top w:val="none" w:color="000000" w:sz="4" w:space="0"/>
-          <w:left w:val="none" w:color="000000" w:sz="4" w:space="0"/>
-          <w:bottom w:val="none" w:color="000000" w:sz="4" w:space="0"/>
-          <w:right w:val="none" w:color="000000" w:sz="4" w:space="0"/>
-        </w:pBdr>
-        <w:spacing/>
-        <w:ind w:right="0" w:firstLine="708" w:left="0"/>
-        <w:jc w:val="both"/>
-        <w:rPr>
-          <w:b w:val="0"/>
-          <w:bCs w:val="0"/>
-          <w:sz w:val="28"/>
-          <w:szCs w:val="28"/>
-        </w:rPr>
-      </w:pPr>
-      <w:r>
-        <w:rPr>
-          <w:rFonts w:ascii="Times New Roman" w:hAnsi="Times New Roman" w:eastAsia="Times New Roman" w:cs="Times New Roman"/>
-          <w:b w:val="0"/>
-          <w:bCs w:val="0"/>
-          <w:color w:val="000000"/>
-          <w:sz w:val="28"/>
-          <w:szCs w:val="28"/>
-        </w:rPr>
-        <w:t xml:space="preserve">Использование Timeline позволило представить проект в виде наглядной временной шкалы и обеспечить контроль последовательности выполнения задач. Такой подход полностью соответствует требованиям этапа визуализации сроков, указанного в лабораторной работе. </w:t>
-      </w:r>
       <w:r>
         <w:rPr>
           <w:b w:val="0"/>
@@ -3439,14 +3760,14 @@
     </w:p>
     <w:p>
       <w:pPr>
-        <w:pStyle w:val="141"/>
+        <w:pStyle w:val="849"/>
         <w:pBdr>
           <w:top w:val="none" w:color="000000" w:sz="4" w:space="0"/>
           <w:left w:val="none" w:color="000000" w:sz="4" w:space="0"/>
           <w:bottom w:val="none" w:color="000000" w:sz="4" w:space="0"/>
           <w:right w:val="none" w:color="000000" w:sz="4" w:space="0"/>
         </w:pBdr>
-        <w:spacing/>
+        <w:spacing w:line="360" w:lineRule="auto"/>
         <w:ind w:right="0" w:firstLine="0" w:left="0"/>
         <w:jc w:val="both"/>
         <w:rPr>
@@ -3474,6 +3795,13 @@
           <w:szCs w:val="28"/>
         </w:rPr>
       </w:r>
+      <w:r>
+        <w:rPr>
+          <w:b w:val="0"/>
+          <w:bCs w:val="0"/>
+          <w:szCs w:val="28"/>
+        </w:rPr>
+      </w:r>
     </w:p>
     <w:p>
       <w:pPr>
@@ -3483,7 +3811,7 @@
           <w:bottom w:val="none" w:color="000000" w:sz="4" w:space="0"/>
           <w:right w:val="none" w:color="000000" w:sz="4" w:space="0"/>
         </w:pBdr>
-        <w:spacing/>
+        <w:spacing w:line="360" w:lineRule="auto"/>
         <w:ind w:right="0" w:firstLine="708" w:left="0"/>
         <w:jc w:val="both"/>
         <w:rPr>
@@ -3512,10 +3840,18 @@
           <w:szCs w:val="28"/>
         </w:rPr>
       </w:r>
+      <w:r>
+        <w:rPr>
+          <w:b w:val="0"/>
+          <w:bCs w:val="0"/>
+          <w:sz w:val="28"/>
+          <w:szCs w:val="28"/>
+        </w:rPr>
+      </w:r>
     </w:p>
     <w:p>
       <w:pPr>
-        <w:pStyle w:val="668"/>
+        <w:pStyle w:val="910"/>
         <w:numPr>
           <w:ilvl w:val="0"/>
           <w:numId w:val="5"/>
@@ -3526,7 +3862,7 @@
           <w:bottom w:val="none" w:color="000000" w:sz="4" w:space="0"/>
           <w:right w:val="none" w:color="000000" w:sz="4" w:space="0"/>
         </w:pBdr>
-        <w:spacing/>
+        <w:spacing w:line="360" w:lineRule="auto"/>
         <w:ind w:right="0"/>
         <w:jc w:val="both"/>
         <w:rPr>
@@ -3555,10 +3891,18 @@
           <w:szCs w:val="28"/>
         </w:rPr>
       </w:r>
+      <w:r>
+        <w:rPr>
+          <w:b w:val="0"/>
+          <w:bCs w:val="0"/>
+          <w:sz w:val="28"/>
+          <w:szCs w:val="28"/>
+        </w:rPr>
+      </w:r>
     </w:p>
     <w:p>
       <w:pPr>
-        <w:pStyle w:val="668"/>
+        <w:pStyle w:val="910"/>
         <w:numPr>
           <w:ilvl w:val="0"/>
           <w:numId w:val="5"/>
@@ -3569,7 +3913,7 @@
           <w:bottom w:val="none" w:color="000000" w:sz="4" w:space="0"/>
           <w:right w:val="none" w:color="000000" w:sz="4" w:space="0"/>
         </w:pBdr>
-        <w:spacing/>
+        <w:spacing w:line="360" w:lineRule="auto"/>
         <w:ind w:right="0"/>
         <w:jc w:val="both"/>
         <w:rPr>
@@ -3598,10 +3942,18 @@
           <w:szCs w:val="28"/>
         </w:rPr>
       </w:r>
+      <w:r>
+        <w:rPr>
+          <w:b w:val="0"/>
+          <w:bCs w:val="0"/>
+          <w:sz w:val="28"/>
+          <w:szCs w:val="28"/>
+        </w:rPr>
+      </w:r>
     </w:p>
     <w:p>
       <w:pPr>
-        <w:pStyle w:val="668"/>
+        <w:pStyle w:val="910"/>
         <w:numPr>
           <w:ilvl w:val="0"/>
           <w:numId w:val="5"/>
@@ -3612,7 +3964,7 @@
           <w:bottom w:val="none" w:color="000000" w:sz="4" w:space="0"/>
           <w:right w:val="none" w:color="000000" w:sz="4" w:space="0"/>
         </w:pBdr>
-        <w:spacing/>
+        <w:spacing w:line="360" w:lineRule="auto"/>
         <w:ind w:right="0"/>
         <w:jc w:val="both"/>
         <w:rPr>
@@ -3641,10 +3993,18 @@
           <w:szCs w:val="28"/>
         </w:rPr>
       </w:r>
+      <w:r>
+        <w:rPr>
+          <w:b w:val="0"/>
+          <w:bCs w:val="0"/>
+          <w:sz w:val="28"/>
+          <w:szCs w:val="28"/>
+        </w:rPr>
+      </w:r>
     </w:p>
     <w:p>
       <w:pPr>
-        <w:pStyle w:val="668"/>
+        <w:pStyle w:val="910"/>
         <w:numPr>
           <w:ilvl w:val="0"/>
           <w:numId w:val="5"/>
@@ -3655,7 +4015,7 @@
           <w:bottom w:val="none" w:color="000000" w:sz="4" w:space="0"/>
           <w:right w:val="none" w:color="000000" w:sz="4" w:space="0"/>
         </w:pBdr>
-        <w:spacing/>
+        <w:spacing w:line="360" w:lineRule="auto"/>
         <w:ind w:right="0"/>
         <w:jc w:val="both"/>
         <w:rPr>
@@ -3684,10 +4044,18 @@
           <w:szCs w:val="28"/>
         </w:rPr>
       </w:r>
+      <w:r>
+        <w:rPr>
+          <w:b w:val="0"/>
+          <w:bCs w:val="0"/>
+          <w:sz w:val="28"/>
+          <w:szCs w:val="28"/>
+        </w:rPr>
+      </w:r>
     </w:p>
     <w:p>
       <w:pPr>
-        <w:pStyle w:val="668"/>
+        <w:pStyle w:val="910"/>
         <w:numPr>
           <w:ilvl w:val="0"/>
           <w:numId w:val="5"/>
@@ -3698,7 +4066,7 @@
           <w:bottom w:val="none" w:color="000000" w:sz="4" w:space="0"/>
           <w:right w:val="none" w:color="000000" w:sz="4" w:space="0"/>
         </w:pBdr>
-        <w:spacing/>
+        <w:spacing w:line="360" w:lineRule="auto"/>
         <w:ind w:right="0"/>
         <w:jc w:val="both"/>
         <w:rPr>
@@ -3727,10 +4095,18 @@
           <w:szCs w:val="28"/>
         </w:rPr>
       </w:r>
+      <w:r>
+        <w:rPr>
+          <w:b w:val="0"/>
+          <w:bCs w:val="0"/>
+          <w:sz w:val="28"/>
+          <w:szCs w:val="28"/>
+        </w:rPr>
+      </w:r>
     </w:p>
     <w:p>
       <w:pPr>
-        <w:pStyle w:val="668"/>
+        <w:pStyle w:val="910"/>
         <w:numPr>
           <w:ilvl w:val="0"/>
           <w:numId w:val="5"/>
@@ -3741,7 +4117,7 @@
           <w:bottom w:val="none" w:color="000000" w:sz="4" w:space="0"/>
           <w:right w:val="none" w:color="000000" w:sz="4" w:space="0"/>
         </w:pBdr>
-        <w:spacing/>
+        <w:spacing w:line="360" w:lineRule="auto"/>
         <w:ind w:right="0"/>
         <w:jc w:val="both"/>
         <w:rPr>
@@ -3770,6 +4146,14 @@
           <w:szCs w:val="28"/>
         </w:rPr>
       </w:r>
+      <w:r>
+        <w:rPr>
+          <w:b w:val="0"/>
+          <w:bCs w:val="0"/>
+          <w:sz w:val="28"/>
+          <w:szCs w:val="28"/>
+        </w:rPr>
+      </w:r>
     </w:p>
     <w:p>
       <w:pPr>
@@ -3779,7 +4163,7 @@
           <w:bottom w:val="none" w:color="000000" w:sz="4" w:space="0"/>
           <w:right w:val="none" w:color="000000" w:sz="4" w:space="0"/>
         </w:pBdr>
-        <w:spacing/>
+        <w:spacing w:line="360" w:lineRule="auto"/>
         <w:ind w:right="0" w:firstLine="708" w:left="0"/>
         <w:jc w:val="both"/>
         <w:rPr>
@@ -3819,17 +4203,25 @@
           <w:szCs w:val="28"/>
         </w:rPr>
       </w:r>
+      <w:r>
+        <w:rPr>
+          <w:b w:val="0"/>
+          <w:bCs w:val="0"/>
+          <w:sz w:val="28"/>
+          <w:szCs w:val="28"/>
+        </w:rPr>
+      </w:r>
     </w:p>
     <w:p>
       <w:pPr>
-        <w:pStyle w:val="140"/>
+        <w:pStyle w:val="848"/>
         <w:pBdr>
           <w:top w:val="none" w:color="000000" w:sz="4" w:space="0"/>
           <w:left w:val="none" w:color="000000" w:sz="4" w:space="0"/>
           <w:bottom w:val="none" w:color="000000" w:sz="4" w:space="0"/>
           <w:right w:val="none" w:color="000000" w:sz="4" w:space="0"/>
         </w:pBdr>
-        <w:spacing/>
+        <w:spacing w:line="360" w:lineRule="auto"/>
         <w:ind w:right="0" w:firstLine="0" w:left="0"/>
         <w:jc w:val="both"/>
         <w:rPr>
@@ -3858,6 +4250,14 @@
           <w:szCs w:val="28"/>
         </w:rPr>
       </w:r>
+      <w:r>
+        <w:rPr>
+          <w:b w:val="0"/>
+          <w:bCs w:val="0"/>
+          <w:sz w:val="28"/>
+          <w:szCs w:val="28"/>
+        </w:rPr>
+      </w:r>
     </w:p>
     <w:p>
       <w:pPr>
@@ -3867,7 +4267,7 @@
           <w:bottom w:val="none" w:color="000000" w:sz="4" w:space="0"/>
           <w:right w:val="none" w:color="000000" w:sz="4" w:space="0"/>
         </w:pBdr>
-        <w:spacing/>
+        <w:spacing w:line="360" w:lineRule="auto"/>
         <w:ind w:right="0" w:firstLine="708" w:left="0"/>
         <w:jc w:val="both"/>
         <w:rPr>
@@ -3886,7 +4286,7 @@
           <w:sz w:val="28"/>
           <w:szCs w:val="28"/>
         </w:rPr>
-        <w:t xml:space="preserve">В ходе выполнения лабораторной работы №4 был построен план управления задачами и сроками проекта </w:t>
+        <w:t xml:space="preserve">В ходе выполнения лабораторной работы был построен план управления задачами и сроками проекта </w:t>
       </w:r>
       <w:r>
         <w:rPr>
@@ -3918,6 +4318,14 @@
           <w:szCs w:val="28"/>
         </w:rPr>
       </w:r>
+      <w:r>
+        <w:rPr>
+          <w:b w:val="0"/>
+          <w:bCs w:val="0"/>
+          <w:sz w:val="28"/>
+          <w:szCs w:val="28"/>
+        </w:rPr>
+      </w:r>
     </w:p>
     <w:p>
       <w:pPr>
@@ -3927,7 +4335,7 @@
           <w:bottom w:val="none" w:color="000000" w:sz="4" w:space="0"/>
           <w:right w:val="none" w:color="000000" w:sz="4" w:space="0"/>
         </w:pBdr>
-        <w:spacing/>
+        <w:spacing w:line="360" w:lineRule="auto"/>
         <w:ind w:right="0" w:firstLine="708" w:left="0"/>
         <w:jc w:val="both"/>
         <w:rPr>
@@ -3967,12 +4375,20 @@
           <w:szCs w:val="28"/>
         </w:rPr>
       </w:r>
+      <w:r>
+        <w:rPr>
+          <w:b w:val="0"/>
+          <w:bCs w:val="0"/>
+          <w:sz w:val="28"/>
+          <w:szCs w:val="28"/>
+        </w:rPr>
+      </w:r>
     </w:p>
     <w:p>
       <w:pPr>
         <w:pBdr/>
-        <w:shd w:val="nil"/>
-        <w:spacing/>
+        <w:shd w:val="nil" w:color="auto"/>
+        <w:spacing w:line="360" w:lineRule="auto"/>
         <w:ind/>
         <w:rPr>
           <w:rFonts w:ascii="Times New Roman" w:hAnsi="Times New Roman" w:eastAsia="Times New Roman" w:cs="Times New Roman"/>
@@ -4019,7 +4435,7 @@
           <w:bottom w:val="none" w:color="000000" w:sz="4" w:space="0"/>
           <w:right w:val="none" w:color="000000" w:sz="4" w:space="0"/>
         </w:pBdr>
-        <w:spacing/>
+        <w:spacing w:line="360" w:lineRule="auto"/>
         <w:ind w:right="0" w:firstLine="0" w:left="0"/>
         <w:jc w:val="both"/>
         <w:rPr>
@@ -4052,12 +4468,23 @@
           <w:szCs w:val="28"/>
         </w:rPr>
       </w:r>
+      <w:r>
+        <w:rPr>
+          <w:rFonts w:ascii="Times New Roman" w:hAnsi="Times New Roman" w:eastAsia="Times New Roman" w:cs="Times New Roman"/>
+          <w:b w:val="0"/>
+          <w:bCs w:val="0"/>
+          <w:sz w:val="28"/>
+          <w:szCs w:val="28"/>
+          <w:highlight w:val="none"/>
+          <w:lang w:val="ru-RU"/>
+        </w:rPr>
+      </w:r>
     </w:p>
     <w:p>
       <w:pPr>
-        <w:pStyle w:val="1_740"/>
-        <w:pBdr/>
-        <w:spacing/>
+        <w:pStyle w:val="911"/>
+        <w:pBdr/>
+        <w:spacing w:line="360" w:lineRule="auto"/>
         <w:ind w:firstLine="0"/>
         <w:rPr>
           <w:highlight w:val="none"/>
@@ -4082,9 +4509,9 @@
     </w:p>
     <w:p>
       <w:pPr>
-        <w:pStyle w:val="1_740"/>
-        <w:pBdr/>
-        <w:spacing/>
+        <w:pStyle w:val="911"/>
+        <w:pBdr/>
+        <w:spacing w:line="360" w:lineRule="auto"/>
         <w:ind w:firstLine="0"/>
         <w:rPr>
           <w:highlight w:val="none"/>
@@ -4169,12 +4596,17 @@
           <w:highlight w:val="none"/>
         </w:rPr>
       </w:r>
+      <w:r>
+        <w:rPr>
+          <w:highlight w:val="none"/>
+        </w:rPr>
+      </w:r>
     </w:p>
     <w:p>
       <w:pPr>
-        <w:pStyle w:val="1_740"/>
-        <w:pBdr/>
-        <w:spacing/>
+        <w:pStyle w:val="911"/>
+        <w:pBdr/>
+        <w:spacing w:line="360" w:lineRule="auto"/>
         <w:ind w:firstLine="0"/>
         <w:jc w:val="left"/>
         <w:rPr>
@@ -4186,22 +4618,6 @@
           <w:highlight w:val="none"/>
         </w:rPr>
         <w:t xml:space="preserve">Название и описание проекта:</w:t>
-      </w:r>
-      <w:r>
-        <w:rPr>
-          <w:highlight w:val="none"/>
-        </w:rPr>
-      </w:r>
-      <w:r>
-        <w:rPr>
-          <w:highlight w:val="none"/>
-        </w:rPr>
-      </w:r>
-      <w:r>
-        <w:rPr>
-          <w:highlight w:val="none"/>
-          <w:lang w:val="ru-RU" w:bidi="ru-RU"/>
-        </w:rPr>
       </w:r>
       <w:r>
         <mc:AlternateContent>
@@ -4272,13 +4688,17 @@
           </mc:Fallback>
         </mc:AlternateContent>
       </w:r>
-      <w:r/>
+      <w:r>
+        <w:rPr>
+          <w:highlight w:val="none"/>
+        </w:rPr>
+      </w:r>
     </w:p>
     <w:p>
       <w:pPr>
-        <w:pStyle w:val="1_740"/>
-        <w:pBdr/>
-        <w:spacing/>
+        <w:pStyle w:val="911"/>
+        <w:pBdr/>
+        <w:spacing w:line="360" w:lineRule="auto"/>
         <w:ind w:firstLine="0"/>
         <w:jc w:val="left"/>
         <w:rPr/>
@@ -4295,12 +4715,13 @@
           <w:highlight w:val="none"/>
         </w:rPr>
       </w:r>
+      <w:r/>
     </w:p>
     <w:p>
       <w:pPr>
-        <w:pStyle w:val="1_740"/>
-        <w:pBdr/>
-        <w:spacing/>
+        <w:pStyle w:val="911"/>
+        <w:pBdr/>
+        <w:spacing w:line="360" w:lineRule="auto"/>
         <w:ind w:firstLine="0"/>
         <w:jc w:val="left"/>
         <w:rPr/>
@@ -4315,17 +4736,13 @@
           <w:highlight w:val="none"/>
         </w:rPr>
       </w:r>
-      <w:r>
-        <w:rPr>
-          <w:highlight w:val="none"/>
-        </w:rPr>
-      </w:r>
+      <w:r/>
     </w:p>
     <w:p>
       <w:pPr>
-        <w:pStyle w:val="1_740"/>
-        <w:pBdr/>
-        <w:spacing/>
+        <w:pStyle w:val="911"/>
+        <w:pBdr/>
+        <w:spacing w:line="360" w:lineRule="auto"/>
         <w:ind w:firstLine="0"/>
         <w:jc w:val="left"/>
         <w:rPr>
@@ -4400,13 +4817,6 @@
             </w:pict>
           </mc:Fallback>
         </mc:AlternateContent>
-      </w:r>
-      <w:r/>
-      <w:r/>
-      <w:r>
-        <w:rPr>
-          <w:highlight w:val="none"/>
-        </w:rPr>
       </w:r>
       <w:r>
         <mc:AlternateContent>
@@ -4546,8 +4956,6 @@
           </mc:Fallback>
         </mc:AlternateContent>
       </w:r>
-      <w:r/>
-      <w:r/>
       <w:r>
         <w:rPr>
           <w:highlight w:val="none"/>
@@ -4558,27 +4966,12 @@
           <w:highlight w:val="none"/>
         </w:rPr>
       </w:r>
-      <w:r>
-        <w:rPr>
-          <w:lang w:val="ru-RU"/>
-        </w:rPr>
-      </w:r>
-      <w:r>
-        <w:rPr>
-          <w:lang w:val="ru-RU"/>
-        </w:rPr>
-      </w:r>
-      <w:r>
-        <w:rPr>
-          <w:highlight w:val="none"/>
-        </w:rPr>
-      </w:r>
     </w:p>
     <w:p>
       <w:pPr>
-        <w:pStyle w:val="1_740"/>
-        <w:pBdr/>
-        <w:spacing/>
+        <w:pStyle w:val="911"/>
+        <w:pBdr/>
+        <w:spacing w:line="360" w:lineRule="auto"/>
         <w:ind w:firstLine="0"/>
         <w:rPr>
           <w:highlight w:val="none"/>
@@ -4741,9 +5134,9 @@
     </w:p>
     <w:p>
       <w:pPr>
-        <w:pStyle w:val="1_740"/>
-        <w:pBdr/>
-        <w:spacing/>
+        <w:pStyle w:val="911"/>
+        <w:pBdr/>
+        <w:spacing w:line="360" w:lineRule="auto"/>
         <w:ind w:firstLine="0"/>
         <w:rPr>
           <w:highlight w:val="none"/>
@@ -4782,7 +5175,7 @@
                       <pic:spPr bwMode="auto">
                         <a:xfrm>
                           <a:off x="0" y="0"/>
-                          <a:ext cx="5940423" cy="1357278"/>
+                          <a:ext cx="5940423" cy="1357277"/>
                         </a:xfrm>
                         <a:prstGeom prst="rect">
                           <a:avLst/>
@@ -4836,32 +5229,40 @@
     </w:p>
     <w:p>
       <w:pPr>
-        <w:pStyle w:val="140"/>
+        <w:pStyle w:val="848"/>
         <w:pBdr>
           <w:top w:val="none" w:color="000000" w:sz="4" w:space="0"/>
           <w:left w:val="none" w:color="000000" w:sz="4" w:space="0"/>
           <w:bottom w:val="none" w:color="000000" w:sz="4" w:space="0"/>
           <w:right w:val="none" w:color="000000" w:sz="4" w:space="0"/>
         </w:pBdr>
-        <w:spacing/>
+        <w:spacing w:line="360" w:lineRule="auto"/>
         <w:ind w:right="0" w:firstLine="0" w:left="0"/>
-        <w:rPr/>
+        <w:rPr>
+          <w:b w:val="0"/>
+          <w:bCs w:val="0"/>
+        </w:rPr>
       </w:pPr>
       <w:r>
         <w:rPr>
           <w:rFonts w:ascii="Times New Roman" w:hAnsi="Times New Roman" w:eastAsia="Times New Roman" w:cs="Times New Roman"/>
-          <w:b/>
+          <w:b w:val="0"/>
+          <w:bCs w:val="0"/>
           <w:color w:val="000000"/>
           <w:sz w:val="36"/>
         </w:rPr>
         <w:t xml:space="preserve">Ответственные за этапы / задачи</w:t>
       </w:r>
-      <w:r/>
-      <w:r/>
+      <w:r>
+        <w:rPr>
+          <w:b w:val="0"/>
+          <w:bCs w:val="0"/>
+        </w:rPr>
+      </w:r>
     </w:p>
     <w:tbl>
       <w:tblPr>
-        <w:tblStyle w:val="12"/>
+        <w:tblStyle w:val="721"/>
         <w:tblInd w:w="0" w:type="dxa"/>
         <w:tblW w:w="0" w:type="auto"/>
         <w:tblBorders>
@@ -4903,21 +5304,214 @@
           <w:p>
             <w:pPr>
               <w:pBdr/>
-              <w:spacing w:after="0" w:before="0" w:line="240" w:lineRule="auto"/>
+              <w:spacing w:after="0" w:before="0" w:line="360" w:lineRule="auto"/>
               <w:ind/>
               <w:jc w:val="center"/>
+              <w:rPr>
+                <w:b w:val="0"/>
+                <w:bCs w:val="0"/>
+              </w:rPr>
+            </w:pPr>
+            <w:r>
+              <w:rPr>
+                <w:rFonts w:ascii="Times New Roman" w:hAnsi="Times New Roman" w:eastAsia="Times New Roman" w:cs="Times New Roman"/>
+                <w:b w:val="0"/>
+                <w:bCs w:val="0"/>
+                <w:color w:val="000000"/>
+                <w:sz w:val="24"/>
+              </w:rPr>
+              <w:t xml:space="preserve">Задача</w:t>
+            </w:r>
+            <w:r>
+              <w:rPr>
+                <w:b w:val="0"/>
+                <w:bCs w:val="0"/>
+              </w:rPr>
+            </w:r>
+          </w:p>
+        </w:tc>
+        <w:tc>
+          <w:tcPr>
+            <w:tcBorders>
+              <w:top w:val="single" w:color="000000" w:sz="4" w:space="0"/>
+              <w:left w:val="single" w:color="000000" w:sz="4" w:space="0"/>
+              <w:bottom w:val="single" w:color="000000" w:sz="4" w:space="0"/>
+              <w:right w:val="single" w:color="000000" w:sz="4" w:space="0"/>
+            </w:tcBorders>
+            <w:tcMar>
+              <w:left w:w="15" w:type="dxa"/>
+              <w:top w:w="15" w:type="dxa"/>
+              <w:right w:w="15" w:type="dxa"/>
+              <w:bottom w:w="15" w:type="dxa"/>
+            </w:tcMar>
+            <w:tcW w:w="2204" w:type="dxa"/>
+            <w:vAlign w:val="center"/>
+            <w:textDirection w:val="lrTb"/>
+            <w:noWrap w:val="false"/>
+          </w:tcPr>
+          <w:p>
+            <w:pPr>
+              <w:pBdr/>
+              <w:spacing w:after="0" w:before="0" w:line="360" w:lineRule="auto"/>
+              <w:ind/>
+              <w:jc w:val="center"/>
+              <w:rPr>
+                <w:b w:val="0"/>
+                <w:bCs w:val="0"/>
+              </w:rPr>
+            </w:pPr>
+            <w:r>
+              <w:rPr>
+                <w:rFonts w:ascii="Times New Roman" w:hAnsi="Times New Roman" w:eastAsia="Times New Roman" w:cs="Times New Roman"/>
+                <w:b w:val="0"/>
+                <w:bCs w:val="0"/>
+                <w:color w:val="000000"/>
+                <w:sz w:val="24"/>
+              </w:rPr>
+              <w:t xml:space="preserve">Ответственный</w:t>
+            </w:r>
+            <w:r>
+              <w:rPr>
+                <w:b w:val="0"/>
+                <w:bCs w:val="0"/>
+              </w:rPr>
+            </w:r>
+          </w:p>
+        </w:tc>
+      </w:tr>
+      <w:tr>
+        <w:trPr/>
+        <w:tc>
+          <w:tcPr>
+            <w:tcBorders>
+              <w:top w:val="single" w:color="000000" w:sz="4" w:space="0"/>
+              <w:left w:val="single" w:color="000000" w:sz="4" w:space="0"/>
+              <w:bottom w:val="single" w:color="000000" w:sz="4" w:space="0"/>
+              <w:right w:val="single" w:color="000000" w:sz="4" w:space="0"/>
+            </w:tcBorders>
+            <w:tcMar>
+              <w:left w:w="15" w:type="dxa"/>
+              <w:top w:w="15" w:type="dxa"/>
+              <w:right w:w="15" w:type="dxa"/>
+              <w:bottom w:w="15" w:type="dxa"/>
+            </w:tcMar>
+            <w:tcW w:w="5390" w:type="dxa"/>
+            <w:vAlign w:val="center"/>
+            <w:textDirection w:val="lrTb"/>
+            <w:noWrap w:val="false"/>
+          </w:tcPr>
+          <w:p>
+            <w:pPr>
+              <w:pBdr/>
+              <w:spacing w:after="0" w:before="0" w:line="360" w:lineRule="auto"/>
+              <w:ind/>
+              <w:rPr>
+                <w:b w:val="0"/>
+                <w:bCs w:val="0"/>
+              </w:rPr>
+            </w:pPr>
+            <w:r>
+              <w:rPr>
+                <w:rFonts w:ascii="Times New Roman" w:hAnsi="Times New Roman" w:eastAsia="Times New Roman" w:cs="Times New Roman"/>
+                <w:b w:val="0"/>
+                <w:bCs w:val="0"/>
+                <w:color w:val="000000"/>
+                <w:sz w:val="24"/>
+              </w:rPr>
+              <w:t xml:space="preserve">Спроектировать экран регистрации</w:t>
+            </w:r>
+            <w:r>
+              <w:rPr>
+                <w:b w:val="0"/>
+                <w:bCs w:val="0"/>
+              </w:rPr>
+            </w:r>
+          </w:p>
+        </w:tc>
+        <w:tc>
+          <w:tcPr>
+            <w:tcBorders>
+              <w:top w:val="single" w:color="000000" w:sz="4" w:space="0"/>
+              <w:left w:val="single" w:color="000000" w:sz="4" w:space="0"/>
+              <w:bottom w:val="single" w:color="000000" w:sz="4" w:space="0"/>
+              <w:right w:val="single" w:color="000000" w:sz="4" w:space="0"/>
+            </w:tcBorders>
+            <w:tcMar>
+              <w:left w:w="15" w:type="dxa"/>
+              <w:top w:w="15" w:type="dxa"/>
+              <w:right w:w="15" w:type="dxa"/>
+              <w:bottom w:w="15" w:type="dxa"/>
+            </w:tcMar>
+            <w:tcW w:w="2204" w:type="dxa"/>
+            <w:vAlign w:val="center"/>
+            <w:textDirection w:val="lrTb"/>
+            <w:noWrap w:val="false"/>
+          </w:tcPr>
+          <w:p>
+            <w:pPr>
+              <w:pBdr/>
+              <w:spacing w:after="0" w:before="0" w:line="360" w:lineRule="auto"/>
+              <w:ind/>
+              <w:rPr>
+                <w:b w:val="0"/>
+                <w:bCs w:val="0"/>
+              </w:rPr>
+            </w:pPr>
+            <w:r>
+              <w:rPr>
+                <w:rFonts w:ascii="Times New Roman" w:hAnsi="Times New Roman" w:eastAsia="Times New Roman" w:cs="Times New Roman"/>
+                <w:b w:val="0"/>
+                <w:bCs w:val="0"/>
+                <w:color w:val="000000"/>
+                <w:sz w:val="24"/>
+              </w:rPr>
+              <w:t xml:space="preserve">UX/UI-дизайнер</w:t>
+            </w:r>
+            <w:r>
+              <w:rPr>
+                <w:b w:val="0"/>
+                <w:bCs w:val="0"/>
+              </w:rPr>
+            </w:r>
+          </w:p>
+        </w:tc>
+      </w:tr>
+      <w:tr>
+        <w:trPr/>
+        <w:tc>
+          <w:tcPr>
+            <w:tcBorders>
+              <w:top w:val="single" w:color="000000" w:sz="4" w:space="0"/>
+              <w:left w:val="single" w:color="000000" w:sz="4" w:space="0"/>
+              <w:bottom w:val="single" w:color="000000" w:sz="4" w:space="0"/>
+              <w:right w:val="single" w:color="000000" w:sz="4" w:space="0"/>
+            </w:tcBorders>
+            <w:tcMar>
+              <w:left w:w="15" w:type="dxa"/>
+              <w:top w:w="15" w:type="dxa"/>
+              <w:right w:w="15" w:type="dxa"/>
+              <w:bottom w:w="15" w:type="dxa"/>
+            </w:tcMar>
+            <w:tcW w:w="5390" w:type="dxa"/>
+            <w:vAlign w:val="center"/>
+            <w:textDirection w:val="lrTb"/>
+            <w:noWrap w:val="false"/>
+          </w:tcPr>
+          <w:p>
+            <w:pPr>
+              <w:pBdr/>
+              <w:spacing w:after="0" w:before="0" w:line="360" w:lineRule="auto"/>
+              <w:ind/>
               <w:rPr/>
             </w:pPr>
             <w:r>
               <w:rPr>
                 <w:rFonts w:ascii="Times New Roman" w:hAnsi="Times New Roman" w:eastAsia="Times New Roman" w:cs="Times New Roman"/>
-                <w:b/>
                 <w:color w:val="000000"/>
                 <w:sz w:val="24"/>
               </w:rPr>
-              <w:t xml:space="preserve">Задача</w:t>
+              <w:t xml:space="preserve">Реализовать форму авторизации</w:t>
             </w:r>
-            <w:r/>
             <w:r/>
           </w:p>
         </w:tc>
@@ -4943,21 +5537,18 @@
           <w:p>
             <w:pPr>
               <w:pBdr/>
-              <w:spacing w:after="0" w:before="0" w:line="240" w:lineRule="auto"/>
+              <w:spacing w:after="0" w:before="0" w:line="360" w:lineRule="auto"/>
               <w:ind/>
-              <w:jc w:val="center"/>
               <w:rPr/>
             </w:pPr>
             <w:r>
               <w:rPr>
                 <w:rFonts w:ascii="Times New Roman" w:hAnsi="Times New Roman" w:eastAsia="Times New Roman" w:cs="Times New Roman"/>
-                <w:b/>
                 <w:color w:val="000000"/>
                 <w:sz w:val="24"/>
               </w:rPr>
-              <w:t xml:space="preserve">Ответственный</w:t>
+              <w:t xml:space="preserve">Frontend-разработчик</w:t>
             </w:r>
-            <w:r/>
             <w:r/>
           </w:p>
         </w:tc>
@@ -4986,7 +5577,7 @@
           <w:p>
             <w:pPr>
               <w:pBdr/>
-              <w:spacing w:after="0" w:before="0" w:line="240" w:lineRule="auto"/>
+              <w:spacing w:after="0" w:before="0" w:line="360" w:lineRule="auto"/>
               <w:ind/>
               <w:rPr/>
             </w:pPr>
@@ -4996,9 +5587,8 @@
                 <w:color w:val="000000"/>
                 <w:sz w:val="24"/>
               </w:rPr>
-              <w:t xml:space="preserve">Спроектировать экран регистрации</w:t>
+              <w:t xml:space="preserve">Реализовать загрузку исходного изображения</w:t>
             </w:r>
-            <w:r/>
             <w:r/>
           </w:p>
         </w:tc>
@@ -5024,7 +5614,7 @@
           <w:p>
             <w:pPr>
               <w:pBdr/>
-              <w:spacing w:after="0" w:before="0" w:line="240" w:lineRule="auto"/>
+              <w:spacing w:after="0" w:before="0" w:line="360" w:lineRule="auto"/>
               <w:ind/>
               <w:rPr/>
             </w:pPr>
@@ -5034,9 +5624,8 @@
                 <w:color w:val="000000"/>
                 <w:sz w:val="24"/>
               </w:rPr>
-              <w:t xml:space="preserve">UX/UI-дизайнер</w:t>
+              <w:t xml:space="preserve">Backend-разработчик</w:t>
             </w:r>
-            <w:r/>
             <w:r/>
           </w:p>
         </w:tc>
@@ -5065,7 +5654,7 @@
           <w:p>
             <w:pPr>
               <w:pBdr/>
-              <w:spacing w:after="0" w:before="0" w:line="240" w:lineRule="auto"/>
+              <w:spacing w:after="0" w:before="0" w:line="360" w:lineRule="auto"/>
               <w:ind/>
               <w:rPr/>
             </w:pPr>
@@ -5075,9 +5664,8 @@
                 <w:color w:val="000000"/>
                 <w:sz w:val="24"/>
               </w:rPr>
-              <w:t xml:space="preserve">Реализовать форму авторизации</w:t>
+              <w:t xml:space="preserve">Реализовать валидацию форматов изображений</w:t>
             </w:r>
-            <w:r/>
             <w:r/>
           </w:p>
         </w:tc>
@@ -5103,7 +5691,7 @@
           <w:p>
             <w:pPr>
               <w:pBdr/>
-              <w:spacing w:after="0" w:before="0" w:line="240" w:lineRule="auto"/>
+              <w:spacing w:after="0" w:before="0" w:line="360" w:lineRule="auto"/>
               <w:ind/>
               <w:rPr/>
             </w:pPr>
@@ -5113,9 +5701,8 @@
                 <w:color w:val="000000"/>
                 <w:sz w:val="24"/>
               </w:rPr>
-              <w:t xml:space="preserve">Frontend-разработчик</w:t>
+              <w:t xml:space="preserve">Backend-разработчик</w:t>
             </w:r>
-            <w:r/>
             <w:r/>
           </w:p>
         </w:tc>
@@ -5144,7 +5731,7 @@
           <w:p>
             <w:pPr>
               <w:pBdr/>
-              <w:spacing w:after="0" w:before="0" w:line="240" w:lineRule="auto"/>
+              <w:spacing w:after="0" w:before="0" w:line="360" w:lineRule="auto"/>
               <w:ind/>
               <w:rPr/>
             </w:pPr>
@@ -5154,9 +5741,8 @@
                 <w:color w:val="000000"/>
                 <w:sz w:val="24"/>
               </w:rPr>
-              <w:t xml:space="preserve">Реализовать загрузку исходного изображения</w:t>
+              <w:t xml:space="preserve">Реализовать загрузку референсов</w:t>
             </w:r>
-            <w:r/>
             <w:r/>
           </w:p>
         </w:tc>
@@ -5182,7 +5768,7 @@
           <w:p>
             <w:pPr>
               <w:pBdr/>
-              <w:spacing w:after="0" w:before="0" w:line="240" w:lineRule="auto"/>
+              <w:spacing w:after="0" w:before="0" w:line="360" w:lineRule="auto"/>
               <w:ind/>
               <w:rPr/>
             </w:pPr>
@@ -5194,7 +5780,6 @@
               </w:rPr>
               <w:t xml:space="preserve">Backend-разработчик</w:t>
             </w:r>
-            <w:r/>
             <w:r/>
           </w:p>
         </w:tc>
@@ -5223,7 +5808,7 @@
           <w:p>
             <w:pPr>
               <w:pBdr/>
-              <w:spacing w:after="0" w:before="0" w:line="240" w:lineRule="auto"/>
+              <w:spacing w:after="0" w:before="0" w:line="360" w:lineRule="auto"/>
               <w:ind/>
               <w:rPr/>
             </w:pPr>
@@ -5233,9 +5818,8 @@
                 <w:color w:val="000000"/>
                 <w:sz w:val="24"/>
               </w:rPr>
-              <w:t xml:space="preserve">Реализовать валидацию форматов изображений</w:t>
+              <w:t xml:space="preserve">Настроить модуль стилизации</w:t>
             </w:r>
-            <w:r/>
             <w:r/>
           </w:p>
         </w:tc>
@@ -5261,7 +5845,7 @@
           <w:p>
             <w:pPr>
               <w:pBdr/>
-              <w:spacing w:after="0" w:before="0" w:line="240" w:lineRule="auto"/>
+              <w:spacing w:after="0" w:before="0" w:line="360" w:lineRule="auto"/>
               <w:ind/>
               <w:rPr/>
             </w:pPr>
@@ -5271,9 +5855,8 @@
                 <w:color w:val="000000"/>
                 <w:sz w:val="24"/>
               </w:rPr>
-              <w:t xml:space="preserve">Backend-разработчик</w:t>
+              <w:t xml:space="preserve">ML-инженер</w:t>
             </w:r>
-            <w:r/>
             <w:r/>
           </w:p>
         </w:tc>
@@ -5302,7 +5885,7 @@
           <w:p>
             <w:pPr>
               <w:pBdr/>
-              <w:spacing w:after="0" w:before="0" w:line="240" w:lineRule="auto"/>
+              <w:spacing w:after="0" w:before="0" w:line="360" w:lineRule="auto"/>
               <w:ind/>
               <w:rPr/>
             </w:pPr>
@@ -5312,9 +5895,8 @@
                 <w:color w:val="000000"/>
                 <w:sz w:val="24"/>
               </w:rPr>
-              <w:t xml:space="preserve">Реализовать загрузку референсов</w:t>
+              <w:t xml:space="preserve">Реализовать предпросмотр результата</w:t>
             </w:r>
-            <w:r/>
             <w:r/>
           </w:p>
         </w:tc>
@@ -5340,7 +5922,7 @@
           <w:p>
             <w:pPr>
               <w:pBdr/>
-              <w:spacing w:after="0" w:before="0" w:line="240" w:lineRule="auto"/>
+              <w:spacing w:after="0" w:before="0" w:line="360" w:lineRule="auto"/>
               <w:ind/>
               <w:rPr/>
             </w:pPr>
@@ -5350,9 +5932,8 @@
                 <w:color w:val="000000"/>
                 <w:sz w:val="24"/>
               </w:rPr>
-              <w:t xml:space="preserve">Backend-разработчик</w:t>
+              <w:t xml:space="preserve">Frontend-разработчик</w:t>
             </w:r>
-            <w:r/>
             <w:r/>
           </w:p>
         </w:tc>
@@ -5381,7 +5962,7 @@
           <w:p>
             <w:pPr>
               <w:pBdr/>
-              <w:spacing w:after="0" w:before="0" w:line="240" w:lineRule="auto"/>
+              <w:spacing w:after="0" w:before="0" w:line="360" w:lineRule="auto"/>
               <w:ind/>
               <w:rPr/>
             </w:pPr>
@@ -5391,9 +5972,8 @@
                 <w:color w:val="000000"/>
                 <w:sz w:val="24"/>
               </w:rPr>
-              <w:t xml:space="preserve">Настроить модуль стилизации</w:t>
+              <w:t xml:space="preserve">Реализовать скачивание итогового файла</w:t>
             </w:r>
-            <w:r/>
             <w:r/>
           </w:p>
         </w:tc>
@@ -5419,7 +5999,7 @@
           <w:p>
             <w:pPr>
               <w:pBdr/>
-              <w:spacing w:after="0" w:before="0" w:line="240" w:lineRule="auto"/>
+              <w:spacing w:after="0" w:before="0" w:line="360" w:lineRule="auto"/>
               <w:ind/>
               <w:rPr/>
             </w:pPr>
@@ -5429,9 +6009,8 @@
                 <w:color w:val="000000"/>
                 <w:sz w:val="24"/>
               </w:rPr>
-              <w:t xml:space="preserve">ML-инженер</w:t>
+              <w:t xml:space="preserve">Frontend-разработчик</w:t>
             </w:r>
-            <w:r/>
             <w:r/>
           </w:p>
         </w:tc>
@@ -5460,7 +6039,7 @@
           <w:p>
             <w:pPr>
               <w:pBdr/>
-              <w:spacing w:after="0" w:before="0" w:line="240" w:lineRule="auto"/>
+              <w:spacing w:after="0" w:before="0" w:line="360" w:lineRule="auto"/>
               <w:ind/>
               <w:rPr/>
             </w:pPr>
@@ -5470,9 +6049,8 @@
                 <w:color w:val="000000"/>
                 <w:sz w:val="24"/>
               </w:rPr>
-              <w:t xml:space="preserve">Реализовать предпросмотр результата</w:t>
+              <w:t xml:space="preserve">Реализовать хранение истории обработок</w:t>
             </w:r>
-            <w:r/>
             <w:r/>
           </w:p>
         </w:tc>
@@ -5498,7 +6076,7 @@
           <w:p>
             <w:pPr>
               <w:pBdr/>
-              <w:spacing w:after="0" w:before="0" w:line="240" w:lineRule="auto"/>
+              <w:spacing w:after="0" w:before="0" w:line="360" w:lineRule="auto"/>
               <w:ind/>
               <w:rPr/>
             </w:pPr>
@@ -5508,9 +6086,8 @@
                 <w:color w:val="000000"/>
                 <w:sz w:val="24"/>
               </w:rPr>
-              <w:t xml:space="preserve">Frontend-разработчик</w:t>
+              <w:t xml:space="preserve">Backend-разработчик</w:t>
             </w:r>
-            <w:r/>
             <w:r/>
           </w:p>
         </w:tc>
@@ -5539,7 +6116,7 @@
           <w:p>
             <w:pPr>
               <w:pBdr/>
-              <w:spacing w:after="0" w:before="0" w:line="240" w:lineRule="auto"/>
+              <w:spacing w:after="0" w:before="0" w:line="360" w:lineRule="auto"/>
               <w:ind/>
               <w:rPr/>
             </w:pPr>
@@ -5549,9 +6126,8 @@
                 <w:color w:val="000000"/>
                 <w:sz w:val="24"/>
               </w:rPr>
-              <w:t xml:space="preserve">Реализовать скачивание итогового файла</w:t>
+              <w:t xml:space="preserve">Провести тестирование пользовательских сценариев</w:t>
             </w:r>
-            <w:r/>
             <w:r/>
           </w:p>
         </w:tc>
@@ -5577,165 +6153,7 @@
           <w:p>
             <w:pPr>
               <w:pBdr/>
-              <w:spacing w:after="0" w:before="0" w:line="240" w:lineRule="auto"/>
-              <w:ind/>
-              <w:rPr/>
-            </w:pPr>
-            <w:r>
-              <w:rPr>
-                <w:rFonts w:ascii="Times New Roman" w:hAnsi="Times New Roman" w:eastAsia="Times New Roman" w:cs="Times New Roman"/>
-                <w:color w:val="000000"/>
-                <w:sz w:val="24"/>
-              </w:rPr>
-              <w:t xml:space="preserve">Frontend-разработчик</w:t>
-            </w:r>
-            <w:r/>
-            <w:r/>
-          </w:p>
-        </w:tc>
-      </w:tr>
-      <w:tr>
-        <w:trPr/>
-        <w:tc>
-          <w:tcPr>
-            <w:tcBorders>
-              <w:top w:val="single" w:color="000000" w:sz="4" w:space="0"/>
-              <w:left w:val="single" w:color="000000" w:sz="4" w:space="0"/>
-              <w:bottom w:val="single" w:color="000000" w:sz="4" w:space="0"/>
-              <w:right w:val="single" w:color="000000" w:sz="4" w:space="0"/>
-            </w:tcBorders>
-            <w:tcMar>
-              <w:left w:w="15" w:type="dxa"/>
-              <w:top w:w="15" w:type="dxa"/>
-              <w:right w:w="15" w:type="dxa"/>
-              <w:bottom w:w="15" w:type="dxa"/>
-            </w:tcMar>
-            <w:tcW w:w="5390" w:type="dxa"/>
-            <w:vAlign w:val="center"/>
-            <w:textDirection w:val="lrTb"/>
-            <w:noWrap w:val="false"/>
-          </w:tcPr>
-          <w:p>
-            <w:pPr>
-              <w:pBdr/>
-              <w:spacing w:after="0" w:before="0" w:line="240" w:lineRule="auto"/>
-              <w:ind/>
-              <w:rPr/>
-            </w:pPr>
-            <w:r>
-              <w:rPr>
-                <w:rFonts w:ascii="Times New Roman" w:hAnsi="Times New Roman" w:eastAsia="Times New Roman" w:cs="Times New Roman"/>
-                <w:color w:val="000000"/>
-                <w:sz w:val="24"/>
-              </w:rPr>
-              <w:t xml:space="preserve">Реализовать хранение истории обработок</w:t>
-            </w:r>
-            <w:r/>
-            <w:r/>
-          </w:p>
-        </w:tc>
-        <w:tc>
-          <w:tcPr>
-            <w:tcBorders>
-              <w:top w:val="single" w:color="000000" w:sz="4" w:space="0"/>
-              <w:left w:val="single" w:color="000000" w:sz="4" w:space="0"/>
-              <w:bottom w:val="single" w:color="000000" w:sz="4" w:space="0"/>
-              <w:right w:val="single" w:color="000000" w:sz="4" w:space="0"/>
-            </w:tcBorders>
-            <w:tcMar>
-              <w:left w:w="15" w:type="dxa"/>
-              <w:top w:w="15" w:type="dxa"/>
-              <w:right w:w="15" w:type="dxa"/>
-              <w:bottom w:w="15" w:type="dxa"/>
-            </w:tcMar>
-            <w:tcW w:w="2204" w:type="dxa"/>
-            <w:vAlign w:val="center"/>
-            <w:textDirection w:val="lrTb"/>
-            <w:noWrap w:val="false"/>
-          </w:tcPr>
-          <w:p>
-            <w:pPr>
-              <w:pBdr/>
-              <w:spacing w:after="0" w:before="0" w:line="240" w:lineRule="auto"/>
-              <w:ind/>
-              <w:rPr/>
-            </w:pPr>
-            <w:r>
-              <w:rPr>
-                <w:rFonts w:ascii="Times New Roman" w:hAnsi="Times New Roman" w:eastAsia="Times New Roman" w:cs="Times New Roman"/>
-                <w:color w:val="000000"/>
-                <w:sz w:val="24"/>
-              </w:rPr>
-              <w:t xml:space="preserve">Backend-разработчик</w:t>
-            </w:r>
-            <w:r/>
-            <w:r/>
-          </w:p>
-        </w:tc>
-      </w:tr>
-      <w:tr>
-        <w:trPr/>
-        <w:tc>
-          <w:tcPr>
-            <w:tcBorders>
-              <w:top w:val="single" w:color="000000" w:sz="4" w:space="0"/>
-              <w:left w:val="single" w:color="000000" w:sz="4" w:space="0"/>
-              <w:bottom w:val="single" w:color="000000" w:sz="4" w:space="0"/>
-              <w:right w:val="single" w:color="000000" w:sz="4" w:space="0"/>
-            </w:tcBorders>
-            <w:tcMar>
-              <w:left w:w="15" w:type="dxa"/>
-              <w:top w:w="15" w:type="dxa"/>
-              <w:right w:w="15" w:type="dxa"/>
-              <w:bottom w:w="15" w:type="dxa"/>
-            </w:tcMar>
-            <w:tcW w:w="5390" w:type="dxa"/>
-            <w:vAlign w:val="center"/>
-            <w:textDirection w:val="lrTb"/>
-            <w:noWrap w:val="false"/>
-          </w:tcPr>
-          <w:p>
-            <w:pPr>
-              <w:pBdr/>
-              <w:spacing w:after="0" w:before="0" w:line="240" w:lineRule="auto"/>
-              <w:ind/>
-              <w:rPr/>
-            </w:pPr>
-            <w:r>
-              <w:rPr>
-                <w:rFonts w:ascii="Times New Roman" w:hAnsi="Times New Roman" w:eastAsia="Times New Roman" w:cs="Times New Roman"/>
-                <w:color w:val="000000"/>
-                <w:sz w:val="24"/>
-              </w:rPr>
-              <w:t xml:space="preserve">Провести тестирование пользовательских сценариев</w:t>
-            </w:r>
-            <w:r/>
-            <w:r/>
-          </w:p>
-        </w:tc>
-        <w:tc>
-          <w:tcPr>
-            <w:tcBorders>
-              <w:top w:val="single" w:color="000000" w:sz="4" w:space="0"/>
-              <w:left w:val="single" w:color="000000" w:sz="4" w:space="0"/>
-              <w:bottom w:val="single" w:color="000000" w:sz="4" w:space="0"/>
-              <w:right w:val="single" w:color="000000" w:sz="4" w:space="0"/>
-            </w:tcBorders>
-            <w:tcMar>
-              <w:left w:w="15" w:type="dxa"/>
-              <w:top w:w="15" w:type="dxa"/>
-              <w:right w:w="15" w:type="dxa"/>
-              <w:bottom w:w="15" w:type="dxa"/>
-            </w:tcMar>
-            <w:tcW w:w="2204" w:type="dxa"/>
-            <w:vAlign w:val="center"/>
-            <w:textDirection w:val="lrTb"/>
-            <w:noWrap w:val="false"/>
-          </w:tcPr>
-          <w:p>
-            <w:pPr>
-              <w:pBdr/>
-              <w:spacing w:after="0" w:before="0" w:line="240" w:lineRule="auto"/>
+              <w:spacing w:after="0" w:before="0" w:line="360" w:lineRule="auto"/>
               <w:ind/>
               <w:rPr/>
             </w:pPr>
@@ -5748,16 +6166,15 @@
               <w:t xml:space="preserve">Тестировщик</w:t>
             </w:r>
             <w:r/>
-            <w:r/>
           </w:p>
         </w:tc>
       </w:tr>
     </w:tbl>
     <w:p>
       <w:pPr>
-        <w:pStyle w:val="1_740"/>
-        <w:pBdr/>
-        <w:spacing/>
+        <w:pStyle w:val="911"/>
+        <w:pBdr/>
+        <w:spacing w:line="360" w:lineRule="auto"/>
         <w:ind w:firstLine="0"/>
         <w:rPr>
           <w:highlight w:val="none"/>
@@ -5781,9 +6198,9 @@
     </w:p>
     <w:p>
       <w:pPr>
-        <w:pStyle w:val="1_740"/>
-        <w:pBdr/>
-        <w:spacing/>
+        <w:pStyle w:val="911"/>
+        <w:pBdr/>
+        <w:spacing w:line="360" w:lineRule="auto"/>
         <w:ind w:firstLine="0"/>
         <w:rPr>
           <w:highlight w:val="none"/>
@@ -5822,7 +6239,7 @@
                       <pic:spPr bwMode="auto">
                         <a:xfrm>
                           <a:off x="0" y="0"/>
-                          <a:ext cx="5940423" cy="1357278"/>
+                          <a:ext cx="5940423" cy="1357277"/>
                         </a:xfrm>
                         <a:prstGeom prst="rect">
                           <a:avLst/>
@@ -5882,7 +6299,7 @@
           <w:bottom w:val="none" w:color="000000" w:sz="4" w:space="0"/>
           <w:right w:val="none" w:color="000000" w:sz="4" w:space="0"/>
         </w:pBdr>
-        <w:spacing/>
+        <w:spacing w:line="360" w:lineRule="auto"/>
         <w:ind w:right="0" w:firstLine="0" w:left="0"/>
         <w:jc w:val="both"/>
         <w:rPr>
@@ -5922,8 +6339,6 @@
           <w:bCs w:val="0"/>
           <w:sz w:val="28"/>
           <w:szCs w:val="28"/>
-          <w:highlight w:val="none"/>
-          <w:lang w:val="ru-RU"/>
         </w:rPr>
       </w:r>
     </w:p>
@@ -5942,6 +6357,13 @@
       <w:r>
         <w:rPr>
           <w:rFonts w:ascii="Times New Roman" w:hAnsi="Times New Roman" w:eastAsia="Times New Roman" w:cs="Times New Roman"/>
+          <w:sz w:val="28"/>
+          <w:szCs w:val="28"/>
+        </w:rPr>
+      </w:r>
+      <w:r>
+        <w:rPr>
+          <w:rFonts w:ascii="Times New Roman" w:hAnsi="Times New Roman" w:cs="Times New Roman"/>
           <w:sz w:val="28"/>
           <w:szCs w:val="28"/>
         </w:rPr>
@@ -5977,7 +6399,6 @@
         <w:ind/>
         <w:rPr/>
       </w:pPr>
-      <w:r/>
       <w:r>
         <w:separator/>
       </w:r>
@@ -5992,7 +6413,6 @@
         <w:ind/>
         <w:rPr/>
       </w:pPr>
-      <w:r/>
       <w:r>
         <w:continuationSeparator/>
       </w:r>
@@ -6012,7 +6432,6 @@
         <w:ind/>
         <w:rPr/>
       </w:pPr>
-      <w:r/>
       <w:r>
         <w:separator/>
       </w:r>
@@ -6027,7 +6446,6 @@
         <w:ind/>
         <w:rPr/>
       </w:pPr>
-      <w:r/>
       <w:r>
         <w:continuationSeparator/>
       </w:r>
@@ -6041,7 +6459,7 @@
 <w:hdr xmlns:wpc="http://schemas.microsoft.com/office/word/2010/wordprocessingCanvas" xmlns:mc="http://schemas.openxmlformats.org/markup-compatibility/2006" xmlns:o="urn:schemas-microsoft-com:office:office" xmlns:r="http://schemas.openxmlformats.org/officeDocument/2006/relationships" xmlns:m="http://schemas.openxmlformats.org/officeDocument/2006/math" xmlns:v="urn:schemas-microsoft-com:vml" xmlns:wp14="http://schemas.microsoft.com/office/word/2010/wordprocessingDrawing" xmlns:wp="http://schemas.openxmlformats.org/drawingml/2006/wordprocessingDrawing" xmlns:w10="urn:schemas-microsoft-com:office:word" xmlns:w="http://schemas.openxmlformats.org/wordprocessingml/2006/main" xmlns:w14="http://schemas.microsoft.com/office/word/2010/wordml" xmlns:w15="http://schemas.microsoft.com/office/word/2012/wordml" xmlns:wpg="http://schemas.microsoft.com/office/word/2010/wordprocessingGroup" xmlns:wpi="http://schemas.microsoft.com/office/word/2010/wordprocessingInk" xmlns:wne="http://schemas.microsoft.com/office/word/2006/wordml" xmlns:a="http://schemas.openxmlformats.org/drawingml/2006/main" xmlns:wps="http://schemas.microsoft.com/office/word/2010/wordprocessingShape" mc:Ignorable="w14 w15 wp14">
   <w:p>
     <w:pPr>
-      <w:pStyle w:val="176"/>
+      <w:pStyle w:val="881"/>
       <w:pBdr/>
       <w:spacing/>
       <w:ind/>
@@ -6966,9 +7384,9 @@
     <w:lsdException w:name="Bibliography" w:uiPriority="37"/>
     <w:lsdException w:name="TOC Heading" w:uiPriority="39" w:qFormat="1"/>
   </w:latentStyles>
-  <w:style w:type="table" w:styleId="12">
+  <w:style w:type="table" w:styleId="721">
     <w:name w:val="Table Grid"/>
-    <w:basedOn w:val="665"/>
+    <w:basedOn w:val="907"/>
     <w:uiPriority w:val="59"/>
     <w:pPr>
       <w:pBdr/>
@@ -7165,9 +7583,9 @@
       </w:tcPr>
     </w:tblStylePr>
   </w:style>
-  <w:style w:type="table" w:styleId="13">
+  <w:style w:type="table" w:styleId="722">
     <w:name w:val="Table Grid Light"/>
-    <w:basedOn w:val="665"/>
+    <w:basedOn w:val="907"/>
     <w:uiPriority w:val="59"/>
     <w:pPr>
       <w:pBdr/>
@@ -7364,9 +7782,9 @@
       </w:tcPr>
     </w:tblStylePr>
   </w:style>
-  <w:style w:type="table" w:styleId="14">
+  <w:style w:type="table" w:styleId="723">
     <w:name w:val="Plain Table 1"/>
-    <w:basedOn w:val="665"/>
+    <w:basedOn w:val="907"/>
     <w:uiPriority w:val="59"/>
     <w:pPr>
       <w:pBdr/>
@@ -7589,9 +8007,9 @@
       </w:tcPr>
     </w:tblStylePr>
   </w:style>
-  <w:style w:type="table" w:styleId="15">
+  <w:style w:type="table" w:styleId="724">
     <w:name w:val="Plain Table 2"/>
-    <w:basedOn w:val="665"/>
+    <w:basedOn w:val="907"/>
     <w:uiPriority w:val="59"/>
     <w:pPr>
       <w:pBdr/>
@@ -7822,9 +8240,9 @@
       </w:tcPr>
     </w:tblStylePr>
   </w:style>
-  <w:style w:type="table" w:styleId="16">
+  <w:style w:type="table" w:styleId="725">
     <w:name w:val="Plain Table 3"/>
-    <w:basedOn w:val="665"/>
+    <w:basedOn w:val="907"/>
     <w:uiPriority w:val="99"/>
     <w:pPr>
       <w:pBdr/>
@@ -8052,9 +8470,9 @@
       </w:tcPr>
     </w:tblStylePr>
   </w:style>
-  <w:style w:type="table" w:styleId="17">
+  <w:style w:type="table" w:styleId="726">
     <w:name w:val="Plain Table 4"/>
-    <w:basedOn w:val="665"/>
+    <w:basedOn w:val="907"/>
     <w:uiPriority w:val="99"/>
     <w:pPr>
       <w:pBdr/>
@@ -8268,9 +8686,9 @@
       </w:tcPr>
     </w:tblStylePr>
   </w:style>
-  <w:style w:type="table" w:styleId="18">
+  <w:style w:type="table" w:styleId="727">
     <w:name w:val="Plain Table 5"/>
-    <w:basedOn w:val="665"/>
+    <w:basedOn w:val="907"/>
     <w:uiPriority w:val="99"/>
     <w:pPr>
       <w:pBdr/>
@@ -8501,9 +8919,9 @@
       </w:tcPr>
     </w:tblStylePr>
   </w:style>
-  <w:style w:type="table" w:styleId="19">
+  <w:style w:type="table" w:styleId="728">
     <w:name w:val="Grid Table 1 Light"/>
-    <w:basedOn w:val="665"/>
+    <w:basedOn w:val="907"/>
     <w:uiPriority w:val="99"/>
     <w:pPr>
       <w:pBdr/>
@@ -8724,9 +9142,9 @@
       </w:tcPr>
     </w:tblStylePr>
   </w:style>
-  <w:style w:type="table" w:styleId="20">
+  <w:style w:type="table" w:styleId="729">
     <w:name w:val="Grid Table 1 Light - Accent 1"/>
-    <w:basedOn w:val="665"/>
+    <w:basedOn w:val="907"/>
     <w:uiPriority w:val="99"/>
     <w:pPr>
       <w:pBdr/>
@@ -8947,9 +9365,9 @@
       </w:tcPr>
     </w:tblStylePr>
   </w:style>
-  <w:style w:type="table" w:styleId="21">
+  <w:style w:type="table" w:styleId="730">
     <w:name w:val="Grid Table 1 Light - Accent 2"/>
-    <w:basedOn w:val="665"/>
+    <w:basedOn w:val="907"/>
     <w:uiPriority w:val="99"/>
     <w:pPr>
       <w:pBdr/>
@@ -9170,9 +9588,9 @@
       </w:tcPr>
     </w:tblStylePr>
   </w:style>
-  <w:style w:type="table" w:styleId="22">
+  <w:style w:type="table" w:styleId="731">
     <w:name w:val="Grid Table 1 Light - Accent 3"/>
-    <w:basedOn w:val="665"/>
+    <w:basedOn w:val="907"/>
     <w:uiPriority w:val="99"/>
     <w:pPr>
       <w:pBdr/>
@@ -9393,9 +9811,9 @@
       </w:tcPr>
     </w:tblStylePr>
   </w:style>
-  <w:style w:type="table" w:styleId="23">
+  <w:style w:type="table" w:styleId="732">
     <w:name w:val="Grid Table 1 Light - Accent 4"/>
-    <w:basedOn w:val="665"/>
+    <w:basedOn w:val="907"/>
     <w:uiPriority w:val="99"/>
     <w:pPr>
       <w:pBdr/>
@@ -9616,9 +10034,9 @@
       </w:tcPr>
     </w:tblStylePr>
   </w:style>
-  <w:style w:type="table" w:styleId="24">
+  <w:style w:type="table" w:styleId="733">
     <w:name w:val="Grid Table 1 Light - Accent 5"/>
-    <w:basedOn w:val="665"/>
+    <w:basedOn w:val="907"/>
     <w:uiPriority w:val="99"/>
     <w:pPr>
       <w:pBdr/>
@@ -9839,9 +10257,9 @@
       </w:tcPr>
     </w:tblStylePr>
   </w:style>
-  <w:style w:type="table" w:styleId="25">
+  <w:style w:type="table" w:styleId="734">
     <w:name w:val="Grid Table 1 Light - Accent 6"/>
-    <w:basedOn w:val="665"/>
+    <w:basedOn w:val="907"/>
     <w:uiPriority w:val="99"/>
     <w:pPr>
       <w:pBdr/>
@@ -10062,9 +10480,9 @@
       </w:tcPr>
     </w:tblStylePr>
   </w:style>
-  <w:style w:type="table" w:styleId="26">
+  <w:style w:type="table" w:styleId="735">
     <w:name w:val="Grid Table 2"/>
-    <w:basedOn w:val="665"/>
+    <w:basedOn w:val="907"/>
     <w:uiPriority w:val="99"/>
     <w:pPr>
       <w:pBdr/>
@@ -10294,9 +10712,9 @@
       </w:tcPr>
     </w:tblStylePr>
   </w:style>
-  <w:style w:type="table" w:styleId="27">
+  <w:style w:type="table" w:styleId="736">
     <w:name w:val="Grid Table 2 - Accent 1"/>
-    <w:basedOn w:val="665"/>
+    <w:basedOn w:val="907"/>
     <w:uiPriority w:val="99"/>
     <w:pPr>
       <w:pBdr/>
@@ -10526,9 +10944,9 @@
       </w:tcPr>
     </w:tblStylePr>
   </w:style>
-  <w:style w:type="table" w:styleId="28">
+  <w:style w:type="table" w:styleId="737">
     <w:name w:val="Grid Table 2 - Accent 2"/>
-    <w:basedOn w:val="665"/>
+    <w:basedOn w:val="907"/>
     <w:uiPriority w:val="99"/>
     <w:pPr>
       <w:pBdr/>
@@ -10758,9 +11176,9 @@
       </w:tcPr>
     </w:tblStylePr>
   </w:style>
-  <w:style w:type="table" w:styleId="29">
+  <w:style w:type="table" w:styleId="738">
     <w:name w:val="Grid Table 2 - Accent 3"/>
-    <w:basedOn w:val="665"/>
+    <w:basedOn w:val="907"/>
     <w:uiPriority w:val="99"/>
     <w:pPr>
       <w:pBdr/>
@@ -10990,9 +11408,9 @@
       </w:tcPr>
     </w:tblStylePr>
   </w:style>
-  <w:style w:type="table" w:styleId="30">
+  <w:style w:type="table" w:styleId="739">
     <w:name w:val="Grid Table 2 - Accent 4"/>
-    <w:basedOn w:val="665"/>
+    <w:basedOn w:val="907"/>
     <w:uiPriority w:val="99"/>
     <w:pPr>
       <w:pBdr/>
@@ -11222,9 +11640,9 @@
       </w:tcPr>
     </w:tblStylePr>
   </w:style>
-  <w:style w:type="table" w:styleId="31">
+  <w:style w:type="table" w:styleId="740">
     <w:name w:val="Grid Table 2 - Accent 5"/>
-    <w:basedOn w:val="665"/>
+    <w:basedOn w:val="907"/>
     <w:uiPriority w:val="99"/>
     <w:pPr>
       <w:pBdr/>
@@ -11454,9 +11872,9 @@
       </w:tcPr>
     </w:tblStylePr>
   </w:style>
-  <w:style w:type="table" w:styleId="32">
+  <w:style w:type="table" w:styleId="741">
     <w:name w:val="Grid Table 2 - Accent 6"/>
-    <w:basedOn w:val="665"/>
+    <w:basedOn w:val="907"/>
     <w:uiPriority w:val="99"/>
     <w:pPr>
       <w:pBdr/>
@@ -11686,9 +12104,9 @@
       </w:tcPr>
     </w:tblStylePr>
   </w:style>
-  <w:style w:type="table" w:styleId="33">
+  <w:style w:type="table" w:styleId="742">
     <w:name w:val="Grid Table 3"/>
-    <w:basedOn w:val="665"/>
+    <w:basedOn w:val="907"/>
     <w:uiPriority w:val="99"/>
     <w:pPr>
       <w:pBdr/>
@@ -11787,29 +12205,6 @@
         <w:tblBorders/>
       </w:tblPr>
       <w:tcPr>
-        <w:shd w:color="ffffff"/>
-        <w:tcBorders>
-          <w:top w:val="none" w:color="000000" w:sz="4" w:space="0"/>
-          <w:left w:val="none" w:color="000000" w:sz="4" w:space="0"/>
-          <w:bottom w:val="none" w:color="000000" w:sz="4" w:space="0"/>
-          <w:right w:val="none" w:color="000000" w:sz="4" w:space="0"/>
-        </w:tcBorders>
-      </w:tcPr>
-    </w:tblStylePr>
-    <w:tblStylePr w:type="firstRow">
-      <w:rPr>
-        <w:b/>
-        <w:color w:val="404040"/>
-      </w:rPr>
-      <w:pPr>
-        <w:pBdr/>
-        <w:spacing/>
-        <w:ind/>
-      </w:pPr>
-      <w:tblPr>
-        <w:tblBorders/>
-      </w:tblPr>
-      <w:tcPr>
         <w:shd w:val="clear" w:color="ffffff"/>
         <w:tcBorders>
           <w:top w:val="none" w:color="000000" w:sz="4" w:space="0"/>
@@ -11819,30 +12214,7 @@
         </w:tcBorders>
       </w:tcPr>
     </w:tblStylePr>
-    <w:tblStylePr w:type="lastCol">
-      <w:rPr>
-        <w:i/>
-        <w:color w:val="404040"/>
-      </w:rPr>
-      <w:pPr>
-        <w:pBdr/>
-        <w:spacing/>
-        <w:ind/>
-      </w:pPr>
-      <w:tblPr>
-        <w:tblBorders/>
-      </w:tblPr>
-      <w:tcPr>
-        <w:shd w:color="ffffff"/>
-        <w:tcBorders>
-          <w:top w:val="none" w:color="000000" w:sz="4" w:space="0"/>
-          <w:left w:val="none" w:color="000000" w:sz="4" w:space="0"/>
-          <w:bottom w:val="none" w:color="000000" w:sz="4" w:space="0"/>
-          <w:right w:val="none" w:color="000000" w:sz="4" w:space="0"/>
-        </w:tcBorders>
-      </w:tcPr>
-    </w:tblStylePr>
-    <w:tblStylePr w:type="lastRow">
+    <w:tblStylePr w:type="firstRow">
       <w:rPr>
         <w:b/>
         <w:color w:val="404040"/>
@@ -11865,6 +12237,52 @@
         </w:tcBorders>
       </w:tcPr>
     </w:tblStylePr>
+    <w:tblStylePr w:type="lastCol">
+      <w:rPr>
+        <w:i/>
+        <w:color w:val="404040"/>
+      </w:rPr>
+      <w:pPr>
+        <w:pBdr/>
+        <w:spacing/>
+        <w:ind/>
+      </w:pPr>
+      <w:tblPr>
+        <w:tblBorders/>
+      </w:tblPr>
+      <w:tcPr>
+        <w:shd w:val="clear" w:color="ffffff"/>
+        <w:tcBorders>
+          <w:top w:val="none" w:color="000000" w:sz="4" w:space="0"/>
+          <w:left w:val="none" w:color="000000" w:sz="4" w:space="0"/>
+          <w:bottom w:val="none" w:color="000000" w:sz="4" w:space="0"/>
+          <w:right w:val="none" w:color="000000" w:sz="4" w:space="0"/>
+        </w:tcBorders>
+      </w:tcPr>
+    </w:tblStylePr>
+    <w:tblStylePr w:type="lastRow">
+      <w:rPr>
+        <w:b/>
+        <w:color w:val="404040"/>
+      </w:rPr>
+      <w:pPr>
+        <w:pBdr/>
+        <w:spacing/>
+        <w:ind/>
+      </w:pPr>
+      <w:tblPr>
+        <w:tblBorders/>
+      </w:tblPr>
+      <w:tcPr>
+        <w:shd w:val="clear" w:color="ffffff"/>
+        <w:tcBorders>
+          <w:top w:val="none" w:color="000000" w:sz="4" w:space="0"/>
+          <w:left w:val="none" w:color="000000" w:sz="4" w:space="0"/>
+          <w:bottom w:val="none" w:color="000000" w:sz="4" w:space="0"/>
+          <w:right w:val="none" w:color="000000" w:sz="4" w:space="0"/>
+        </w:tcBorders>
+      </w:tcPr>
+    </w:tblStylePr>
     <w:tblStylePr w:type="nwCell">
       <w:pPr>
         <w:pBdr/>
@@ -11931,9 +12349,9 @@
       </w:tcPr>
     </w:tblStylePr>
   </w:style>
-  <w:style w:type="table" w:styleId="34">
+  <w:style w:type="table" w:styleId="743">
     <w:name w:val="Grid Table 3 - Accent 1"/>
-    <w:basedOn w:val="665"/>
+    <w:basedOn w:val="907"/>
     <w:uiPriority w:val="99"/>
     <w:pPr>
       <w:pBdr/>
@@ -12032,29 +12450,6 @@
         <w:tblBorders/>
       </w:tblPr>
       <w:tcPr>
-        <w:shd w:color="ffffff"/>
-        <w:tcBorders>
-          <w:top w:val="none" w:color="000000" w:sz="4" w:space="0"/>
-          <w:left w:val="none" w:color="000000" w:sz="4" w:space="0"/>
-          <w:bottom w:val="none" w:color="000000" w:sz="4" w:space="0"/>
-          <w:right w:val="none" w:color="000000" w:sz="4" w:space="0"/>
-        </w:tcBorders>
-      </w:tcPr>
-    </w:tblStylePr>
-    <w:tblStylePr w:type="firstRow">
-      <w:rPr>
-        <w:b/>
-        <w:color w:val="404040"/>
-      </w:rPr>
-      <w:pPr>
-        <w:pBdr/>
-        <w:spacing/>
-        <w:ind/>
-      </w:pPr>
-      <w:tblPr>
-        <w:tblBorders/>
-      </w:tblPr>
-      <w:tcPr>
         <w:shd w:val="clear" w:color="ffffff"/>
         <w:tcBorders>
           <w:top w:val="none" w:color="000000" w:sz="4" w:space="0"/>
@@ -12064,30 +12459,7 @@
         </w:tcBorders>
       </w:tcPr>
     </w:tblStylePr>
-    <w:tblStylePr w:type="lastCol">
-      <w:rPr>
-        <w:i/>
-        <w:color w:val="404040"/>
-      </w:rPr>
-      <w:pPr>
-        <w:pBdr/>
-        <w:spacing/>
-        <w:ind/>
-      </w:pPr>
-      <w:tblPr>
-        <w:tblBorders/>
-      </w:tblPr>
-      <w:tcPr>
-        <w:shd w:color="ffffff"/>
-        <w:tcBorders>
-          <w:top w:val="none" w:color="000000" w:sz="4" w:space="0"/>
-          <w:left w:val="none" w:color="000000" w:sz="4" w:space="0"/>
-          <w:bottom w:val="none" w:color="000000" w:sz="4" w:space="0"/>
-          <w:right w:val="none" w:color="000000" w:sz="4" w:space="0"/>
-        </w:tcBorders>
-      </w:tcPr>
-    </w:tblStylePr>
-    <w:tblStylePr w:type="lastRow">
+    <w:tblStylePr w:type="firstRow">
       <w:rPr>
         <w:b/>
         <w:color w:val="404040"/>
@@ -12110,6 +12482,52 @@
         </w:tcBorders>
       </w:tcPr>
     </w:tblStylePr>
+    <w:tblStylePr w:type="lastCol">
+      <w:rPr>
+        <w:i/>
+        <w:color w:val="404040"/>
+      </w:rPr>
+      <w:pPr>
+        <w:pBdr/>
+        <w:spacing/>
+        <w:ind/>
+      </w:pPr>
+      <w:tblPr>
+        <w:tblBorders/>
+      </w:tblPr>
+      <w:tcPr>
+        <w:shd w:val="clear" w:color="ffffff"/>
+        <w:tcBorders>
+          <w:top w:val="none" w:color="000000" w:sz="4" w:space="0"/>
+          <w:left w:val="none" w:color="000000" w:sz="4" w:space="0"/>
+          <w:bottom w:val="none" w:color="000000" w:sz="4" w:space="0"/>
+          <w:right w:val="none" w:color="000000" w:sz="4" w:space="0"/>
+        </w:tcBorders>
+      </w:tcPr>
+    </w:tblStylePr>
+    <w:tblStylePr w:type="lastRow">
+      <w:rPr>
+        <w:b/>
+        <w:color w:val="404040"/>
+      </w:rPr>
+      <w:pPr>
+        <w:pBdr/>
+        <w:spacing/>
+        <w:ind/>
+      </w:pPr>
+      <w:tblPr>
+        <w:tblBorders/>
+      </w:tblPr>
+      <w:tcPr>
+        <w:shd w:val="clear" w:color="ffffff"/>
+        <w:tcBorders>
+          <w:top w:val="none" w:color="000000" w:sz="4" w:space="0"/>
+          <w:left w:val="none" w:color="000000" w:sz="4" w:space="0"/>
+          <w:bottom w:val="none" w:color="000000" w:sz="4" w:space="0"/>
+          <w:right w:val="none" w:color="000000" w:sz="4" w:space="0"/>
+        </w:tcBorders>
+      </w:tcPr>
+    </w:tblStylePr>
     <w:tblStylePr w:type="nwCell">
       <w:pPr>
         <w:pBdr/>
@@ -12176,9 +12594,9 @@
       </w:tcPr>
     </w:tblStylePr>
   </w:style>
-  <w:style w:type="table" w:styleId="35">
+  <w:style w:type="table" w:styleId="744">
     <w:name w:val="Grid Table 3 - Accent 2"/>
-    <w:basedOn w:val="665"/>
+    <w:basedOn w:val="907"/>
     <w:uiPriority w:val="99"/>
     <w:pPr>
       <w:pBdr/>
@@ -12277,29 +12695,6 @@
         <w:tblBorders/>
       </w:tblPr>
       <w:tcPr>
-        <w:shd w:color="ffffff"/>
-        <w:tcBorders>
-          <w:top w:val="none" w:color="000000" w:sz="4" w:space="0"/>
-          <w:left w:val="none" w:color="000000" w:sz="4" w:space="0"/>
-          <w:bottom w:val="none" w:color="000000" w:sz="4" w:space="0"/>
-          <w:right w:val="none" w:color="000000" w:sz="4" w:space="0"/>
-        </w:tcBorders>
-      </w:tcPr>
-    </w:tblStylePr>
-    <w:tblStylePr w:type="firstRow">
-      <w:rPr>
-        <w:b/>
-        <w:color w:val="404040"/>
-      </w:rPr>
-      <w:pPr>
-        <w:pBdr/>
-        <w:spacing/>
-        <w:ind/>
-      </w:pPr>
-      <w:tblPr>
-        <w:tblBorders/>
-      </w:tblPr>
-      <w:tcPr>
         <w:shd w:val="clear" w:color="ffffff"/>
         <w:tcBorders>
           <w:top w:val="none" w:color="000000" w:sz="4" w:space="0"/>
@@ -12309,30 +12704,7 @@
         </w:tcBorders>
       </w:tcPr>
     </w:tblStylePr>
-    <w:tblStylePr w:type="lastCol">
-      <w:rPr>
-        <w:i/>
-        <w:color w:val="404040"/>
-      </w:rPr>
-      <w:pPr>
-        <w:pBdr/>
-        <w:spacing/>
-        <w:ind/>
-      </w:pPr>
-      <w:tblPr>
-        <w:tblBorders/>
-      </w:tblPr>
-      <w:tcPr>
-        <w:shd w:color="ffffff"/>
-        <w:tcBorders>
-          <w:top w:val="none" w:color="000000" w:sz="4" w:space="0"/>
-          <w:left w:val="none" w:color="000000" w:sz="4" w:space="0"/>
-          <w:bottom w:val="none" w:color="000000" w:sz="4" w:space="0"/>
-          <w:right w:val="none" w:color="000000" w:sz="4" w:space="0"/>
-        </w:tcBorders>
-      </w:tcPr>
-    </w:tblStylePr>
-    <w:tblStylePr w:type="lastRow">
+    <w:tblStylePr w:type="firstRow">
       <w:rPr>
         <w:b/>
         <w:color w:val="404040"/>
@@ -12355,6 +12727,52 @@
         </w:tcBorders>
       </w:tcPr>
     </w:tblStylePr>
+    <w:tblStylePr w:type="lastCol">
+      <w:rPr>
+        <w:i/>
+        <w:color w:val="404040"/>
+      </w:rPr>
+      <w:pPr>
+        <w:pBdr/>
+        <w:spacing/>
+        <w:ind/>
+      </w:pPr>
+      <w:tblPr>
+        <w:tblBorders/>
+      </w:tblPr>
+      <w:tcPr>
+        <w:shd w:val="clear" w:color="ffffff"/>
+        <w:tcBorders>
+          <w:top w:val="none" w:color="000000" w:sz="4" w:space="0"/>
+          <w:left w:val="none" w:color="000000" w:sz="4" w:space="0"/>
+          <w:bottom w:val="none" w:color="000000" w:sz="4" w:space="0"/>
+          <w:right w:val="none" w:color="000000" w:sz="4" w:space="0"/>
+        </w:tcBorders>
+      </w:tcPr>
+    </w:tblStylePr>
+    <w:tblStylePr w:type="lastRow">
+      <w:rPr>
+        <w:b/>
+        <w:color w:val="404040"/>
+      </w:rPr>
+      <w:pPr>
+        <w:pBdr/>
+        <w:spacing/>
+        <w:ind/>
+      </w:pPr>
+      <w:tblPr>
+        <w:tblBorders/>
+      </w:tblPr>
+      <w:tcPr>
+        <w:shd w:val="clear" w:color="ffffff"/>
+        <w:tcBorders>
+          <w:top w:val="none" w:color="000000" w:sz="4" w:space="0"/>
+          <w:left w:val="none" w:color="000000" w:sz="4" w:space="0"/>
+          <w:bottom w:val="none" w:color="000000" w:sz="4" w:space="0"/>
+          <w:right w:val="none" w:color="000000" w:sz="4" w:space="0"/>
+        </w:tcBorders>
+      </w:tcPr>
+    </w:tblStylePr>
     <w:tblStylePr w:type="nwCell">
       <w:pPr>
         <w:pBdr/>
@@ -12421,9 +12839,9 @@
       </w:tcPr>
     </w:tblStylePr>
   </w:style>
-  <w:style w:type="table" w:styleId="36">
+  <w:style w:type="table" w:styleId="745">
     <w:name w:val="Grid Table 3 - Accent 3"/>
-    <w:basedOn w:val="665"/>
+    <w:basedOn w:val="907"/>
     <w:uiPriority w:val="99"/>
     <w:pPr>
       <w:pBdr/>
@@ -12522,29 +12940,6 @@
         <w:tblBorders/>
       </w:tblPr>
       <w:tcPr>
-        <w:shd w:color="ffffff"/>
-        <w:tcBorders>
-          <w:top w:val="none" w:color="000000" w:sz="4" w:space="0"/>
-          <w:left w:val="none" w:color="000000" w:sz="4" w:space="0"/>
-          <w:bottom w:val="none" w:color="000000" w:sz="4" w:space="0"/>
-          <w:right w:val="none" w:color="000000" w:sz="4" w:space="0"/>
-        </w:tcBorders>
-      </w:tcPr>
-    </w:tblStylePr>
-    <w:tblStylePr w:type="firstRow">
-      <w:rPr>
-        <w:b/>
-        <w:color w:val="404040"/>
-      </w:rPr>
-      <w:pPr>
-        <w:pBdr/>
-        <w:spacing/>
-        <w:ind/>
-      </w:pPr>
-      <w:tblPr>
-        <w:tblBorders/>
-      </w:tblPr>
-      <w:tcPr>
         <w:shd w:val="clear" w:color="ffffff"/>
         <w:tcBorders>
           <w:top w:val="none" w:color="000000" w:sz="4" w:space="0"/>
@@ -12554,30 +12949,7 @@
         </w:tcBorders>
       </w:tcPr>
     </w:tblStylePr>
-    <w:tblStylePr w:type="lastCol">
-      <w:rPr>
-        <w:i/>
-        <w:color w:val="404040"/>
-      </w:rPr>
-      <w:pPr>
-        <w:pBdr/>
-        <w:spacing/>
-        <w:ind/>
-      </w:pPr>
-      <w:tblPr>
-        <w:tblBorders/>
-      </w:tblPr>
-      <w:tcPr>
-        <w:shd w:color="ffffff"/>
-        <w:tcBorders>
-          <w:top w:val="none" w:color="000000" w:sz="4" w:space="0"/>
-          <w:left w:val="none" w:color="000000" w:sz="4" w:space="0"/>
-          <w:bottom w:val="none" w:color="000000" w:sz="4" w:space="0"/>
-          <w:right w:val="none" w:color="000000" w:sz="4" w:space="0"/>
-        </w:tcBorders>
-      </w:tcPr>
-    </w:tblStylePr>
-    <w:tblStylePr w:type="lastRow">
+    <w:tblStylePr w:type="firstRow">
       <w:rPr>
         <w:b/>
         <w:color w:val="404040"/>
@@ -12600,6 +12972,52 @@
         </w:tcBorders>
       </w:tcPr>
     </w:tblStylePr>
+    <w:tblStylePr w:type="lastCol">
+      <w:rPr>
+        <w:i/>
+        <w:color w:val="404040"/>
+      </w:rPr>
+      <w:pPr>
+        <w:pBdr/>
+        <w:spacing/>
+        <w:ind/>
+      </w:pPr>
+      <w:tblPr>
+        <w:tblBorders/>
+      </w:tblPr>
+      <w:tcPr>
+        <w:shd w:val="clear" w:color="ffffff"/>
+        <w:tcBorders>
+          <w:top w:val="none" w:color="000000" w:sz="4" w:space="0"/>
+          <w:left w:val="none" w:color="000000" w:sz="4" w:space="0"/>
+          <w:bottom w:val="none" w:color="000000" w:sz="4" w:space="0"/>
+          <w:right w:val="none" w:color="000000" w:sz="4" w:space="0"/>
+        </w:tcBorders>
+      </w:tcPr>
+    </w:tblStylePr>
+    <w:tblStylePr w:type="lastRow">
+      <w:rPr>
+        <w:b/>
+        <w:color w:val="404040"/>
+      </w:rPr>
+      <w:pPr>
+        <w:pBdr/>
+        <w:spacing/>
+        <w:ind/>
+      </w:pPr>
+      <w:tblPr>
+        <w:tblBorders/>
+      </w:tblPr>
+      <w:tcPr>
+        <w:shd w:val="clear" w:color="ffffff"/>
+        <w:tcBorders>
+          <w:top w:val="none" w:color="000000" w:sz="4" w:space="0"/>
+          <w:left w:val="none" w:color="000000" w:sz="4" w:space="0"/>
+          <w:bottom w:val="none" w:color="000000" w:sz="4" w:space="0"/>
+          <w:right w:val="none" w:color="000000" w:sz="4" w:space="0"/>
+        </w:tcBorders>
+      </w:tcPr>
+    </w:tblStylePr>
     <w:tblStylePr w:type="nwCell">
       <w:pPr>
         <w:pBdr/>
@@ -12666,9 +13084,9 @@
       </w:tcPr>
     </w:tblStylePr>
   </w:style>
-  <w:style w:type="table" w:styleId="37">
+  <w:style w:type="table" w:styleId="746">
     <w:name w:val="Grid Table 3 - Accent 4"/>
-    <w:basedOn w:val="665"/>
+    <w:basedOn w:val="907"/>
     <w:uiPriority w:val="99"/>
     <w:pPr>
       <w:pBdr/>
@@ -12767,29 +13185,6 @@
         <w:tblBorders/>
       </w:tblPr>
       <w:tcPr>
-        <w:shd w:color="ffffff"/>
-        <w:tcBorders>
-          <w:top w:val="none" w:color="000000" w:sz="4" w:space="0"/>
-          <w:left w:val="none" w:color="000000" w:sz="4" w:space="0"/>
-          <w:bottom w:val="none" w:color="000000" w:sz="4" w:space="0"/>
-          <w:right w:val="none" w:color="000000" w:sz="4" w:space="0"/>
-        </w:tcBorders>
-      </w:tcPr>
-    </w:tblStylePr>
-    <w:tblStylePr w:type="firstRow">
-      <w:rPr>
-        <w:b/>
-        <w:color w:val="404040"/>
-      </w:rPr>
-      <w:pPr>
-        <w:pBdr/>
-        <w:spacing/>
-        <w:ind/>
-      </w:pPr>
-      <w:tblPr>
-        <w:tblBorders/>
-      </w:tblPr>
-      <w:tcPr>
         <w:shd w:val="clear" w:color="ffffff"/>
         <w:tcBorders>
           <w:top w:val="none" w:color="000000" w:sz="4" w:space="0"/>
@@ -12799,30 +13194,7 @@
         </w:tcBorders>
       </w:tcPr>
     </w:tblStylePr>
-    <w:tblStylePr w:type="lastCol">
-      <w:rPr>
-        <w:i/>
-        <w:color w:val="404040"/>
-      </w:rPr>
-      <w:pPr>
-        <w:pBdr/>
-        <w:spacing/>
-        <w:ind/>
-      </w:pPr>
-      <w:tblPr>
-        <w:tblBorders/>
-      </w:tblPr>
-      <w:tcPr>
-        <w:shd w:color="ffffff"/>
-        <w:tcBorders>
-          <w:top w:val="none" w:color="000000" w:sz="4" w:space="0"/>
-          <w:left w:val="none" w:color="000000" w:sz="4" w:space="0"/>
-          <w:bottom w:val="none" w:color="000000" w:sz="4" w:space="0"/>
-          <w:right w:val="none" w:color="000000" w:sz="4" w:space="0"/>
-        </w:tcBorders>
-      </w:tcPr>
-    </w:tblStylePr>
-    <w:tblStylePr w:type="lastRow">
+    <w:tblStylePr w:type="firstRow">
       <w:rPr>
         <w:b/>
         <w:color w:val="404040"/>
@@ -12845,6 +13217,52 @@
         </w:tcBorders>
       </w:tcPr>
     </w:tblStylePr>
+    <w:tblStylePr w:type="lastCol">
+      <w:rPr>
+        <w:i/>
+        <w:color w:val="404040"/>
+      </w:rPr>
+      <w:pPr>
+        <w:pBdr/>
+        <w:spacing/>
+        <w:ind/>
+      </w:pPr>
+      <w:tblPr>
+        <w:tblBorders/>
+      </w:tblPr>
+      <w:tcPr>
+        <w:shd w:val="clear" w:color="ffffff"/>
+        <w:tcBorders>
+          <w:top w:val="none" w:color="000000" w:sz="4" w:space="0"/>
+          <w:left w:val="none" w:color="000000" w:sz="4" w:space="0"/>
+          <w:bottom w:val="none" w:color="000000" w:sz="4" w:space="0"/>
+          <w:right w:val="none" w:color="000000" w:sz="4" w:space="0"/>
+        </w:tcBorders>
+      </w:tcPr>
+    </w:tblStylePr>
+    <w:tblStylePr w:type="lastRow">
+      <w:rPr>
+        <w:b/>
+        <w:color w:val="404040"/>
+      </w:rPr>
+      <w:pPr>
+        <w:pBdr/>
+        <w:spacing/>
+        <w:ind/>
+      </w:pPr>
+      <w:tblPr>
+        <w:tblBorders/>
+      </w:tblPr>
+      <w:tcPr>
+        <w:shd w:val="clear" w:color="ffffff"/>
+        <w:tcBorders>
+          <w:top w:val="none" w:color="000000" w:sz="4" w:space="0"/>
+          <w:left w:val="none" w:color="000000" w:sz="4" w:space="0"/>
+          <w:bottom w:val="none" w:color="000000" w:sz="4" w:space="0"/>
+          <w:right w:val="none" w:color="000000" w:sz="4" w:space="0"/>
+        </w:tcBorders>
+      </w:tcPr>
+    </w:tblStylePr>
     <w:tblStylePr w:type="nwCell">
       <w:pPr>
         <w:pBdr/>
@@ -12911,9 +13329,9 @@
       </w:tcPr>
     </w:tblStylePr>
   </w:style>
-  <w:style w:type="table" w:styleId="38">
+  <w:style w:type="table" w:styleId="747">
     <w:name w:val="Grid Table 3 - Accent 5"/>
-    <w:basedOn w:val="665"/>
+    <w:basedOn w:val="907"/>
     <w:uiPriority w:val="99"/>
     <w:pPr>
       <w:pBdr/>
@@ -13012,29 +13430,6 @@
         <w:tblBorders/>
       </w:tblPr>
       <w:tcPr>
-        <w:shd w:color="ffffff"/>
-        <w:tcBorders>
-          <w:top w:val="none" w:color="000000" w:sz="4" w:space="0"/>
-          <w:left w:val="none" w:color="000000" w:sz="4" w:space="0"/>
-          <w:bottom w:val="none" w:color="000000" w:sz="4" w:space="0"/>
-          <w:right w:val="none" w:color="000000" w:sz="4" w:space="0"/>
-        </w:tcBorders>
-      </w:tcPr>
-    </w:tblStylePr>
-    <w:tblStylePr w:type="firstRow">
-      <w:rPr>
-        <w:b/>
-        <w:color w:val="404040"/>
-      </w:rPr>
-      <w:pPr>
-        <w:pBdr/>
-        <w:spacing/>
-        <w:ind/>
-      </w:pPr>
-      <w:tblPr>
-        <w:tblBorders/>
-      </w:tblPr>
-      <w:tcPr>
         <w:shd w:val="clear" w:color="ffffff"/>
         <w:tcBorders>
           <w:top w:val="none" w:color="000000" w:sz="4" w:space="0"/>
@@ -13044,30 +13439,7 @@
         </w:tcBorders>
       </w:tcPr>
     </w:tblStylePr>
-    <w:tblStylePr w:type="lastCol">
-      <w:rPr>
-        <w:i/>
-        <w:color w:val="404040"/>
-      </w:rPr>
-      <w:pPr>
-        <w:pBdr/>
-        <w:spacing/>
-        <w:ind/>
-      </w:pPr>
-      <w:tblPr>
-        <w:tblBorders/>
-      </w:tblPr>
-      <w:tcPr>
-        <w:shd w:color="ffffff"/>
-        <w:tcBorders>
-          <w:top w:val="none" w:color="000000" w:sz="4" w:space="0"/>
-          <w:left w:val="none" w:color="000000" w:sz="4" w:space="0"/>
-          <w:bottom w:val="none" w:color="000000" w:sz="4" w:space="0"/>
-          <w:right w:val="none" w:color="000000" w:sz="4" w:space="0"/>
-        </w:tcBorders>
-      </w:tcPr>
-    </w:tblStylePr>
-    <w:tblStylePr w:type="lastRow">
+    <w:tblStylePr w:type="firstRow">
       <w:rPr>
         <w:b/>
         <w:color w:val="404040"/>
@@ -13090,6 +13462,52 @@
         </w:tcBorders>
       </w:tcPr>
     </w:tblStylePr>
+    <w:tblStylePr w:type="lastCol">
+      <w:rPr>
+        <w:i/>
+        <w:color w:val="404040"/>
+      </w:rPr>
+      <w:pPr>
+        <w:pBdr/>
+        <w:spacing/>
+        <w:ind/>
+      </w:pPr>
+      <w:tblPr>
+        <w:tblBorders/>
+      </w:tblPr>
+      <w:tcPr>
+        <w:shd w:val="clear" w:color="ffffff"/>
+        <w:tcBorders>
+          <w:top w:val="none" w:color="000000" w:sz="4" w:space="0"/>
+          <w:left w:val="none" w:color="000000" w:sz="4" w:space="0"/>
+          <w:bottom w:val="none" w:color="000000" w:sz="4" w:space="0"/>
+          <w:right w:val="none" w:color="000000" w:sz="4" w:space="0"/>
+        </w:tcBorders>
+      </w:tcPr>
+    </w:tblStylePr>
+    <w:tblStylePr w:type="lastRow">
+      <w:rPr>
+        <w:b/>
+        <w:color w:val="404040"/>
+      </w:rPr>
+      <w:pPr>
+        <w:pBdr/>
+        <w:spacing/>
+        <w:ind/>
+      </w:pPr>
+      <w:tblPr>
+        <w:tblBorders/>
+      </w:tblPr>
+      <w:tcPr>
+        <w:shd w:val="clear" w:color="ffffff"/>
+        <w:tcBorders>
+          <w:top w:val="none" w:color="000000" w:sz="4" w:space="0"/>
+          <w:left w:val="none" w:color="000000" w:sz="4" w:space="0"/>
+          <w:bottom w:val="none" w:color="000000" w:sz="4" w:space="0"/>
+          <w:right w:val="none" w:color="000000" w:sz="4" w:space="0"/>
+        </w:tcBorders>
+      </w:tcPr>
+    </w:tblStylePr>
     <w:tblStylePr w:type="nwCell">
       <w:pPr>
         <w:pBdr/>
@@ -13156,9 +13574,9 @@
       </w:tcPr>
     </w:tblStylePr>
   </w:style>
-  <w:style w:type="table" w:styleId="39">
+  <w:style w:type="table" w:styleId="748">
     <w:name w:val="Grid Table 3 - Accent 6"/>
-    <w:basedOn w:val="665"/>
+    <w:basedOn w:val="907"/>
     <w:uiPriority w:val="99"/>
     <w:pPr>
       <w:pBdr/>
@@ -13257,29 +13675,6 @@
         <w:tblBorders/>
       </w:tblPr>
       <w:tcPr>
-        <w:shd w:color="ffffff"/>
-        <w:tcBorders>
-          <w:top w:val="none" w:color="000000" w:sz="4" w:space="0"/>
-          <w:left w:val="none" w:color="000000" w:sz="4" w:space="0"/>
-          <w:bottom w:val="none" w:color="000000" w:sz="4" w:space="0"/>
-          <w:right w:val="none" w:color="000000" w:sz="4" w:space="0"/>
-        </w:tcBorders>
-      </w:tcPr>
-    </w:tblStylePr>
-    <w:tblStylePr w:type="firstRow">
-      <w:rPr>
-        <w:b/>
-        <w:color w:val="404040"/>
-      </w:rPr>
-      <w:pPr>
-        <w:pBdr/>
-        <w:spacing/>
-        <w:ind/>
-      </w:pPr>
-      <w:tblPr>
-        <w:tblBorders/>
-      </w:tblPr>
-      <w:tcPr>
         <w:shd w:val="clear" w:color="ffffff"/>
         <w:tcBorders>
           <w:top w:val="none" w:color="000000" w:sz="4" w:space="0"/>
@@ -13289,30 +13684,7 @@
         </w:tcBorders>
       </w:tcPr>
     </w:tblStylePr>
-    <w:tblStylePr w:type="lastCol">
-      <w:rPr>
-        <w:i/>
-        <w:color w:val="404040"/>
-      </w:rPr>
-      <w:pPr>
-        <w:pBdr/>
-        <w:spacing/>
-        <w:ind/>
-      </w:pPr>
-      <w:tblPr>
-        <w:tblBorders/>
-      </w:tblPr>
-      <w:tcPr>
-        <w:shd w:color="ffffff"/>
-        <w:tcBorders>
-          <w:top w:val="none" w:color="000000" w:sz="4" w:space="0"/>
-          <w:left w:val="none" w:color="000000" w:sz="4" w:space="0"/>
-          <w:bottom w:val="none" w:color="000000" w:sz="4" w:space="0"/>
-          <w:right w:val="none" w:color="000000" w:sz="4" w:space="0"/>
-        </w:tcBorders>
-      </w:tcPr>
-    </w:tblStylePr>
-    <w:tblStylePr w:type="lastRow">
+    <w:tblStylePr w:type="firstRow">
       <w:rPr>
         <w:b/>
         <w:color w:val="404040"/>
@@ -13335,6 +13707,52 @@
         </w:tcBorders>
       </w:tcPr>
     </w:tblStylePr>
+    <w:tblStylePr w:type="lastCol">
+      <w:rPr>
+        <w:i/>
+        <w:color w:val="404040"/>
+      </w:rPr>
+      <w:pPr>
+        <w:pBdr/>
+        <w:spacing/>
+        <w:ind/>
+      </w:pPr>
+      <w:tblPr>
+        <w:tblBorders/>
+      </w:tblPr>
+      <w:tcPr>
+        <w:shd w:val="clear" w:color="ffffff"/>
+        <w:tcBorders>
+          <w:top w:val="none" w:color="000000" w:sz="4" w:space="0"/>
+          <w:left w:val="none" w:color="000000" w:sz="4" w:space="0"/>
+          <w:bottom w:val="none" w:color="000000" w:sz="4" w:space="0"/>
+          <w:right w:val="none" w:color="000000" w:sz="4" w:space="0"/>
+        </w:tcBorders>
+      </w:tcPr>
+    </w:tblStylePr>
+    <w:tblStylePr w:type="lastRow">
+      <w:rPr>
+        <w:b/>
+        <w:color w:val="404040"/>
+      </w:rPr>
+      <w:pPr>
+        <w:pBdr/>
+        <w:spacing/>
+        <w:ind/>
+      </w:pPr>
+      <w:tblPr>
+        <w:tblBorders/>
+      </w:tblPr>
+      <w:tcPr>
+        <w:shd w:val="clear" w:color="ffffff"/>
+        <w:tcBorders>
+          <w:top w:val="none" w:color="000000" w:sz="4" w:space="0"/>
+          <w:left w:val="none" w:color="000000" w:sz="4" w:space="0"/>
+          <w:bottom w:val="none" w:color="000000" w:sz="4" w:space="0"/>
+          <w:right w:val="none" w:color="000000" w:sz="4" w:space="0"/>
+        </w:tcBorders>
+      </w:tcPr>
+    </w:tblStylePr>
     <w:tblStylePr w:type="nwCell">
       <w:pPr>
         <w:pBdr/>
@@ -13401,9 +13819,9 @@
       </w:tcPr>
     </w:tblStylePr>
   </w:style>
-  <w:style w:type="table" w:styleId="40">
+  <w:style w:type="table" w:styleId="749">
     <w:name w:val="Grid Table 4"/>
-    <w:basedOn w:val="665"/>
+    <w:basedOn w:val="907"/>
     <w:uiPriority w:val="59"/>
     <w:pPr>
       <w:pBdr/>
@@ -13634,9 +14052,9 @@
       </w:tcPr>
     </w:tblStylePr>
   </w:style>
-  <w:style w:type="table" w:styleId="41">
+  <w:style w:type="table" w:styleId="750">
     <w:name w:val="Grid Table 4 - Accent 1"/>
-    <w:basedOn w:val="665"/>
+    <w:basedOn w:val="907"/>
     <w:uiPriority w:val="59"/>
     <w:pPr>
       <w:pBdr/>
@@ -13867,9 +14285,9 @@
       </w:tcPr>
     </w:tblStylePr>
   </w:style>
-  <w:style w:type="table" w:styleId="42">
+  <w:style w:type="table" w:styleId="751">
     <w:name w:val="Grid Table 4 - Accent 2"/>
-    <w:basedOn w:val="665"/>
+    <w:basedOn w:val="907"/>
     <w:uiPriority w:val="59"/>
     <w:pPr>
       <w:pBdr/>
@@ -14100,9 +14518,9 @@
       </w:tcPr>
     </w:tblStylePr>
   </w:style>
-  <w:style w:type="table" w:styleId="43">
+  <w:style w:type="table" w:styleId="752">
     <w:name w:val="Grid Table 4 - Accent 3"/>
-    <w:basedOn w:val="665"/>
+    <w:basedOn w:val="907"/>
     <w:uiPriority w:val="59"/>
     <w:pPr>
       <w:pBdr/>
@@ -14333,9 +14751,9 @@
       </w:tcPr>
     </w:tblStylePr>
   </w:style>
-  <w:style w:type="table" w:styleId="44">
+  <w:style w:type="table" w:styleId="753">
     <w:name w:val="Grid Table 4 - Accent 4"/>
-    <w:basedOn w:val="665"/>
+    <w:basedOn w:val="907"/>
     <w:uiPriority w:val="59"/>
     <w:pPr>
       <w:pBdr/>
@@ -14566,9 +14984,9 @@
       </w:tcPr>
     </w:tblStylePr>
   </w:style>
-  <w:style w:type="table" w:styleId="45">
+  <w:style w:type="table" w:styleId="754">
     <w:name w:val="Grid Table 4 - Accent 5"/>
-    <w:basedOn w:val="665"/>
+    <w:basedOn w:val="907"/>
     <w:uiPriority w:val="59"/>
     <w:pPr>
       <w:pBdr/>
@@ -14799,9 +15217,9 @@
       </w:tcPr>
     </w:tblStylePr>
   </w:style>
-  <w:style w:type="table" w:styleId="46">
+  <w:style w:type="table" w:styleId="755">
     <w:name w:val="Grid Table 4 - Accent 6"/>
-    <w:basedOn w:val="665"/>
+    <w:basedOn w:val="907"/>
     <w:uiPriority w:val="59"/>
     <w:pPr>
       <w:pBdr/>
@@ -15032,9 +15450,9 @@
       </w:tcPr>
     </w:tblStylePr>
   </w:style>
-  <w:style w:type="table" w:styleId="47">
+  <w:style w:type="table" w:styleId="756">
     <w:name w:val="Grid Table 5 Dark"/>
-    <w:basedOn w:val="665"/>
+    <w:basedOn w:val="907"/>
     <w:uiPriority w:val="99"/>
     <w:pPr>
       <w:pBdr/>
@@ -15260,9 +15678,9 @@
       </w:tcPr>
     </w:tblStylePr>
   </w:style>
-  <w:style w:type="table" w:styleId="48">
+  <w:style w:type="table" w:styleId="757">
     <w:name w:val="Grid Table 5 Dark- Accent 1"/>
-    <w:basedOn w:val="665"/>
+    <w:basedOn w:val="907"/>
     <w:uiPriority w:val="99"/>
     <w:pPr>
       <w:pBdr/>
@@ -15488,9 +15906,9 @@
       </w:tcPr>
     </w:tblStylePr>
   </w:style>
-  <w:style w:type="table" w:styleId="49">
+  <w:style w:type="table" w:styleId="758">
     <w:name w:val="Grid Table 5 Dark - Accent 2"/>
-    <w:basedOn w:val="665"/>
+    <w:basedOn w:val="907"/>
     <w:uiPriority w:val="99"/>
     <w:pPr>
       <w:pBdr/>
@@ -15716,9 +16134,9 @@
       </w:tcPr>
     </w:tblStylePr>
   </w:style>
-  <w:style w:type="table" w:styleId="50">
+  <w:style w:type="table" w:styleId="759">
     <w:name w:val="Grid Table 5 Dark - Accent 3"/>
-    <w:basedOn w:val="665"/>
+    <w:basedOn w:val="907"/>
     <w:uiPriority w:val="99"/>
     <w:pPr>
       <w:pBdr/>
@@ -15944,9 +16362,9 @@
       </w:tcPr>
     </w:tblStylePr>
   </w:style>
-  <w:style w:type="table" w:styleId="51">
+  <w:style w:type="table" w:styleId="760">
     <w:name w:val="Grid Table 5 Dark- Accent 4"/>
-    <w:basedOn w:val="665"/>
+    <w:basedOn w:val="907"/>
     <w:uiPriority w:val="99"/>
     <w:pPr>
       <w:pBdr/>
@@ -16172,9 +16590,9 @@
       </w:tcPr>
     </w:tblStylePr>
   </w:style>
-  <w:style w:type="table" w:styleId="52">
+  <w:style w:type="table" w:styleId="761">
     <w:name w:val="Grid Table 5 Dark - Accent 5"/>
-    <w:basedOn w:val="665"/>
+    <w:basedOn w:val="907"/>
     <w:uiPriority w:val="99"/>
     <w:pPr>
       <w:pBdr/>
@@ -16400,9 +16818,9 @@
       </w:tcPr>
     </w:tblStylePr>
   </w:style>
-  <w:style w:type="table" w:styleId="53">
+  <w:style w:type="table" w:styleId="762">
     <w:name w:val="Grid Table 5 Dark - Accent 6"/>
-    <w:basedOn w:val="665"/>
+    <w:basedOn w:val="907"/>
     <w:uiPriority w:val="99"/>
     <w:pPr>
       <w:pBdr/>
@@ -16628,9 +17046,9 @@
       </w:tcPr>
     </w:tblStylePr>
   </w:style>
-  <w:style w:type="table" w:styleId="54">
+  <w:style w:type="table" w:styleId="763">
     <w:name w:val="Grid Table 6 Colorful"/>
-    <w:basedOn w:val="665"/>
+    <w:basedOn w:val="907"/>
     <w:uiPriority w:val="99"/>
     <w:pPr>
       <w:pBdr/>
@@ -16858,9 +17276,9 @@
       </w:tcPr>
     </w:tblStylePr>
   </w:style>
-  <w:style w:type="table" w:styleId="55">
+  <w:style w:type="table" w:styleId="764">
     <w:name w:val="Grid Table 6 Colorful - Accent 1"/>
-    <w:basedOn w:val="665"/>
+    <w:basedOn w:val="907"/>
     <w:uiPriority w:val="99"/>
     <w:pPr>
       <w:pBdr/>
@@ -17088,9 +17506,9 @@
       </w:tcPr>
     </w:tblStylePr>
   </w:style>
-  <w:style w:type="table" w:styleId="56">
+  <w:style w:type="table" w:styleId="765">
     <w:name w:val="Grid Table 6 Colorful - Accent 2"/>
-    <w:basedOn w:val="665"/>
+    <w:basedOn w:val="907"/>
     <w:uiPriority w:val="99"/>
     <w:pPr>
       <w:pBdr/>
@@ -17318,9 +17736,9 @@
       </w:tcPr>
     </w:tblStylePr>
   </w:style>
-  <w:style w:type="table" w:styleId="57">
+  <w:style w:type="table" w:styleId="766">
     <w:name w:val="Grid Table 6 Colorful - Accent 3"/>
-    <w:basedOn w:val="665"/>
+    <w:basedOn w:val="907"/>
     <w:uiPriority w:val="99"/>
     <w:pPr>
       <w:pBdr/>
@@ -17548,9 +17966,9 @@
       </w:tcPr>
     </w:tblStylePr>
   </w:style>
-  <w:style w:type="table" w:styleId="58">
+  <w:style w:type="table" w:styleId="767">
     <w:name w:val="Grid Table 6 Colorful - Accent 4"/>
-    <w:basedOn w:val="665"/>
+    <w:basedOn w:val="907"/>
     <w:uiPriority w:val="99"/>
     <w:pPr>
       <w:pBdr/>
@@ -17778,9 +18196,9 @@
       </w:tcPr>
     </w:tblStylePr>
   </w:style>
-  <w:style w:type="table" w:styleId="59">
+  <w:style w:type="table" w:styleId="768">
     <w:name w:val="Grid Table 6 Colorful - Accent 5"/>
-    <w:basedOn w:val="665"/>
+    <w:basedOn w:val="907"/>
     <w:uiPriority w:val="99"/>
     <w:pPr>
       <w:pBdr/>
@@ -18008,9 +18426,9 @@
       </w:tcPr>
     </w:tblStylePr>
   </w:style>
-  <w:style w:type="table" w:styleId="60">
+  <w:style w:type="table" w:styleId="769">
     <w:name w:val="Grid Table 6 Colorful - Accent 6"/>
-    <w:basedOn w:val="665"/>
+    <w:basedOn w:val="907"/>
     <w:uiPriority w:val="99"/>
     <w:pPr>
       <w:pBdr/>
@@ -18238,9 +18656,9 @@
       </w:tcPr>
     </w:tblStylePr>
   </w:style>
-  <w:style w:type="table" w:styleId="61">
+  <w:style w:type="table" w:styleId="770">
     <w:name w:val="Grid Table 7 Colorful"/>
-    <w:basedOn w:val="665"/>
+    <w:basedOn w:val="907"/>
     <w:uiPriority w:val="99"/>
     <w:pPr>
       <w:pBdr/>
@@ -18342,11 +18760,11 @@
         <w:tblBorders/>
       </w:tblPr>
       <w:tcPr>
-        <w:shd w:color="ffffff"/>
+        <w:shd w:val="clear" w:color="ffffff"/>
         <w:tcBorders>
-          <w:top w:val="none"/>
-          <w:left w:val="none"/>
-          <w:bottom w:val="none"/>
+          <w:top w:val="none" w:color="000000" w:sz="4" w:space="0"/>
+          <w:left w:val="none" w:color="000000" w:sz="4" w:space="0"/>
+          <w:bottom w:val="none" w:color="000000" w:sz="4" w:space="0"/>
           <w:right w:val="single" w:color="000000" w:themeColor="text1" w:themeTint="80" w:sz="4" w:space="0"/>
         </w:tcBorders>
       </w:tcPr>
@@ -18369,10 +18787,10 @@
       <w:tcPr>
         <w:shd w:val="clear" w:color="ffffff" w:themeColor="light1" w:fill="ffffff" w:themeFill="light1"/>
         <w:tcBorders>
-          <w:top w:val="none"/>
-          <w:left w:val="none"/>
+          <w:top w:val="none" w:color="000000" w:sz="4" w:space="0"/>
+          <w:left w:val="none" w:color="000000" w:sz="4" w:space="0"/>
           <w:bottom w:val="single" w:color="000000" w:themeColor="text1" w:themeTint="80" w:sz="4" w:space="0"/>
-          <w:right w:val="none"/>
+          <w:right w:val="none" w:color="000000" w:sz="4" w:space="0"/>
         </w:tcBorders>
       </w:tcPr>
     </w:tblStylePr>
@@ -18392,12 +18810,12 @@
         <w:tblBorders/>
       </w:tblPr>
       <w:tcPr>
-        <w:shd w:color="ffffff"/>
+        <w:shd w:val="clear" w:color="ffffff"/>
         <w:tcBorders>
-          <w:top w:val="none"/>
+          <w:top w:val="none" w:color="000000" w:sz="4" w:space="0"/>
           <w:left w:val="single" w:color="000000" w:themeColor="text1" w:themeTint="80" w:sz="4" w:space="0"/>
-          <w:bottom w:val="none"/>
-          <w:right w:val="none"/>
+          <w:bottom w:val="none" w:color="000000" w:sz="4" w:space="0"/>
+          <w:right w:val="none" w:color="000000" w:sz="4" w:space="0"/>
         </w:tcBorders>
       </w:tcPr>
     </w:tblStylePr>
@@ -18420,9 +18838,9 @@
         <w:shd w:val="clear" w:color="ffffff" w:themeColor="light1" w:fill="ffffff" w:themeFill="light1"/>
         <w:tcBorders>
           <w:top w:val="single" w:color="000000" w:themeColor="text1" w:themeTint="80" w:sz="4" w:space="0"/>
-          <w:left w:val="none"/>
-          <w:bottom w:val="none"/>
-          <w:right w:val="none"/>
+          <w:left w:val="none" w:color="000000" w:sz="4" w:space="0"/>
+          <w:bottom w:val="none" w:color="000000" w:sz="4" w:space="0"/>
+          <w:right w:val="none" w:color="000000" w:sz="4" w:space="0"/>
         </w:tcBorders>
       </w:tcPr>
     </w:tblStylePr>
@@ -18492,9 +18910,9 @@
       </w:tcPr>
     </w:tblStylePr>
   </w:style>
-  <w:style w:type="table" w:styleId="62">
+  <w:style w:type="table" w:styleId="771">
     <w:name w:val="Grid Table 7 Colorful - Accent 1"/>
-    <w:basedOn w:val="665"/>
+    <w:basedOn w:val="907"/>
     <w:uiPriority w:val="99"/>
     <w:pPr>
       <w:pBdr/>
@@ -18596,11 +19014,11 @@
         <w:tblBorders/>
       </w:tblPr>
       <w:tcPr>
-        <w:shd w:color="ffffff"/>
+        <w:shd w:val="clear" w:color="ffffff"/>
         <w:tcBorders>
-          <w:top w:val="none"/>
-          <w:left w:val="none"/>
-          <w:bottom w:val="none"/>
+          <w:top w:val="none" w:color="000000" w:sz="4" w:space="0"/>
+          <w:left w:val="none" w:color="000000" w:sz="4" w:space="0"/>
+          <w:bottom w:val="none" w:color="000000" w:sz="4" w:space="0"/>
           <w:right w:val="single" w:color="000000" w:themeColor="accent1" w:themeTint="80" w:sz="4" w:space="0"/>
         </w:tcBorders>
       </w:tcPr>
@@ -18623,10 +19041,10 @@
       <w:tcPr>
         <w:shd w:val="clear" w:color="ffffff" w:themeColor="light1" w:fill="ffffff" w:themeFill="light1"/>
         <w:tcBorders>
-          <w:top w:val="none"/>
-          <w:left w:val="none"/>
+          <w:top w:val="none" w:color="000000" w:sz="4" w:space="0"/>
+          <w:left w:val="none" w:color="000000" w:sz="4" w:space="0"/>
           <w:bottom w:val="single" w:color="000000" w:themeColor="accent1" w:themeTint="80" w:sz="4" w:space="0"/>
-          <w:right w:val="none"/>
+          <w:right w:val="none" w:color="000000" w:sz="4" w:space="0"/>
         </w:tcBorders>
       </w:tcPr>
     </w:tblStylePr>
@@ -18646,12 +19064,12 @@
         <w:tblBorders/>
       </w:tblPr>
       <w:tcPr>
-        <w:shd w:color="ffffff"/>
+        <w:shd w:val="clear" w:color="ffffff"/>
         <w:tcBorders>
-          <w:top w:val="none"/>
+          <w:top w:val="none" w:color="000000" w:sz="4" w:space="0"/>
           <w:left w:val="single" w:color="000000" w:themeColor="accent1" w:themeTint="80" w:sz="4" w:space="0"/>
-          <w:bottom w:val="none"/>
-          <w:right w:val="none"/>
+          <w:bottom w:val="none" w:color="000000" w:sz="4" w:space="0"/>
+          <w:right w:val="none" w:color="000000" w:sz="4" w:space="0"/>
         </w:tcBorders>
       </w:tcPr>
     </w:tblStylePr>
@@ -18674,9 +19092,9 @@
         <w:shd w:val="clear" w:color="ffffff" w:themeColor="light1" w:fill="ffffff" w:themeFill="light1"/>
         <w:tcBorders>
           <w:top w:val="single" w:color="000000" w:themeColor="accent1" w:themeTint="80" w:sz="4" w:space="0"/>
-          <w:left w:val="none"/>
-          <w:bottom w:val="none"/>
-          <w:right w:val="none"/>
+          <w:left w:val="none" w:color="000000" w:sz="4" w:space="0"/>
+          <w:bottom w:val="none" w:color="000000" w:sz="4" w:space="0"/>
+          <w:right w:val="none" w:color="000000" w:sz="4" w:space="0"/>
         </w:tcBorders>
       </w:tcPr>
     </w:tblStylePr>
@@ -18746,9 +19164,9 @@
       </w:tcPr>
     </w:tblStylePr>
   </w:style>
-  <w:style w:type="table" w:styleId="63">
+  <w:style w:type="table" w:styleId="772">
     <w:name w:val="Grid Table 7 Colorful - Accent 2"/>
-    <w:basedOn w:val="665"/>
+    <w:basedOn w:val="907"/>
     <w:uiPriority w:val="99"/>
     <w:pPr>
       <w:pBdr/>
@@ -18850,11 +19268,11 @@
         <w:tblBorders/>
       </w:tblPr>
       <w:tcPr>
-        <w:shd w:color="ffffff"/>
+        <w:shd w:val="clear" w:color="ffffff"/>
         <w:tcBorders>
-          <w:top w:val="none"/>
-          <w:left w:val="none"/>
-          <w:bottom w:val="none"/>
+          <w:top w:val="none" w:color="000000" w:sz="4" w:space="0"/>
+          <w:left w:val="none" w:color="000000" w:sz="4" w:space="0"/>
+          <w:bottom w:val="none" w:color="000000" w:sz="4" w:space="0"/>
           <w:right w:val="single" w:color="000000" w:themeColor="accent2" w:themeTint="97" w:sz="4" w:space="0"/>
         </w:tcBorders>
       </w:tcPr>
@@ -18877,10 +19295,10 @@
       <w:tcPr>
         <w:shd w:val="clear" w:color="ffffff" w:themeColor="light1" w:fill="ffffff" w:themeFill="light1"/>
         <w:tcBorders>
-          <w:top w:val="none"/>
-          <w:left w:val="none"/>
+          <w:top w:val="none" w:color="000000" w:sz="4" w:space="0"/>
+          <w:left w:val="none" w:color="000000" w:sz="4" w:space="0"/>
           <w:bottom w:val="single" w:color="000000" w:themeColor="accent2" w:themeTint="97" w:sz="4" w:space="0"/>
-          <w:right w:val="none"/>
+          <w:right w:val="none" w:color="000000" w:sz="4" w:space="0"/>
         </w:tcBorders>
       </w:tcPr>
     </w:tblStylePr>
@@ -18900,12 +19318,12 @@
         <w:tblBorders/>
       </w:tblPr>
       <w:tcPr>
-        <w:shd w:color="ffffff"/>
+        <w:shd w:val="clear" w:color="ffffff"/>
         <w:tcBorders>
-          <w:top w:val="none"/>
+          <w:top w:val="none" w:color="000000" w:sz="4" w:space="0"/>
           <w:left w:val="single" w:color="000000" w:themeColor="accent2" w:themeTint="97" w:sz="4" w:space="0"/>
-          <w:bottom w:val="none"/>
-          <w:right w:val="none"/>
+          <w:bottom w:val="none" w:color="000000" w:sz="4" w:space="0"/>
+          <w:right w:val="none" w:color="000000" w:sz="4" w:space="0"/>
         </w:tcBorders>
       </w:tcPr>
     </w:tblStylePr>
@@ -18928,9 +19346,9 @@
         <w:shd w:val="clear" w:color="ffffff" w:themeColor="light1" w:fill="ffffff" w:themeFill="light1"/>
         <w:tcBorders>
           <w:top w:val="single" w:color="000000" w:themeColor="accent2" w:themeTint="97" w:sz="4" w:space="0"/>
-          <w:left w:val="none"/>
-          <w:bottom w:val="none"/>
-          <w:right w:val="none"/>
+          <w:left w:val="none" w:color="000000" w:sz="4" w:space="0"/>
+          <w:bottom w:val="none" w:color="000000" w:sz="4" w:space="0"/>
+          <w:right w:val="none" w:color="000000" w:sz="4" w:space="0"/>
         </w:tcBorders>
       </w:tcPr>
     </w:tblStylePr>
@@ -19000,9 +19418,9 @@
       </w:tcPr>
     </w:tblStylePr>
   </w:style>
-  <w:style w:type="table" w:styleId="64">
+  <w:style w:type="table" w:styleId="773">
     <w:name w:val="Grid Table 7 Colorful - Accent 3"/>
-    <w:basedOn w:val="665"/>
+    <w:basedOn w:val="907"/>
     <w:uiPriority w:val="99"/>
     <w:pPr>
       <w:pBdr/>
@@ -19104,11 +19522,11 @@
         <w:tblBorders/>
       </w:tblPr>
       <w:tcPr>
-        <w:shd w:color="ffffff"/>
+        <w:shd w:val="clear" w:color="ffffff"/>
         <w:tcBorders>
-          <w:top w:val="none"/>
-          <w:left w:val="none"/>
-          <w:bottom w:val="none"/>
+          <w:top w:val="none" w:color="000000" w:sz="4" w:space="0"/>
+          <w:left w:val="none" w:color="000000" w:sz="4" w:space="0"/>
+          <w:bottom w:val="none" w:color="000000" w:sz="4" w:space="0"/>
           <w:right w:val="single" w:color="000000" w:themeColor="accent3" w:themeTint="FE" w:sz="4" w:space="0"/>
         </w:tcBorders>
       </w:tcPr>
@@ -19131,10 +19549,10 @@
       <w:tcPr>
         <w:shd w:val="clear" w:color="ffffff" w:themeColor="light1" w:fill="ffffff" w:themeFill="light1"/>
         <w:tcBorders>
-          <w:top w:val="none"/>
-          <w:left w:val="none"/>
+          <w:top w:val="none" w:color="000000" w:sz="4" w:space="0"/>
+          <w:left w:val="none" w:color="000000" w:sz="4" w:space="0"/>
           <w:bottom w:val="single" w:color="000000" w:themeColor="accent3" w:themeTint="FE" w:sz="4" w:space="0"/>
-          <w:right w:val="none"/>
+          <w:right w:val="none" w:color="000000" w:sz="4" w:space="0"/>
         </w:tcBorders>
       </w:tcPr>
     </w:tblStylePr>
@@ -19154,12 +19572,12 @@
         <w:tblBorders/>
       </w:tblPr>
       <w:tcPr>
-        <w:shd w:color="ffffff"/>
+        <w:shd w:val="clear" w:color="ffffff"/>
         <w:tcBorders>
-          <w:top w:val="none"/>
+          <w:top w:val="none" w:color="000000" w:sz="4" w:space="0"/>
           <w:left w:val="single" w:color="000000" w:themeColor="accent3" w:themeTint="FE" w:sz="4" w:space="0"/>
-          <w:bottom w:val="none"/>
-          <w:right w:val="none"/>
+          <w:bottom w:val="none" w:color="000000" w:sz="4" w:space="0"/>
+          <w:right w:val="none" w:color="000000" w:sz="4" w:space="0"/>
         </w:tcBorders>
       </w:tcPr>
     </w:tblStylePr>
@@ -19182,9 +19600,9 @@
         <w:shd w:val="clear" w:color="ffffff" w:themeColor="light1" w:fill="ffffff" w:themeFill="light1"/>
         <w:tcBorders>
           <w:top w:val="single" w:color="000000" w:themeColor="accent3" w:themeTint="FE" w:sz="4" w:space="0"/>
-          <w:left w:val="none"/>
-          <w:bottom w:val="none"/>
-          <w:right w:val="none"/>
+          <w:left w:val="none" w:color="000000" w:sz="4" w:space="0"/>
+          <w:bottom w:val="none" w:color="000000" w:sz="4" w:space="0"/>
+          <w:right w:val="none" w:color="000000" w:sz="4" w:space="0"/>
         </w:tcBorders>
       </w:tcPr>
     </w:tblStylePr>
@@ -19254,9 +19672,9 @@
       </w:tcPr>
     </w:tblStylePr>
   </w:style>
-  <w:style w:type="table" w:styleId="65">
+  <w:style w:type="table" w:styleId="774">
     <w:name w:val="Grid Table 7 Colorful - Accent 4"/>
-    <w:basedOn w:val="665"/>
+    <w:basedOn w:val="907"/>
     <w:uiPriority w:val="99"/>
     <w:pPr>
       <w:pBdr/>
@@ -19358,11 +19776,11 @@
         <w:tblBorders/>
       </w:tblPr>
       <w:tcPr>
-        <w:shd w:color="ffffff"/>
+        <w:shd w:val="clear" w:color="ffffff"/>
         <w:tcBorders>
-          <w:top w:val="none"/>
-          <w:left w:val="none"/>
-          <w:bottom w:val="none"/>
+          <w:top w:val="none" w:color="000000" w:sz="4" w:space="0"/>
+          <w:left w:val="none" w:color="000000" w:sz="4" w:space="0"/>
+          <w:bottom w:val="none" w:color="000000" w:sz="4" w:space="0"/>
           <w:right w:val="single" w:color="000000" w:themeColor="accent4" w:themeTint="9A" w:sz="4" w:space="0"/>
         </w:tcBorders>
       </w:tcPr>
@@ -19385,10 +19803,10 @@
       <w:tcPr>
         <w:shd w:val="clear" w:color="ffffff" w:themeColor="light1" w:fill="ffffff" w:themeFill="light1"/>
         <w:tcBorders>
-          <w:top w:val="none"/>
-          <w:left w:val="none"/>
+          <w:top w:val="none" w:color="000000" w:sz="4" w:space="0"/>
+          <w:left w:val="none" w:color="000000" w:sz="4" w:space="0"/>
           <w:bottom w:val="single" w:color="000000" w:themeColor="accent4" w:themeTint="9A" w:sz="4" w:space="0"/>
-          <w:right w:val="none"/>
+          <w:right w:val="none" w:color="000000" w:sz="4" w:space="0"/>
         </w:tcBorders>
       </w:tcPr>
     </w:tblStylePr>
@@ -19408,12 +19826,12 @@
         <w:tblBorders/>
       </w:tblPr>
       <w:tcPr>
-        <w:shd w:color="ffffff"/>
+        <w:shd w:val="clear" w:color="ffffff"/>
         <w:tcBorders>
-          <w:top w:val="none"/>
+          <w:top w:val="none" w:color="000000" w:sz="4" w:space="0"/>
           <w:left w:val="single" w:color="000000" w:themeColor="accent4" w:themeTint="9A" w:sz="4" w:space="0"/>
-          <w:bottom w:val="none"/>
-          <w:right w:val="none"/>
+          <w:bottom w:val="none" w:color="000000" w:sz="4" w:space="0"/>
+          <w:right w:val="none" w:color="000000" w:sz="4" w:space="0"/>
         </w:tcBorders>
       </w:tcPr>
     </w:tblStylePr>
@@ -19436,9 +19854,9 @@
         <w:shd w:val="clear" w:color="ffffff" w:themeColor="light1" w:fill="ffffff" w:themeFill="light1"/>
         <w:tcBorders>
           <w:top w:val="single" w:color="000000" w:themeColor="accent4" w:themeTint="9A" w:sz="4" w:space="0"/>
-          <w:left w:val="none"/>
-          <w:bottom w:val="none"/>
-          <w:right w:val="none"/>
+          <w:left w:val="none" w:color="000000" w:sz="4" w:space="0"/>
+          <w:bottom w:val="none" w:color="000000" w:sz="4" w:space="0"/>
+          <w:right w:val="none" w:color="000000" w:sz="4" w:space="0"/>
         </w:tcBorders>
       </w:tcPr>
     </w:tblStylePr>
@@ -19508,9 +19926,9 @@
       </w:tcPr>
     </w:tblStylePr>
   </w:style>
-  <w:style w:type="table" w:styleId="66">
+  <w:style w:type="table" w:styleId="775">
     <w:name w:val="Grid Table 7 Colorful - Accent 5"/>
-    <w:basedOn w:val="665"/>
+    <w:basedOn w:val="907"/>
     <w:uiPriority w:val="99"/>
     <w:pPr>
       <w:pBdr/>
@@ -19612,11 +20030,11 @@
         <w:tblBorders/>
       </w:tblPr>
       <w:tcPr>
-        <w:shd w:color="ffffff"/>
+        <w:shd w:val="clear" w:color="ffffff"/>
         <w:tcBorders>
-          <w:top w:val="none"/>
-          <w:left w:val="none"/>
-          <w:bottom w:val="none"/>
+          <w:top w:val="none" w:color="000000" w:sz="4" w:space="0"/>
+          <w:left w:val="none" w:color="000000" w:sz="4" w:space="0"/>
+          <w:bottom w:val="none" w:color="000000" w:sz="4" w:space="0"/>
           <w:right w:val="single" w:color="000000" w:themeColor="accent5" w:themeTint="90" w:sz="4" w:space="0"/>
         </w:tcBorders>
       </w:tcPr>
@@ -19639,10 +20057,10 @@
       <w:tcPr>
         <w:shd w:val="clear" w:color="ffffff" w:themeColor="light1" w:fill="ffffff" w:themeFill="light1"/>
         <w:tcBorders>
-          <w:top w:val="none"/>
-          <w:left w:val="none"/>
+          <w:top w:val="none" w:color="000000" w:sz="4" w:space="0"/>
+          <w:left w:val="none" w:color="000000" w:sz="4" w:space="0"/>
           <w:bottom w:val="single" w:color="000000" w:themeColor="accent5" w:themeTint="90" w:sz="4" w:space="0"/>
-          <w:right w:val="none"/>
+          <w:right w:val="none" w:color="000000" w:sz="4" w:space="0"/>
         </w:tcBorders>
       </w:tcPr>
     </w:tblStylePr>
@@ -19662,12 +20080,12 @@
         <w:tblBorders/>
       </w:tblPr>
       <w:tcPr>
-        <w:shd w:color="ffffff"/>
+        <w:shd w:val="clear" w:color="ffffff"/>
         <w:tcBorders>
-          <w:top w:val="none"/>
+          <w:top w:val="none" w:color="000000" w:sz="4" w:space="0"/>
           <w:left w:val="single" w:color="000000" w:themeColor="accent5" w:themeTint="90" w:sz="4" w:space="0"/>
-          <w:bottom w:val="none"/>
-          <w:right w:val="none"/>
+          <w:bottom w:val="none" w:color="000000" w:sz="4" w:space="0"/>
+          <w:right w:val="none" w:color="000000" w:sz="4" w:space="0"/>
         </w:tcBorders>
       </w:tcPr>
     </w:tblStylePr>
@@ -19690,9 +20108,9 @@
         <w:shd w:val="clear" w:color="ffffff" w:themeColor="light1" w:fill="ffffff" w:themeFill="light1"/>
         <w:tcBorders>
           <w:top w:val="single" w:color="000000" w:themeColor="accent5" w:themeTint="90" w:sz="4" w:space="0"/>
-          <w:left w:val="none"/>
-          <w:bottom w:val="none"/>
-          <w:right w:val="none"/>
+          <w:left w:val="none" w:color="000000" w:sz="4" w:space="0"/>
+          <w:bottom w:val="none" w:color="000000" w:sz="4" w:space="0"/>
+          <w:right w:val="none" w:color="000000" w:sz="4" w:space="0"/>
         </w:tcBorders>
       </w:tcPr>
     </w:tblStylePr>
@@ -19762,9 +20180,9 @@
       </w:tcPr>
     </w:tblStylePr>
   </w:style>
-  <w:style w:type="table" w:styleId="67">
+  <w:style w:type="table" w:styleId="776">
     <w:name w:val="Grid Table 7 Colorful - Accent 6"/>
-    <w:basedOn w:val="665"/>
+    <w:basedOn w:val="907"/>
     <w:uiPriority w:val="99"/>
     <w:pPr>
       <w:pBdr/>
@@ -19866,11 +20284,11 @@
         <w:tblBorders/>
       </w:tblPr>
       <w:tcPr>
-        <w:shd w:color="ffffff"/>
+        <w:shd w:val="clear" w:color="ffffff"/>
         <w:tcBorders>
-          <w:top w:val="none"/>
-          <w:left w:val="none"/>
-          <w:bottom w:val="none"/>
+          <w:top w:val="none" w:color="000000" w:sz="4" w:space="0"/>
+          <w:left w:val="none" w:color="000000" w:sz="4" w:space="0"/>
+          <w:bottom w:val="none" w:color="000000" w:sz="4" w:space="0"/>
           <w:right w:val="single" w:color="000000" w:themeColor="accent6" w:themeTint="90" w:sz="4" w:space="0"/>
         </w:tcBorders>
       </w:tcPr>
@@ -19893,10 +20311,10 @@
       <w:tcPr>
         <w:shd w:val="clear" w:color="ffffff" w:themeColor="light1" w:fill="ffffff" w:themeFill="light1"/>
         <w:tcBorders>
-          <w:top w:val="none"/>
-          <w:left w:val="none"/>
+          <w:top w:val="none" w:color="000000" w:sz="4" w:space="0"/>
+          <w:left w:val="none" w:color="000000" w:sz="4" w:space="0"/>
           <w:bottom w:val="single" w:color="000000" w:themeColor="accent6" w:themeTint="90" w:sz="4" w:space="0"/>
-          <w:right w:val="none"/>
+          <w:right w:val="none" w:color="000000" w:sz="4" w:space="0"/>
         </w:tcBorders>
       </w:tcPr>
     </w:tblStylePr>
@@ -19916,12 +20334,12 @@
         <w:tblBorders/>
       </w:tblPr>
       <w:tcPr>
-        <w:shd w:color="ffffff"/>
+        <w:shd w:val="clear" w:color="ffffff"/>
         <w:tcBorders>
-          <w:top w:val="none"/>
+          <w:top w:val="none" w:color="000000" w:sz="4" w:space="0"/>
           <w:left w:val="single" w:color="000000" w:themeColor="accent6" w:themeTint="90" w:sz="4" w:space="0"/>
-          <w:bottom w:val="none"/>
-          <w:right w:val="none"/>
+          <w:bottom w:val="none" w:color="000000" w:sz="4" w:space="0"/>
+          <w:right w:val="none" w:color="000000" w:sz="4" w:space="0"/>
         </w:tcBorders>
       </w:tcPr>
     </w:tblStylePr>
@@ -19944,9 +20362,9 @@
         <w:shd w:val="clear" w:color="ffffff" w:themeColor="light1" w:fill="ffffff" w:themeFill="light1"/>
         <w:tcBorders>
           <w:top w:val="single" w:color="000000" w:themeColor="accent6" w:themeTint="90" w:sz="4" w:space="0"/>
-          <w:left w:val="none"/>
-          <w:bottom w:val="none"/>
-          <w:right w:val="none"/>
+          <w:left w:val="none" w:color="000000" w:sz="4" w:space="0"/>
+          <w:bottom w:val="none" w:color="000000" w:sz="4" w:space="0"/>
+          <w:right w:val="none" w:color="000000" w:sz="4" w:space="0"/>
         </w:tcBorders>
       </w:tcPr>
     </w:tblStylePr>
@@ -20016,9 +20434,9 @@
       </w:tcPr>
     </w:tblStylePr>
   </w:style>
-  <w:style w:type="table" w:styleId="68">
+  <w:style w:type="table" w:styleId="777">
     <w:name w:val="List Table 1 Light"/>
-    <w:basedOn w:val="665"/>
+    <w:basedOn w:val="907"/>
     <w:uiPriority w:val="99"/>
     <w:pPr>
       <w:pBdr/>
@@ -20232,9 +20650,9 @@
       </w:tcPr>
     </w:tblStylePr>
   </w:style>
-  <w:style w:type="table" w:styleId="69">
+  <w:style w:type="table" w:styleId="778">
     <w:name w:val="List Table 1 Light - Accent 1"/>
-    <w:basedOn w:val="665"/>
+    <w:basedOn w:val="907"/>
     <w:uiPriority w:val="99"/>
     <w:pPr>
       <w:pBdr/>
@@ -20448,9 +20866,9 @@
       </w:tcPr>
     </w:tblStylePr>
   </w:style>
-  <w:style w:type="table" w:styleId="70">
+  <w:style w:type="table" w:styleId="779">
     <w:name w:val="List Table 1 Light - Accent 2"/>
-    <w:basedOn w:val="665"/>
+    <w:basedOn w:val="907"/>
     <w:uiPriority w:val="99"/>
     <w:pPr>
       <w:pBdr/>
@@ -20664,9 +21082,9 @@
       </w:tcPr>
     </w:tblStylePr>
   </w:style>
-  <w:style w:type="table" w:styleId="71">
+  <w:style w:type="table" w:styleId="780">
     <w:name w:val="List Table 1 Light - Accent 3"/>
-    <w:basedOn w:val="665"/>
+    <w:basedOn w:val="907"/>
     <w:uiPriority w:val="99"/>
     <w:pPr>
       <w:pBdr/>
@@ -20880,9 +21298,9 @@
       </w:tcPr>
     </w:tblStylePr>
   </w:style>
-  <w:style w:type="table" w:styleId="72">
+  <w:style w:type="table" w:styleId="781">
     <w:name w:val="List Table 1 Light - Accent 4"/>
-    <w:basedOn w:val="665"/>
+    <w:basedOn w:val="907"/>
     <w:uiPriority w:val="99"/>
     <w:pPr>
       <w:pBdr/>
@@ -21096,9 +21514,9 @@
       </w:tcPr>
     </w:tblStylePr>
   </w:style>
-  <w:style w:type="table" w:styleId="73">
+  <w:style w:type="table" w:styleId="782">
     <w:name w:val="List Table 1 Light - Accent 5"/>
-    <w:basedOn w:val="665"/>
+    <w:basedOn w:val="907"/>
     <w:uiPriority w:val="99"/>
     <w:pPr>
       <w:pBdr/>
@@ -21312,9 +21730,9 @@
       </w:tcPr>
     </w:tblStylePr>
   </w:style>
-  <w:style w:type="table" w:styleId="74">
+  <w:style w:type="table" w:styleId="783">
     <w:name w:val="List Table 1 Light - Accent 6"/>
-    <w:basedOn w:val="665"/>
+    <w:basedOn w:val="907"/>
     <w:uiPriority w:val="99"/>
     <w:pPr>
       <w:pBdr/>
@@ -21528,9 +21946,9 @@
       </w:tcPr>
     </w:tblStylePr>
   </w:style>
-  <w:style w:type="table" w:styleId="75">
+  <w:style w:type="table" w:styleId="784">
     <w:name w:val="List Table 2"/>
-    <w:basedOn w:val="665"/>
+    <w:basedOn w:val="907"/>
     <w:uiPriority w:val="99"/>
     <w:pPr>
       <w:pBdr/>
@@ -21766,9 +22184,9 @@
       </w:tcPr>
     </w:tblStylePr>
   </w:style>
-  <w:style w:type="table" w:styleId="76">
+  <w:style w:type="table" w:styleId="785">
     <w:name w:val="List Table 2 - Accent 1"/>
-    <w:basedOn w:val="665"/>
+    <w:basedOn w:val="907"/>
     <w:uiPriority w:val="99"/>
     <w:pPr>
       <w:pBdr/>
@@ -22004,9 +22422,9 @@
       </w:tcPr>
     </w:tblStylePr>
   </w:style>
-  <w:style w:type="table" w:styleId="77">
+  <w:style w:type="table" w:styleId="786">
     <w:name w:val="List Table 2 - Accent 2"/>
-    <w:basedOn w:val="665"/>
+    <w:basedOn w:val="907"/>
     <w:uiPriority w:val="99"/>
     <w:pPr>
       <w:pBdr/>
@@ -22242,9 +22660,9 @@
       </w:tcPr>
     </w:tblStylePr>
   </w:style>
-  <w:style w:type="table" w:styleId="78">
+  <w:style w:type="table" w:styleId="787">
     <w:name w:val="List Table 2 - Accent 3"/>
-    <w:basedOn w:val="665"/>
+    <w:basedOn w:val="907"/>
     <w:uiPriority w:val="99"/>
     <w:pPr>
       <w:pBdr/>
@@ -22480,9 +22898,9 @@
       </w:tcPr>
     </w:tblStylePr>
   </w:style>
-  <w:style w:type="table" w:styleId="79">
+  <w:style w:type="table" w:styleId="788">
     <w:name w:val="List Table 2 - Accent 4"/>
-    <w:basedOn w:val="665"/>
+    <w:basedOn w:val="907"/>
     <w:uiPriority w:val="99"/>
     <w:pPr>
       <w:pBdr/>
@@ -22718,9 +23136,9 @@
       </w:tcPr>
     </w:tblStylePr>
   </w:style>
-  <w:style w:type="table" w:styleId="80">
+  <w:style w:type="table" w:styleId="789">
     <w:name w:val="List Table 2 - Accent 5"/>
-    <w:basedOn w:val="665"/>
+    <w:basedOn w:val="907"/>
     <w:uiPriority w:val="99"/>
     <w:pPr>
       <w:pBdr/>
@@ -22956,9 +23374,9 @@
       </w:tcPr>
     </w:tblStylePr>
   </w:style>
-  <w:style w:type="table" w:styleId="81">
+  <w:style w:type="table" w:styleId="790">
     <w:name w:val="List Table 2 - Accent 6"/>
-    <w:basedOn w:val="665"/>
+    <w:basedOn w:val="907"/>
     <w:uiPriority w:val="99"/>
     <w:pPr>
       <w:pBdr/>
@@ -23194,9 +23612,9 @@
       </w:tcPr>
     </w:tblStylePr>
   </w:style>
-  <w:style w:type="table" w:styleId="82">
+  <w:style w:type="table" w:styleId="791">
     <w:name w:val="List Table 3"/>
-    <w:basedOn w:val="665"/>
+    <w:basedOn w:val="907"/>
     <w:uiPriority w:val="99"/>
     <w:pPr>
       <w:pBdr/>
@@ -23422,9 +23840,9 @@
       </w:tcPr>
     </w:tblStylePr>
   </w:style>
-  <w:style w:type="table" w:styleId="83">
+  <w:style w:type="table" w:styleId="792">
     <w:name w:val="List Table 3 - Accent 1"/>
-    <w:basedOn w:val="665"/>
+    <w:basedOn w:val="907"/>
     <w:uiPriority w:val="99"/>
     <w:pPr>
       <w:pBdr/>
@@ -23650,9 +24068,9 @@
       </w:tcPr>
     </w:tblStylePr>
   </w:style>
-  <w:style w:type="table" w:styleId="84">
+  <w:style w:type="table" w:styleId="793">
     <w:name w:val="List Table 3 - Accent 2"/>
-    <w:basedOn w:val="665"/>
+    <w:basedOn w:val="907"/>
     <w:uiPriority w:val="99"/>
     <w:pPr>
       <w:pBdr/>
@@ -23878,9 +24296,9 @@
       </w:tcPr>
     </w:tblStylePr>
   </w:style>
-  <w:style w:type="table" w:styleId="85">
+  <w:style w:type="table" w:styleId="794">
     <w:name w:val="List Table 3 - Accent 3"/>
-    <w:basedOn w:val="665"/>
+    <w:basedOn w:val="907"/>
     <w:uiPriority w:val="99"/>
     <w:pPr>
       <w:pBdr/>
@@ -24106,9 +24524,9 @@
       </w:tcPr>
     </w:tblStylePr>
   </w:style>
-  <w:style w:type="table" w:styleId="86">
+  <w:style w:type="table" w:styleId="795">
     <w:name w:val="List Table 3 - Accent 4"/>
-    <w:basedOn w:val="665"/>
+    <w:basedOn w:val="907"/>
     <w:uiPriority w:val="99"/>
     <w:pPr>
       <w:pBdr/>
@@ -24334,9 +24752,9 @@
       </w:tcPr>
     </w:tblStylePr>
   </w:style>
-  <w:style w:type="table" w:styleId="87">
+  <w:style w:type="table" w:styleId="796">
     <w:name w:val="List Table 3 - Accent 5"/>
-    <w:basedOn w:val="665"/>
+    <w:basedOn w:val="907"/>
     <w:uiPriority w:val="99"/>
     <w:pPr>
       <w:pBdr/>
@@ -24562,9 +24980,9 @@
       </w:tcPr>
     </w:tblStylePr>
   </w:style>
-  <w:style w:type="table" w:styleId="88">
+  <w:style w:type="table" w:styleId="797">
     <w:name w:val="List Table 3 - Accent 6"/>
-    <w:basedOn w:val="665"/>
+    <w:basedOn w:val="907"/>
     <w:uiPriority w:val="99"/>
     <w:pPr>
       <w:pBdr/>
@@ -24790,9 +25208,9 @@
       </w:tcPr>
     </w:tblStylePr>
   </w:style>
-  <w:style w:type="table" w:styleId="89">
+  <w:style w:type="table" w:styleId="798">
     <w:name w:val="List Table 4"/>
-    <w:basedOn w:val="665"/>
+    <w:basedOn w:val="907"/>
     <w:uiPriority w:val="99"/>
     <w:pPr>
       <w:pBdr/>
@@ -25015,9 +25433,9 @@
       </w:tcPr>
     </w:tblStylePr>
   </w:style>
-  <w:style w:type="table" w:styleId="90">
+  <w:style w:type="table" w:styleId="799">
     <w:name w:val="List Table 4 - Accent 1"/>
-    <w:basedOn w:val="665"/>
+    <w:basedOn w:val="907"/>
     <w:uiPriority w:val="99"/>
     <w:pPr>
       <w:pBdr/>
@@ -25240,9 +25658,9 @@
       </w:tcPr>
     </w:tblStylePr>
   </w:style>
-  <w:style w:type="table" w:styleId="91">
+  <w:style w:type="table" w:styleId="800">
     <w:name w:val="List Table 4 - Accent 2"/>
-    <w:basedOn w:val="665"/>
+    <w:basedOn w:val="907"/>
     <w:uiPriority w:val="99"/>
     <w:pPr>
       <w:pBdr/>
@@ -25465,9 +25883,9 @@
       </w:tcPr>
     </w:tblStylePr>
   </w:style>
-  <w:style w:type="table" w:styleId="92">
+  <w:style w:type="table" w:styleId="801">
     <w:name w:val="List Table 4 - Accent 3"/>
-    <w:basedOn w:val="665"/>
+    <w:basedOn w:val="907"/>
     <w:uiPriority w:val="99"/>
     <w:pPr>
       <w:pBdr/>
@@ -25690,9 +26108,9 @@
       </w:tcPr>
     </w:tblStylePr>
   </w:style>
-  <w:style w:type="table" w:styleId="93">
+  <w:style w:type="table" w:styleId="802">
     <w:name w:val="List Table 4 - Accent 4"/>
-    <w:basedOn w:val="665"/>
+    <w:basedOn w:val="907"/>
     <w:uiPriority w:val="99"/>
     <w:pPr>
       <w:pBdr/>
@@ -25915,9 +26333,9 @@
       </w:tcPr>
     </w:tblStylePr>
   </w:style>
-  <w:style w:type="table" w:styleId="94">
+  <w:style w:type="table" w:styleId="803">
     <w:name w:val="List Table 4 - Accent 5"/>
-    <w:basedOn w:val="665"/>
+    <w:basedOn w:val="907"/>
     <w:uiPriority w:val="99"/>
     <w:pPr>
       <w:pBdr/>
@@ -26140,9 +26558,9 @@
       </w:tcPr>
     </w:tblStylePr>
   </w:style>
-  <w:style w:type="table" w:styleId="95">
+  <w:style w:type="table" w:styleId="804">
     <w:name w:val="List Table 4 - Accent 6"/>
-    <w:basedOn w:val="665"/>
+    <w:basedOn w:val="907"/>
     <w:uiPriority w:val="99"/>
     <w:pPr>
       <w:pBdr/>
@@ -26365,9 +26783,9 @@
       </w:tcPr>
     </w:tblStylePr>
   </w:style>
-  <w:style w:type="table" w:styleId="96">
+  <w:style w:type="table" w:styleId="805">
     <w:name w:val="List Table 5 Dark"/>
-    <w:basedOn w:val="665"/>
+    <w:basedOn w:val="907"/>
     <w:uiPriority w:val="99"/>
     <w:pPr>
       <w:pBdr/>
@@ -26607,9 +27025,9 @@
       </w:tcPr>
     </w:tblStylePr>
   </w:style>
-  <w:style w:type="table" w:styleId="97">
+  <w:style w:type="table" w:styleId="806">
     <w:name w:val="List Table 5 Dark - Accent 1"/>
-    <w:basedOn w:val="665"/>
+    <w:basedOn w:val="907"/>
     <w:uiPriority w:val="99"/>
     <w:pPr>
       <w:pBdr/>
@@ -26849,9 +27267,9 @@
       </w:tcPr>
     </w:tblStylePr>
   </w:style>
-  <w:style w:type="table" w:styleId="98">
+  <w:style w:type="table" w:styleId="807">
     <w:name w:val="List Table 5 Dark - Accent 2"/>
-    <w:basedOn w:val="665"/>
+    <w:basedOn w:val="907"/>
     <w:uiPriority w:val="99"/>
     <w:pPr>
       <w:pBdr/>
@@ -27091,9 +27509,9 @@
       </w:tcPr>
     </w:tblStylePr>
   </w:style>
-  <w:style w:type="table" w:styleId="99">
+  <w:style w:type="table" w:styleId="808">
     <w:name w:val="List Table 5 Dark - Accent 3"/>
-    <w:basedOn w:val="665"/>
+    <w:basedOn w:val="907"/>
     <w:uiPriority w:val="99"/>
     <w:pPr>
       <w:pBdr/>
@@ -27333,9 +27751,9 @@
       </w:tcPr>
     </w:tblStylePr>
   </w:style>
-  <w:style w:type="table" w:styleId="100">
+  <w:style w:type="table" w:styleId="809">
     <w:name w:val="List Table 5 Dark - Accent 4"/>
-    <w:basedOn w:val="665"/>
+    <w:basedOn w:val="907"/>
     <w:uiPriority w:val="99"/>
     <w:pPr>
       <w:pBdr/>
@@ -27575,9 +27993,9 @@
       </w:tcPr>
     </w:tblStylePr>
   </w:style>
-  <w:style w:type="table" w:styleId="101">
+  <w:style w:type="table" w:styleId="810">
     <w:name w:val="List Table 5 Dark - Accent 5"/>
-    <w:basedOn w:val="665"/>
+    <w:basedOn w:val="907"/>
     <w:uiPriority w:val="99"/>
     <w:pPr>
       <w:pBdr/>
@@ -27817,9 +28235,9 @@
       </w:tcPr>
     </w:tblStylePr>
   </w:style>
-  <w:style w:type="table" w:styleId="102">
+  <w:style w:type="table" w:styleId="811">
     <w:name w:val="List Table 5 Dark - Accent 6"/>
-    <w:basedOn w:val="665"/>
+    <w:basedOn w:val="907"/>
     <w:uiPriority w:val="99"/>
     <w:pPr>
       <w:pBdr/>
@@ -28059,9 +28477,9 @@
       </w:tcPr>
     </w:tblStylePr>
   </w:style>
-  <w:style w:type="table" w:styleId="103">
+  <w:style w:type="table" w:styleId="812">
     <w:name w:val="List Table 6 Colorful"/>
-    <w:basedOn w:val="665"/>
+    <w:basedOn w:val="907"/>
     <w:uiPriority w:val="99"/>
     <w:pPr>
       <w:pBdr/>
@@ -28282,9 +28700,9 @@
       </w:tcPr>
     </w:tblStylePr>
   </w:style>
-  <w:style w:type="table" w:styleId="104">
+  <w:style w:type="table" w:styleId="813">
     <w:name w:val="List Table 6 Colorful - Accent 1"/>
-    <w:basedOn w:val="665"/>
+    <w:basedOn w:val="907"/>
     <w:uiPriority w:val="99"/>
     <w:pPr>
       <w:pBdr/>
@@ -28505,9 +28923,9 @@
       </w:tcPr>
     </w:tblStylePr>
   </w:style>
-  <w:style w:type="table" w:styleId="105">
+  <w:style w:type="table" w:styleId="814">
     <w:name w:val="List Table 6 Colorful - Accent 2"/>
-    <w:basedOn w:val="665"/>
+    <w:basedOn w:val="907"/>
     <w:uiPriority w:val="99"/>
     <w:pPr>
       <w:pBdr/>
@@ -28728,9 +29146,9 @@
       </w:tcPr>
     </w:tblStylePr>
   </w:style>
-  <w:style w:type="table" w:styleId="106">
+  <w:style w:type="table" w:styleId="815">
     <w:name w:val="List Table 6 Colorful - Accent 3"/>
-    <w:basedOn w:val="665"/>
+    <w:basedOn w:val="907"/>
     <w:uiPriority w:val="99"/>
     <w:pPr>
       <w:pBdr/>
@@ -28951,9 +29369,9 @@
       </w:tcPr>
     </w:tblStylePr>
   </w:style>
-  <w:style w:type="table" w:styleId="107">
+  <w:style w:type="table" w:styleId="816">
     <w:name w:val="List Table 6 Colorful - Accent 4"/>
-    <w:basedOn w:val="665"/>
+    <w:basedOn w:val="907"/>
     <w:uiPriority w:val="99"/>
     <w:pPr>
       <w:pBdr/>
@@ -29174,9 +29592,9 @@
       </w:tcPr>
     </w:tblStylePr>
   </w:style>
-  <w:style w:type="table" w:styleId="108">
+  <w:style w:type="table" w:styleId="817">
     <w:name w:val="List Table 6 Colorful - Accent 5"/>
-    <w:basedOn w:val="665"/>
+    <w:basedOn w:val="907"/>
     <w:uiPriority w:val="99"/>
     <w:pPr>
       <w:pBdr/>
@@ -29397,9 +29815,9 @@
       </w:tcPr>
     </w:tblStylePr>
   </w:style>
-  <w:style w:type="table" w:styleId="109">
+  <w:style w:type="table" w:styleId="818">
     <w:name w:val="List Table 6 Colorful - Accent 6"/>
-    <w:basedOn w:val="665"/>
+    <w:basedOn w:val="907"/>
     <w:uiPriority w:val="99"/>
     <w:pPr>
       <w:pBdr/>
@@ -29620,9 +30038,9 @@
       </w:tcPr>
     </w:tblStylePr>
   </w:style>
-  <w:style w:type="table" w:styleId="110">
+  <w:style w:type="table" w:styleId="819">
     <w:name w:val="List Table 7 Colorful"/>
-    <w:basedOn w:val="665"/>
+    <w:basedOn w:val="907"/>
     <w:uiPriority w:val="99"/>
     <w:pPr>
       <w:pBdr/>
@@ -29721,11 +30139,11 @@
         <w:tblBorders/>
       </w:tblPr>
       <w:tcPr>
-        <w:shd w:color="ffffff"/>
+        <w:shd w:val="clear" w:color="ffffff"/>
         <w:tcBorders>
-          <w:top w:val="none"/>
-          <w:left w:val="none"/>
-          <w:bottom w:val="none"/>
+          <w:top w:val="none" w:color="000000" w:sz="4" w:space="0"/>
+          <w:left w:val="none" w:color="000000" w:sz="4" w:space="0"/>
+          <w:bottom w:val="none" w:color="000000" w:sz="4" w:space="0"/>
           <w:right w:val="single" w:color="000000" w:themeColor="text1" w:themeTint="80" w:sz="4" w:space="0"/>
         </w:tcBorders>
       </w:tcPr>
@@ -29748,10 +30166,10 @@
       <w:tcPr>
         <w:shd w:val="clear" w:color="ffffff" w:themeColor="light1" w:fill="ffffff" w:themeFill="light1"/>
         <w:tcBorders>
-          <w:top w:val="none"/>
-          <w:left w:val="none"/>
+          <w:top w:val="none" w:color="000000" w:sz="4" w:space="0"/>
+          <w:left w:val="none" w:color="000000" w:sz="4" w:space="0"/>
           <w:bottom w:val="single" w:color="000000" w:themeColor="text1" w:themeTint="80" w:sz="4" w:space="0"/>
-          <w:right w:val="none"/>
+          <w:right w:val="none" w:color="000000" w:sz="4" w:space="0"/>
         </w:tcBorders>
       </w:tcPr>
     </w:tblStylePr>
@@ -29771,12 +30189,12 @@
         <w:tblBorders/>
       </w:tblPr>
       <w:tcPr>
-        <w:shd w:color="ffffff"/>
+        <w:shd w:val="clear" w:color="ffffff"/>
         <w:tcBorders>
-          <w:top w:val="none"/>
+          <w:top w:val="none" w:color="000000" w:sz="4" w:space="0"/>
           <w:left w:val="single" w:color="000000" w:themeColor="text1" w:themeTint="80" w:sz="4" w:space="0"/>
-          <w:bottom w:val="none"/>
-          <w:right w:val="none"/>
+          <w:bottom w:val="none" w:color="000000" w:sz="4" w:space="0"/>
+          <w:right w:val="none" w:color="000000" w:sz="4" w:space="0"/>
         </w:tcBorders>
       </w:tcPr>
     </w:tblStylePr>
@@ -29799,9 +30217,9 @@
         <w:shd w:val="clear" w:color="ffffff" w:themeColor="light1" w:fill="ffffff" w:themeFill="light1"/>
         <w:tcBorders>
           <w:top w:val="single" w:color="000000" w:themeColor="text1" w:themeTint="80" w:sz="4" w:space="0"/>
-          <w:left w:val="none"/>
-          <w:bottom w:val="none"/>
-          <w:right w:val="none"/>
+          <w:left w:val="none" w:color="000000" w:sz="4" w:space="0"/>
+          <w:bottom w:val="none" w:color="000000" w:sz="4" w:space="0"/>
+          <w:right w:val="none" w:color="000000" w:sz="4" w:space="0"/>
         </w:tcBorders>
       </w:tcPr>
     </w:tblStylePr>
@@ -29876,9 +30294,9 @@
       </w:tcPr>
     </w:tblStylePr>
   </w:style>
-  <w:style w:type="table" w:styleId="111">
+  <w:style w:type="table" w:styleId="820">
     <w:name w:val="List Table 7 Colorful - Accent 1"/>
-    <w:basedOn w:val="665"/>
+    <w:basedOn w:val="907"/>
     <w:uiPriority w:val="99"/>
     <w:pPr>
       <w:pBdr/>
@@ -29977,11 +30395,11 @@
         <w:tblBorders/>
       </w:tblPr>
       <w:tcPr>
-        <w:shd w:color="ffffff"/>
+        <w:shd w:val="clear" w:color="ffffff"/>
         <w:tcBorders>
-          <w:top w:val="none"/>
-          <w:left w:val="none"/>
-          <w:bottom w:val="none"/>
+          <w:top w:val="none" w:color="000000" w:sz="4" w:space="0"/>
+          <w:left w:val="none" w:color="000000" w:sz="4" w:space="0"/>
+          <w:bottom w:val="none" w:color="000000" w:sz="4" w:space="0"/>
           <w:right w:val="single" w:color="000000" w:themeColor="accent1" w:sz="4" w:space="0"/>
         </w:tcBorders>
       </w:tcPr>
@@ -30004,10 +30422,10 @@
       <w:tcPr>
         <w:shd w:val="clear" w:color="ffffff" w:themeColor="light1" w:fill="ffffff" w:themeFill="light1"/>
         <w:tcBorders>
-          <w:top w:val="none"/>
-          <w:left w:val="none"/>
+          <w:top w:val="none" w:color="000000" w:sz="4" w:space="0"/>
+          <w:left w:val="none" w:color="000000" w:sz="4" w:space="0"/>
           <w:bottom w:val="single" w:color="000000" w:themeColor="accent1" w:sz="4" w:space="0"/>
-          <w:right w:val="none"/>
+          <w:right w:val="none" w:color="000000" w:sz="4" w:space="0"/>
         </w:tcBorders>
       </w:tcPr>
     </w:tblStylePr>
@@ -30027,12 +30445,12 @@
         <w:tblBorders/>
       </w:tblPr>
       <w:tcPr>
-        <w:shd w:color="ffffff"/>
+        <w:shd w:val="clear" w:color="ffffff"/>
         <w:tcBorders>
-          <w:top w:val="none"/>
+          <w:top w:val="none" w:color="000000" w:sz="4" w:space="0"/>
           <w:left w:val="single" w:color="000000" w:themeColor="accent1" w:sz="4" w:space="0"/>
-          <w:bottom w:val="none"/>
-          <w:right w:val="none"/>
+          <w:bottom w:val="none" w:color="000000" w:sz="4" w:space="0"/>
+          <w:right w:val="none" w:color="000000" w:sz="4" w:space="0"/>
         </w:tcBorders>
       </w:tcPr>
     </w:tblStylePr>
@@ -30055,9 +30473,9 @@
         <w:shd w:val="clear" w:color="ffffff" w:themeColor="light1" w:fill="ffffff" w:themeFill="light1"/>
         <w:tcBorders>
           <w:top w:val="single" w:color="000000" w:themeColor="accent1" w:sz="4" w:space="0"/>
-          <w:left w:val="none"/>
-          <w:bottom w:val="none"/>
-          <w:right w:val="none"/>
+          <w:left w:val="none" w:color="000000" w:sz="4" w:space="0"/>
+          <w:bottom w:val="none" w:color="000000" w:sz="4" w:space="0"/>
+          <w:right w:val="none" w:color="000000" w:sz="4" w:space="0"/>
         </w:tcBorders>
       </w:tcPr>
     </w:tblStylePr>
@@ -30132,9 +30550,9 @@
       </w:tcPr>
     </w:tblStylePr>
   </w:style>
-  <w:style w:type="table" w:styleId="112">
+  <w:style w:type="table" w:styleId="821">
     <w:name w:val="List Table 7 Colorful - Accent 2"/>
-    <w:basedOn w:val="665"/>
+    <w:basedOn w:val="907"/>
     <w:uiPriority w:val="99"/>
     <w:pPr>
       <w:pBdr/>
@@ -30233,11 +30651,11 @@
         <w:tblBorders/>
       </w:tblPr>
       <w:tcPr>
-        <w:shd w:color="ffffff"/>
+        <w:shd w:val="clear" w:color="ffffff"/>
         <w:tcBorders>
-          <w:top w:val="none"/>
-          <w:left w:val="none"/>
-          <w:bottom w:val="none"/>
+          <w:top w:val="none" w:color="000000" w:sz="4" w:space="0"/>
+          <w:left w:val="none" w:color="000000" w:sz="4" w:space="0"/>
+          <w:bottom w:val="none" w:color="000000" w:sz="4" w:space="0"/>
           <w:right w:val="single" w:color="000000" w:themeColor="accent2" w:themeTint="97" w:sz="4" w:space="0"/>
         </w:tcBorders>
       </w:tcPr>
@@ -30260,10 +30678,10 @@
       <w:tcPr>
         <w:shd w:val="clear" w:color="ffffff" w:themeColor="light1" w:fill="ffffff" w:themeFill="light1"/>
         <w:tcBorders>
-          <w:top w:val="none"/>
-          <w:left w:val="none"/>
+          <w:top w:val="none" w:color="000000" w:sz="4" w:space="0"/>
+          <w:left w:val="none" w:color="000000" w:sz="4" w:space="0"/>
           <w:bottom w:val="single" w:color="000000" w:themeColor="accent2" w:themeTint="97" w:sz="4" w:space="0"/>
-          <w:right w:val="none"/>
+          <w:right w:val="none" w:color="000000" w:sz="4" w:space="0"/>
         </w:tcBorders>
       </w:tcPr>
     </w:tblStylePr>
@@ -30283,12 +30701,12 @@
         <w:tblBorders/>
       </w:tblPr>
       <w:tcPr>
-        <w:shd w:color="ffffff"/>
+        <w:shd w:val="clear" w:color="ffffff"/>
         <w:tcBorders>
-          <w:top w:val="none"/>
+          <w:top w:val="none" w:color="000000" w:sz="4" w:space="0"/>
           <w:left w:val="single" w:color="000000" w:themeColor="accent2" w:themeTint="97" w:sz="4" w:space="0"/>
-          <w:bottom w:val="none"/>
-          <w:right w:val="none"/>
+          <w:bottom w:val="none" w:color="000000" w:sz="4" w:space="0"/>
+          <w:right w:val="none" w:color="000000" w:sz="4" w:space="0"/>
         </w:tcBorders>
       </w:tcPr>
     </w:tblStylePr>
@@ -30311,9 +30729,9 @@
         <w:shd w:val="clear" w:color="ffffff" w:themeColor="light1" w:fill="ffffff" w:themeFill="light1"/>
         <w:tcBorders>
           <w:top w:val="single" w:color="000000" w:themeColor="accent2" w:themeTint="97" w:sz="4" w:space="0"/>
-          <w:left w:val="none"/>
-          <w:bottom w:val="none"/>
-          <w:right w:val="none"/>
+          <w:left w:val="none" w:color="000000" w:sz="4" w:space="0"/>
+          <w:bottom w:val="none" w:color="000000" w:sz="4" w:space="0"/>
+          <w:right w:val="none" w:color="000000" w:sz="4" w:space="0"/>
         </w:tcBorders>
       </w:tcPr>
     </w:tblStylePr>
@@ -30388,9 +30806,9 @@
       </w:tcPr>
     </w:tblStylePr>
   </w:style>
-  <w:style w:type="table" w:styleId="113">
+  <w:style w:type="table" w:styleId="822">
     <w:name w:val="List Table 7 Colorful - Accent 3"/>
-    <w:basedOn w:val="665"/>
+    <w:basedOn w:val="907"/>
     <w:uiPriority w:val="99"/>
     <w:pPr>
       <w:pBdr/>
@@ -30489,11 +30907,11 @@
         <w:tblBorders/>
       </w:tblPr>
       <w:tcPr>
-        <w:shd w:color="ffffff"/>
+        <w:shd w:val="clear" w:color="ffffff"/>
         <w:tcBorders>
-          <w:top w:val="none"/>
-          <w:left w:val="none"/>
-          <w:bottom w:val="none"/>
+          <w:top w:val="none" w:color="000000" w:sz="4" w:space="0"/>
+          <w:left w:val="none" w:color="000000" w:sz="4" w:space="0"/>
+          <w:bottom w:val="none" w:color="000000" w:sz="4" w:space="0"/>
           <w:right w:val="single" w:color="000000" w:themeColor="accent3" w:themeTint="98" w:sz="4" w:space="0"/>
         </w:tcBorders>
       </w:tcPr>
@@ -30516,10 +30934,10 @@
       <w:tcPr>
         <w:shd w:val="clear" w:color="ffffff" w:themeColor="light1" w:fill="ffffff" w:themeFill="light1"/>
         <w:tcBorders>
-          <w:top w:val="none"/>
-          <w:left w:val="none"/>
+          <w:top w:val="none" w:color="000000" w:sz="4" w:space="0"/>
+          <w:left w:val="none" w:color="000000" w:sz="4" w:space="0"/>
           <w:bottom w:val="single" w:color="000000" w:themeColor="accent3" w:themeTint="98" w:sz="4" w:space="0"/>
-          <w:right w:val="none"/>
+          <w:right w:val="none" w:color="000000" w:sz="4" w:space="0"/>
         </w:tcBorders>
       </w:tcPr>
     </w:tblStylePr>
@@ -30539,12 +30957,12 @@
         <w:tblBorders/>
       </w:tblPr>
       <w:tcPr>
-        <w:shd w:color="ffffff"/>
+        <w:shd w:val="clear" w:color="ffffff"/>
         <w:tcBorders>
-          <w:top w:val="none"/>
+          <w:top w:val="none" w:color="000000" w:sz="4" w:space="0"/>
           <w:left w:val="single" w:color="000000" w:themeColor="accent3" w:themeTint="98" w:sz="4" w:space="0"/>
-          <w:bottom w:val="none"/>
-          <w:right w:val="none"/>
+          <w:bottom w:val="none" w:color="000000" w:sz="4" w:space="0"/>
+          <w:right w:val="none" w:color="000000" w:sz="4" w:space="0"/>
         </w:tcBorders>
       </w:tcPr>
     </w:tblStylePr>
@@ -30567,9 +30985,9 @@
         <w:shd w:val="clear" w:color="ffffff" w:themeColor="light1" w:fill="ffffff" w:themeFill="light1"/>
         <w:tcBorders>
           <w:top w:val="single" w:color="000000" w:themeColor="accent3" w:themeTint="98" w:sz="4" w:space="0"/>
-          <w:left w:val="none"/>
-          <w:bottom w:val="none"/>
-          <w:right w:val="none"/>
+          <w:left w:val="none" w:color="000000" w:sz="4" w:space="0"/>
+          <w:bottom w:val="none" w:color="000000" w:sz="4" w:space="0"/>
+          <w:right w:val="none" w:color="000000" w:sz="4" w:space="0"/>
         </w:tcBorders>
       </w:tcPr>
     </w:tblStylePr>
@@ -30644,9 +31062,9 @@
       </w:tcPr>
     </w:tblStylePr>
   </w:style>
-  <w:style w:type="table" w:styleId="114">
+  <w:style w:type="table" w:styleId="823">
     <w:name w:val="List Table 7 Colorful - Accent 4"/>
-    <w:basedOn w:val="665"/>
+    <w:basedOn w:val="907"/>
     <w:uiPriority w:val="99"/>
     <w:pPr>
       <w:pBdr/>
@@ -30745,11 +31163,11 @@
         <w:tblBorders/>
       </w:tblPr>
       <w:tcPr>
-        <w:shd w:color="ffffff"/>
+        <w:shd w:val="clear" w:color="ffffff"/>
         <w:tcBorders>
-          <w:top w:val="none"/>
-          <w:left w:val="none"/>
-          <w:bottom w:val="none"/>
+          <w:top w:val="none" w:color="000000" w:sz="4" w:space="0"/>
+          <w:left w:val="none" w:color="000000" w:sz="4" w:space="0"/>
+          <w:bottom w:val="none" w:color="000000" w:sz="4" w:space="0"/>
           <w:right w:val="single" w:color="000000" w:themeColor="accent4" w:themeTint="9A" w:sz="4" w:space="0"/>
         </w:tcBorders>
       </w:tcPr>
@@ -30772,10 +31190,10 @@
       <w:tcPr>
         <w:shd w:val="clear" w:color="ffffff" w:themeColor="light1" w:fill="ffffff" w:themeFill="light1"/>
         <w:tcBorders>
-          <w:top w:val="none"/>
-          <w:left w:val="none"/>
+          <w:top w:val="none" w:color="000000" w:sz="4" w:space="0"/>
+          <w:left w:val="none" w:color="000000" w:sz="4" w:space="0"/>
           <w:bottom w:val="single" w:color="000000" w:themeColor="accent4" w:themeTint="9A" w:sz="4" w:space="0"/>
-          <w:right w:val="none"/>
+          <w:right w:val="none" w:color="000000" w:sz="4" w:space="0"/>
         </w:tcBorders>
       </w:tcPr>
     </w:tblStylePr>
@@ -30795,12 +31213,12 @@
         <w:tblBorders/>
       </w:tblPr>
       <w:tcPr>
-        <w:shd w:color="ffffff"/>
+        <w:shd w:val="clear" w:color="ffffff"/>
         <w:tcBorders>
-          <w:top w:val="none"/>
+          <w:top w:val="none" w:color="000000" w:sz="4" w:space="0"/>
           <w:left w:val="single" w:color="000000" w:themeColor="accent4" w:themeTint="9A" w:sz="4" w:space="0"/>
-          <w:bottom w:val="none"/>
-          <w:right w:val="none"/>
+          <w:bottom w:val="none" w:color="000000" w:sz="4" w:space="0"/>
+          <w:right w:val="none" w:color="000000" w:sz="4" w:space="0"/>
         </w:tcBorders>
       </w:tcPr>
     </w:tblStylePr>
@@ -30823,9 +31241,9 @@
         <w:shd w:val="clear" w:color="ffffff" w:themeColor="light1" w:fill="ffffff" w:themeFill="light1"/>
         <w:tcBorders>
           <w:top w:val="single" w:color="000000" w:themeColor="accent4" w:themeTint="9A" w:sz="4" w:space="0"/>
-          <w:left w:val="none"/>
-          <w:bottom w:val="none"/>
-          <w:right w:val="none"/>
+          <w:left w:val="none" w:color="000000" w:sz="4" w:space="0"/>
+          <w:bottom w:val="none" w:color="000000" w:sz="4" w:space="0"/>
+          <w:right w:val="none" w:color="000000" w:sz="4" w:space="0"/>
         </w:tcBorders>
       </w:tcPr>
     </w:tblStylePr>
@@ -30900,9 +31318,9 @@
       </w:tcPr>
     </w:tblStylePr>
   </w:style>
-  <w:style w:type="table" w:styleId="115">
+  <w:style w:type="table" w:styleId="824">
     <w:name w:val="List Table 7 Colorful - Accent 5"/>
-    <w:basedOn w:val="665"/>
+    <w:basedOn w:val="907"/>
     <w:uiPriority w:val="99"/>
     <w:pPr>
       <w:pBdr/>
@@ -31001,11 +31419,11 @@
         <w:tblBorders/>
       </w:tblPr>
       <w:tcPr>
-        <w:shd w:color="ffffff"/>
+        <w:shd w:val="clear" w:color="ffffff"/>
         <w:tcBorders>
-          <w:top w:val="none"/>
-          <w:left w:val="none"/>
-          <w:bottom w:val="none"/>
+          <w:top w:val="none" w:color="000000" w:sz="4" w:space="0"/>
+          <w:left w:val="none" w:color="000000" w:sz="4" w:space="0"/>
+          <w:bottom w:val="none" w:color="000000" w:sz="4" w:space="0"/>
           <w:right w:val="single" w:color="000000" w:themeColor="accent5" w:themeTint="9A" w:sz="4" w:space="0"/>
         </w:tcBorders>
       </w:tcPr>
@@ -31028,10 +31446,10 @@
       <w:tcPr>
         <w:shd w:val="clear" w:color="ffffff" w:themeColor="light1" w:fill="ffffff" w:themeFill="light1"/>
         <w:tcBorders>
-          <w:top w:val="none"/>
-          <w:left w:val="none"/>
+          <w:top w:val="none" w:color="000000" w:sz="4" w:space="0"/>
+          <w:left w:val="none" w:color="000000" w:sz="4" w:space="0"/>
           <w:bottom w:val="single" w:color="000000" w:themeColor="accent5" w:themeTint="9A" w:sz="4" w:space="0"/>
-          <w:right w:val="none"/>
+          <w:right w:val="none" w:color="000000" w:sz="4" w:space="0"/>
         </w:tcBorders>
       </w:tcPr>
     </w:tblStylePr>
@@ -31051,12 +31469,12 @@
         <w:tblBorders/>
       </w:tblPr>
       <w:tcPr>
-        <w:shd w:color="ffffff"/>
+        <w:shd w:val="clear" w:color="ffffff"/>
         <w:tcBorders>
-          <w:top w:val="none"/>
+          <w:top w:val="none" w:color="000000" w:sz="4" w:space="0"/>
           <w:left w:val="single" w:color="000000" w:themeColor="accent5" w:themeTint="9A" w:sz="4" w:space="0"/>
-          <w:bottom w:val="none"/>
-          <w:right w:val="none"/>
+          <w:bottom w:val="none" w:color="000000" w:sz="4" w:space="0"/>
+          <w:right w:val="none" w:color="000000" w:sz="4" w:space="0"/>
         </w:tcBorders>
       </w:tcPr>
     </w:tblStylePr>
@@ -31079,9 +31497,9 @@
         <w:shd w:val="clear" w:color="ffffff" w:themeColor="light1" w:fill="ffffff" w:themeFill="light1"/>
         <w:tcBorders>
           <w:top w:val="single" w:color="000000" w:themeColor="accent5" w:themeTint="9A" w:sz="4" w:space="0"/>
-          <w:left w:val="none"/>
-          <w:bottom w:val="none"/>
-          <w:right w:val="none"/>
+          <w:left w:val="none" w:color="000000" w:sz="4" w:space="0"/>
+          <w:bottom w:val="none" w:color="000000" w:sz="4" w:space="0"/>
+          <w:right w:val="none" w:color="000000" w:sz="4" w:space="0"/>
         </w:tcBorders>
       </w:tcPr>
     </w:tblStylePr>
@@ -31156,9 +31574,9 @@
       </w:tcPr>
     </w:tblStylePr>
   </w:style>
-  <w:style w:type="table" w:styleId="116">
+  <w:style w:type="table" w:styleId="825">
     <w:name w:val="List Table 7 Colorful - Accent 6"/>
-    <w:basedOn w:val="665"/>
+    <w:basedOn w:val="907"/>
     <w:uiPriority w:val="99"/>
     <w:pPr>
       <w:pBdr/>
@@ -31257,11 +31675,11 @@
         <w:tblBorders/>
       </w:tblPr>
       <w:tcPr>
-        <w:shd w:color="ffffff"/>
+        <w:shd w:val="clear" w:color="ffffff"/>
         <w:tcBorders>
-          <w:top w:val="none"/>
-          <w:left w:val="none"/>
-          <w:bottom w:val="none"/>
+          <w:top w:val="none" w:color="000000" w:sz="4" w:space="0"/>
+          <w:left w:val="none" w:color="000000" w:sz="4" w:space="0"/>
+          <w:bottom w:val="none" w:color="000000" w:sz="4" w:space="0"/>
           <w:right w:val="single" w:color="000000" w:themeColor="accent6" w:themeTint="98" w:sz="4" w:space="0"/>
         </w:tcBorders>
       </w:tcPr>
@@ -31284,10 +31702,10 @@
       <w:tcPr>
         <w:shd w:val="clear" w:color="ffffff" w:themeColor="light1" w:fill="ffffff" w:themeFill="light1"/>
         <w:tcBorders>
-          <w:top w:val="none"/>
-          <w:left w:val="none"/>
+          <w:top w:val="none" w:color="000000" w:sz="4" w:space="0"/>
+          <w:left w:val="none" w:color="000000" w:sz="4" w:space="0"/>
           <w:bottom w:val="single" w:color="000000" w:themeColor="accent6" w:themeTint="98" w:sz="4" w:space="0"/>
-          <w:right w:val="none"/>
+          <w:right w:val="none" w:color="000000" w:sz="4" w:space="0"/>
         </w:tcBorders>
       </w:tcPr>
     </w:tblStylePr>
@@ -31307,12 +31725,12 @@
         <w:tblBorders/>
       </w:tblPr>
       <w:tcPr>
-        <w:shd w:color="ffffff"/>
+        <w:shd w:val="clear" w:color="ffffff"/>
         <w:tcBorders>
-          <w:top w:val="none"/>
+          <w:top w:val="none" w:color="000000" w:sz="4" w:space="0"/>
           <w:left w:val="single" w:color="000000" w:themeColor="accent6" w:themeTint="98" w:sz="4" w:space="0"/>
-          <w:bottom w:val="none"/>
-          <w:right w:val="none"/>
+          <w:bottom w:val="none" w:color="000000" w:sz="4" w:space="0"/>
+          <w:right w:val="none" w:color="000000" w:sz="4" w:space="0"/>
         </w:tcBorders>
       </w:tcPr>
     </w:tblStylePr>
@@ -31335,9 +31753,9 @@
         <w:shd w:val="clear" w:color="ffffff" w:themeColor="light1" w:fill="ffffff" w:themeFill="light1"/>
         <w:tcBorders>
           <w:top w:val="single" w:color="000000" w:themeColor="accent6" w:themeTint="98" w:sz="4" w:space="0"/>
-          <w:left w:val="none"/>
-          <w:bottom w:val="none"/>
-          <w:right w:val="none"/>
+          <w:left w:val="none" w:color="000000" w:sz="4" w:space="0"/>
+          <w:bottom w:val="none" w:color="000000" w:sz="4" w:space="0"/>
+          <w:right w:val="none" w:color="000000" w:sz="4" w:space="0"/>
         </w:tcBorders>
       </w:tcPr>
     </w:tblStylePr>
@@ -31412,9 +31830,9 @@
       </w:tcPr>
     </w:tblStylePr>
   </w:style>
-  <w:style w:type="table" w:styleId="117">
+  <w:style w:type="table" w:styleId="826">
     <w:name w:val="Lined - Accent"/>
-    <w:basedOn w:val="665"/>
+    <w:basedOn w:val="907"/>
     <w:uiPriority w:val="99"/>
     <w:pPr>
       <w:pBdr/>
@@ -31649,9 +32067,9 @@
       </w:tcPr>
     </w:tblStylePr>
   </w:style>
-  <w:style w:type="table" w:styleId="118">
+  <w:style w:type="table" w:styleId="827">
     <w:name w:val="Lined - Accent 1"/>
-    <w:basedOn w:val="665"/>
+    <w:basedOn w:val="907"/>
     <w:uiPriority w:val="99"/>
     <w:pPr>
       <w:pBdr/>
@@ -31886,9 +32304,9 @@
       </w:tcPr>
     </w:tblStylePr>
   </w:style>
-  <w:style w:type="table" w:styleId="119">
+  <w:style w:type="table" w:styleId="828">
     <w:name w:val="Lined - Accent 2"/>
-    <w:basedOn w:val="665"/>
+    <w:basedOn w:val="907"/>
     <w:uiPriority w:val="99"/>
     <w:pPr>
       <w:pBdr/>
@@ -32123,9 +32541,9 @@
       </w:tcPr>
     </w:tblStylePr>
   </w:style>
-  <w:style w:type="table" w:styleId="120">
+  <w:style w:type="table" w:styleId="829">
     <w:name w:val="Lined - Accent 3"/>
-    <w:basedOn w:val="665"/>
+    <w:basedOn w:val="907"/>
     <w:uiPriority w:val="99"/>
     <w:pPr>
       <w:pBdr/>
@@ -32360,9 +32778,9 @@
       </w:tcPr>
     </w:tblStylePr>
   </w:style>
-  <w:style w:type="table" w:styleId="121">
+  <w:style w:type="table" w:styleId="830">
     <w:name w:val="Lined - Accent 4"/>
-    <w:basedOn w:val="665"/>
+    <w:basedOn w:val="907"/>
     <w:uiPriority w:val="99"/>
     <w:pPr>
       <w:pBdr/>
@@ -32597,9 +33015,9 @@
       </w:tcPr>
     </w:tblStylePr>
   </w:style>
-  <w:style w:type="table" w:styleId="122">
+  <w:style w:type="table" w:styleId="831">
     <w:name w:val="Lined - Accent 5"/>
-    <w:basedOn w:val="665"/>
+    <w:basedOn w:val="907"/>
     <w:uiPriority w:val="99"/>
     <w:pPr>
       <w:pBdr/>
@@ -32834,9 +33252,9 @@
       </w:tcPr>
     </w:tblStylePr>
   </w:style>
-  <w:style w:type="table" w:styleId="123">
+  <w:style w:type="table" w:styleId="832">
     <w:name w:val="Lined - Accent 6"/>
-    <w:basedOn w:val="665"/>
+    <w:basedOn w:val="907"/>
     <w:uiPriority w:val="99"/>
     <w:pPr>
       <w:pBdr/>
@@ -33071,9 +33489,9 @@
       </w:tcPr>
     </w:tblStylePr>
   </w:style>
-  <w:style w:type="table" w:styleId="124">
+  <w:style w:type="table" w:styleId="833">
     <w:name w:val="Bordered &amp; Lined - Accent"/>
-    <w:basedOn w:val="665"/>
+    <w:basedOn w:val="907"/>
     <w:uiPriority w:val="99"/>
     <w:pPr>
       <w:pBdr/>
@@ -33315,9 +33733,9 @@
       </w:tcPr>
     </w:tblStylePr>
   </w:style>
-  <w:style w:type="table" w:styleId="125">
+  <w:style w:type="table" w:styleId="834">
     <w:name w:val="Bordered &amp; Lined - Accent 1"/>
-    <w:basedOn w:val="665"/>
+    <w:basedOn w:val="907"/>
     <w:uiPriority w:val="99"/>
     <w:pPr>
       <w:pBdr/>
@@ -33559,9 +33977,9 @@
       </w:tcPr>
     </w:tblStylePr>
   </w:style>
-  <w:style w:type="table" w:styleId="126">
+  <w:style w:type="table" w:styleId="835">
     <w:name w:val="Bordered &amp; Lined - Accent 2"/>
-    <w:basedOn w:val="665"/>
+    <w:basedOn w:val="907"/>
     <w:uiPriority w:val="99"/>
     <w:pPr>
       <w:pBdr/>
@@ -33803,9 +34221,9 @@
       </w:tcPr>
     </w:tblStylePr>
   </w:style>
-  <w:style w:type="table" w:styleId="127">
+  <w:style w:type="table" w:styleId="836">
     <w:name w:val="Bordered &amp; Lined - Accent 3"/>
-    <w:basedOn w:val="665"/>
+    <w:basedOn w:val="907"/>
     <w:uiPriority w:val="99"/>
     <w:pPr>
       <w:pBdr/>
@@ -34047,9 +34465,9 @@
       </w:tcPr>
     </w:tblStylePr>
   </w:style>
-  <w:style w:type="table" w:styleId="128">
+  <w:style w:type="table" w:styleId="837">
     <w:name w:val="Bordered &amp; Lined - Accent 4"/>
-    <w:basedOn w:val="665"/>
+    <w:basedOn w:val="907"/>
     <w:uiPriority w:val="99"/>
     <w:pPr>
       <w:pBdr/>
@@ -34291,9 +34709,9 @@
       </w:tcPr>
     </w:tblStylePr>
   </w:style>
-  <w:style w:type="table" w:styleId="129">
+  <w:style w:type="table" w:styleId="838">
     <w:name w:val="Bordered &amp; Lined - Accent 5"/>
-    <w:basedOn w:val="665"/>
+    <w:basedOn w:val="907"/>
     <w:uiPriority w:val="99"/>
     <w:pPr>
       <w:pBdr/>
@@ -34535,9 +34953,9 @@
       </w:tcPr>
     </w:tblStylePr>
   </w:style>
-  <w:style w:type="table" w:styleId="130">
+  <w:style w:type="table" w:styleId="839">
     <w:name w:val="Bordered &amp; Lined - Accent 6"/>
-    <w:basedOn w:val="665"/>
+    <w:basedOn w:val="907"/>
     <w:uiPriority w:val="99"/>
     <w:pPr>
       <w:pBdr/>
@@ -34779,9 +35197,9 @@
       </w:tcPr>
     </w:tblStylePr>
   </w:style>
-  <w:style w:type="table" w:styleId="131">
+  <w:style w:type="table" w:styleId="840">
     <w:name w:val="Bordered"/>
-    <w:basedOn w:val="665"/>
+    <w:basedOn w:val="907"/>
     <w:uiPriority w:val="99"/>
     <w:pPr>
       <w:pBdr/>
@@ -35010,9 +35428,9 @@
       </w:tcPr>
     </w:tblStylePr>
   </w:style>
-  <w:style w:type="table" w:styleId="132">
+  <w:style w:type="table" w:styleId="841">
     <w:name w:val="Bordered - Accent 1"/>
-    <w:basedOn w:val="665"/>
+    <w:basedOn w:val="907"/>
     <w:uiPriority w:val="99"/>
     <w:pPr>
       <w:pBdr/>
@@ -35241,9 +35659,9 @@
       </w:tcPr>
     </w:tblStylePr>
   </w:style>
-  <w:style w:type="table" w:styleId="133">
+  <w:style w:type="table" w:styleId="842">
     <w:name w:val="Bordered - Accent 2"/>
-    <w:basedOn w:val="665"/>
+    <w:basedOn w:val="907"/>
     <w:uiPriority w:val="99"/>
     <w:pPr>
       <w:pBdr/>
@@ -35472,9 +35890,9 @@
       </w:tcPr>
     </w:tblStylePr>
   </w:style>
-  <w:style w:type="table" w:styleId="134">
+  <w:style w:type="table" w:styleId="843">
     <w:name w:val="Bordered - Accent 3"/>
-    <w:basedOn w:val="665"/>
+    <w:basedOn w:val="907"/>
     <w:uiPriority w:val="99"/>
     <w:pPr>
       <w:pBdr/>
@@ -35703,9 +36121,9 @@
       </w:tcPr>
     </w:tblStylePr>
   </w:style>
-  <w:style w:type="table" w:styleId="135">
+  <w:style w:type="table" w:styleId="844">
     <w:name w:val="Bordered - Accent 4"/>
-    <w:basedOn w:val="665"/>
+    <w:basedOn w:val="907"/>
     <w:uiPriority w:val="99"/>
     <w:pPr>
       <w:pBdr/>
@@ -35934,9 +36352,9 @@
       </w:tcPr>
     </w:tblStylePr>
   </w:style>
-  <w:style w:type="table" w:styleId="136">
+  <w:style w:type="table" w:styleId="845">
     <w:name w:val="Bordered - Accent 5"/>
-    <w:basedOn w:val="665"/>
+    <w:basedOn w:val="907"/>
     <w:uiPriority w:val="99"/>
     <w:pPr>
       <w:pBdr/>
@@ -36165,9 +36583,9 @@
       </w:tcPr>
     </w:tblStylePr>
   </w:style>
-  <w:style w:type="table" w:styleId="137">
+  <w:style w:type="table" w:styleId="846">
     <w:name w:val="Bordered - Accent 6"/>
-    <w:basedOn w:val="665"/>
+    <w:basedOn w:val="907"/>
     <w:uiPriority w:val="99"/>
     <w:pPr>
       <w:pBdr/>
@@ -36396,11 +36814,11 @@
       </w:tcPr>
     </w:tblStylePr>
   </w:style>
-  <w:style w:type="paragraph" w:styleId="139">
+  <w:style w:type="paragraph" w:styleId="847">
     <w:name w:val="Heading 1"/>
-    <w:basedOn w:val="664"/>
-    <w:next w:val="664"/>
-    <w:link w:val="150"/>
+    <w:basedOn w:val="906"/>
+    <w:next w:val="906"/>
+    <w:link w:val="857"/>
     <w:uiPriority w:val="9"/>
     <w:qFormat/>
     <w:pPr>
@@ -36418,11 +36836,11 @@
       <w:szCs w:val="40"/>
     </w:rPr>
   </w:style>
-  <w:style w:type="paragraph" w:styleId="140">
+  <w:style w:type="paragraph" w:styleId="848">
     <w:name w:val="Heading 2"/>
-    <w:basedOn w:val="664"/>
-    <w:next w:val="664"/>
-    <w:link w:val="151"/>
+    <w:basedOn w:val="906"/>
+    <w:next w:val="906"/>
+    <w:link w:val="858"/>
     <w:uiPriority w:val="9"/>
     <w:unhideWhenUsed/>
     <w:qFormat/>
@@ -36441,11 +36859,11 @@
       <w:szCs w:val="32"/>
     </w:rPr>
   </w:style>
-  <w:style w:type="paragraph" w:styleId="141">
+  <w:style w:type="paragraph" w:styleId="849">
     <w:name w:val="Heading 3"/>
-    <w:basedOn w:val="664"/>
-    <w:next w:val="664"/>
-    <w:link w:val="152"/>
+    <w:basedOn w:val="906"/>
+    <w:next w:val="906"/>
+    <w:link w:val="859"/>
     <w:uiPriority w:val="9"/>
     <w:unhideWhenUsed/>
     <w:qFormat/>
@@ -36464,11 +36882,11 @@
       <w:szCs w:val="28"/>
     </w:rPr>
   </w:style>
-  <w:style w:type="paragraph" w:styleId="142">
+  <w:style w:type="paragraph" w:styleId="850">
     <w:name w:val="Heading 4"/>
-    <w:basedOn w:val="664"/>
-    <w:next w:val="664"/>
-    <w:link w:val="153"/>
+    <w:basedOn w:val="906"/>
+    <w:next w:val="906"/>
+    <w:link w:val="860"/>
     <w:uiPriority w:val="9"/>
     <w:unhideWhenUsed/>
     <w:qFormat/>
@@ -36487,11 +36905,11 @@
       <w:color w:val="0f4761" w:themeColor="accent1" w:themeShade="BF"/>
     </w:rPr>
   </w:style>
-  <w:style w:type="paragraph" w:styleId="143">
+  <w:style w:type="paragraph" w:styleId="851">
     <w:name w:val="Heading 5"/>
-    <w:basedOn w:val="664"/>
-    <w:next w:val="664"/>
-    <w:link w:val="154"/>
+    <w:basedOn w:val="906"/>
+    <w:next w:val="906"/>
+    <w:link w:val="861"/>
     <w:uiPriority w:val="9"/>
     <w:unhideWhenUsed/>
     <w:qFormat/>
@@ -36508,11 +36926,11 @@
       <w:color w:val="0f4761" w:themeColor="accent1" w:themeShade="BF"/>
     </w:rPr>
   </w:style>
-  <w:style w:type="paragraph" w:styleId="144">
+  <w:style w:type="paragraph" w:styleId="852">
     <w:name w:val="Heading 6"/>
-    <w:basedOn w:val="664"/>
-    <w:next w:val="664"/>
-    <w:link w:val="155"/>
+    <w:basedOn w:val="906"/>
+    <w:next w:val="906"/>
+    <w:link w:val="862"/>
     <w:uiPriority w:val="9"/>
     <w:unhideWhenUsed/>
     <w:qFormat/>
@@ -36531,11 +36949,11 @@
       <w:color w:val="595959" w:themeColor="text1" w:themeTint="A6"/>
     </w:rPr>
   </w:style>
-  <w:style w:type="paragraph" w:styleId="145">
+  <w:style w:type="paragraph" w:styleId="853">
     <w:name w:val="Heading 7"/>
-    <w:basedOn w:val="664"/>
-    <w:next w:val="664"/>
-    <w:link w:val="156"/>
+    <w:basedOn w:val="906"/>
+    <w:next w:val="906"/>
+    <w:link w:val="863"/>
     <w:uiPriority w:val="9"/>
     <w:unhideWhenUsed/>
     <w:qFormat/>
@@ -36552,11 +36970,11 @@
       <w:color w:val="595959" w:themeColor="text1" w:themeTint="A6"/>
     </w:rPr>
   </w:style>
-  <w:style w:type="paragraph" w:styleId="146">
+  <w:style w:type="paragraph" w:styleId="854">
     <w:name w:val="Heading 8"/>
-    <w:basedOn w:val="664"/>
-    <w:next w:val="664"/>
-    <w:link w:val="157"/>
+    <w:basedOn w:val="906"/>
+    <w:next w:val="906"/>
+    <w:link w:val="864"/>
     <w:uiPriority w:val="9"/>
     <w:unhideWhenUsed/>
     <w:qFormat/>
@@ -36575,11 +36993,11 @@
       <w:color w:val="272727" w:themeColor="text1" w:themeTint="D8"/>
     </w:rPr>
   </w:style>
-  <w:style w:type="paragraph" w:styleId="147">
+  <w:style w:type="paragraph" w:styleId="855">
     <w:name w:val="Heading 9"/>
-    <w:basedOn w:val="664"/>
-    <w:next w:val="664"/>
-    <w:link w:val="158"/>
+    <w:basedOn w:val="906"/>
+    <w:next w:val="906"/>
+    <w:link w:val="865"/>
     <w:uiPriority w:val="9"/>
     <w:unhideWhenUsed/>
     <w:qFormat/>
@@ -36598,7 +37016,7 @@
       <w:color w:val="272727" w:themeColor="text1" w:themeTint="D8"/>
     </w:rPr>
   </w:style>
-  <w:style w:type="character" w:styleId="148" w:default="1">
+  <w:style w:type="character" w:styleId="856" w:default="1">
     <w:name w:val="Default Paragraph Font"/>
     <w:uiPriority w:val="1"/>
     <w:semiHidden/>
@@ -36609,10 +37027,10 @@
       <w:ind/>
     </w:pPr>
   </w:style>
-  <w:style w:type="character" w:styleId="150">
+  <w:style w:type="character" w:styleId="857">
     <w:name w:val="Heading 1 Char"/>
-    <w:basedOn w:val="148"/>
-    <w:link w:val="139"/>
+    <w:basedOn w:val="856"/>
+    <w:link w:val="847"/>
     <w:uiPriority w:val="9"/>
     <w:pPr>
       <w:pBdr/>
@@ -36626,10 +37044,10 @@
       <w:szCs w:val="40"/>
     </w:rPr>
   </w:style>
-  <w:style w:type="character" w:styleId="151">
+  <w:style w:type="character" w:styleId="858">
     <w:name w:val="Heading 2 Char"/>
-    <w:basedOn w:val="148"/>
-    <w:link w:val="140"/>
+    <w:basedOn w:val="856"/>
+    <w:link w:val="848"/>
     <w:uiPriority w:val="9"/>
     <w:pPr>
       <w:pBdr/>
@@ -36643,10 +37061,10 @@
       <w:szCs w:val="32"/>
     </w:rPr>
   </w:style>
-  <w:style w:type="character" w:styleId="152">
+  <w:style w:type="character" w:styleId="859">
     <w:name w:val="Heading 3 Char"/>
-    <w:basedOn w:val="148"/>
-    <w:link w:val="141"/>
+    <w:basedOn w:val="856"/>
+    <w:link w:val="849"/>
     <w:uiPriority w:val="9"/>
     <w:pPr>
       <w:pBdr/>
@@ -36660,10 +37078,10 @@
       <w:szCs w:val="28"/>
     </w:rPr>
   </w:style>
-  <w:style w:type="character" w:styleId="153">
+  <w:style w:type="character" w:styleId="860">
     <w:name w:val="Heading 4 Char"/>
-    <w:basedOn w:val="148"/>
-    <w:link w:val="142"/>
+    <w:basedOn w:val="856"/>
+    <w:link w:val="850"/>
     <w:uiPriority w:val="9"/>
     <w:pPr>
       <w:pBdr/>
@@ -36677,10 +37095,10 @@
       <w:color w:val="0f4761" w:themeColor="accent1" w:themeShade="BF"/>
     </w:rPr>
   </w:style>
-  <w:style w:type="character" w:styleId="154">
+  <w:style w:type="character" w:styleId="861">
     <w:name w:val="Heading 5 Char"/>
-    <w:basedOn w:val="148"/>
-    <w:link w:val="143"/>
+    <w:basedOn w:val="856"/>
+    <w:link w:val="851"/>
     <w:uiPriority w:val="9"/>
     <w:pPr>
       <w:pBdr/>
@@ -36692,10 +37110,10 @@
       <w:color w:val="0f4761" w:themeColor="accent1" w:themeShade="BF"/>
     </w:rPr>
   </w:style>
-  <w:style w:type="character" w:styleId="155">
+  <w:style w:type="character" w:styleId="862">
     <w:name w:val="Heading 6 Char"/>
-    <w:basedOn w:val="148"/>
-    <w:link w:val="144"/>
+    <w:basedOn w:val="856"/>
+    <w:link w:val="852"/>
     <w:uiPriority w:val="9"/>
     <w:pPr>
       <w:pBdr/>
@@ -36709,10 +37127,10 @@
       <w:color w:val="595959" w:themeColor="text1" w:themeTint="A6"/>
     </w:rPr>
   </w:style>
-  <w:style w:type="character" w:styleId="156">
+  <w:style w:type="character" w:styleId="863">
     <w:name w:val="Heading 7 Char"/>
-    <w:basedOn w:val="148"/>
-    <w:link w:val="145"/>
+    <w:basedOn w:val="856"/>
+    <w:link w:val="853"/>
     <w:uiPriority w:val="9"/>
     <w:pPr>
       <w:pBdr/>
@@ -36724,10 +37142,10 @@
       <w:color w:val="595959" w:themeColor="text1" w:themeTint="A6"/>
     </w:rPr>
   </w:style>
-  <w:style w:type="character" w:styleId="157">
+  <w:style w:type="character" w:styleId="864">
     <w:name w:val="Heading 8 Char"/>
-    <w:basedOn w:val="148"/>
-    <w:link w:val="146"/>
+    <w:basedOn w:val="856"/>
+    <w:link w:val="854"/>
     <w:uiPriority w:val="9"/>
     <w:pPr>
       <w:pBdr/>
@@ -36741,10 +37159,10 @@
       <w:color w:val="272727" w:themeColor="text1" w:themeTint="D8"/>
     </w:rPr>
   </w:style>
-  <w:style w:type="character" w:styleId="158">
+  <w:style w:type="character" w:styleId="865">
     <w:name w:val="Heading 9 Char"/>
-    <w:basedOn w:val="148"/>
-    <w:link w:val="147"/>
+    <w:basedOn w:val="856"/>
+    <w:link w:val="855"/>
     <w:uiPriority w:val="9"/>
     <w:pPr>
       <w:pBdr/>
@@ -36758,11 +37176,11 @@
       <w:color w:val="272727" w:themeColor="text1" w:themeTint="D8"/>
     </w:rPr>
   </w:style>
-  <w:style w:type="paragraph" w:styleId="159">
+  <w:style w:type="paragraph" w:styleId="866">
     <w:name w:val="Title"/>
-    <w:basedOn w:val="664"/>
-    <w:next w:val="664"/>
-    <w:link w:val="160"/>
+    <w:basedOn w:val="906"/>
+    <w:next w:val="906"/>
+    <w:link w:val="867"/>
     <w:uiPriority w:val="10"/>
     <w:qFormat/>
     <w:pPr>
@@ -36778,10 +37196,10 @@
       <w:szCs w:val="56"/>
     </w:rPr>
   </w:style>
-  <w:style w:type="character" w:styleId="160">
+  <w:style w:type="character" w:styleId="867">
     <w:name w:val="Title Char"/>
-    <w:basedOn w:val="148"/>
-    <w:link w:val="159"/>
+    <w:basedOn w:val="856"/>
+    <w:link w:val="866"/>
     <w:uiPriority w:val="10"/>
     <w:pPr>
       <w:pBdr/>
@@ -36795,11 +37213,11 @@
       <w:szCs w:val="56"/>
     </w:rPr>
   </w:style>
-  <w:style w:type="paragraph" w:styleId="161">
+  <w:style w:type="paragraph" w:styleId="868">
     <w:name w:val="Subtitle"/>
-    <w:basedOn w:val="664"/>
-    <w:next w:val="664"/>
-    <w:link w:val="162"/>
+    <w:basedOn w:val="906"/>
+    <w:next w:val="906"/>
+    <w:link w:val="869"/>
     <w:uiPriority w:val="11"/>
     <w:qFormat/>
     <w:pPr>
@@ -36817,10 +37235,10 @@
       <w:szCs w:val="28"/>
     </w:rPr>
   </w:style>
-  <w:style w:type="character" w:styleId="162">
+  <w:style w:type="character" w:styleId="869">
     <w:name w:val="Subtitle Char"/>
-    <w:basedOn w:val="148"/>
-    <w:link w:val="161"/>
+    <w:basedOn w:val="856"/>
+    <w:link w:val="868"/>
     <w:uiPriority w:val="11"/>
     <w:pPr>
       <w:pBdr/>
@@ -36834,11 +37252,11 @@
       <w:szCs w:val="28"/>
     </w:rPr>
   </w:style>
-  <w:style w:type="paragraph" w:styleId="163">
+  <w:style w:type="paragraph" w:styleId="870">
     <w:name w:val="Quote"/>
-    <w:basedOn w:val="664"/>
-    <w:next w:val="664"/>
-    <w:link w:val="164"/>
+    <w:basedOn w:val="906"/>
+    <w:next w:val="906"/>
+    <w:link w:val="871"/>
     <w:uiPriority w:val="29"/>
     <w:qFormat/>
     <w:pPr>
@@ -36853,10 +37271,10 @@
       <w:color w:val="404040" w:themeColor="text1" w:themeTint="BF"/>
     </w:rPr>
   </w:style>
-  <w:style w:type="character" w:styleId="164">
+  <w:style w:type="character" w:styleId="871">
     <w:name w:val="Quote Char"/>
-    <w:basedOn w:val="148"/>
-    <w:link w:val="163"/>
+    <w:basedOn w:val="856"/>
+    <w:link w:val="870"/>
     <w:uiPriority w:val="29"/>
     <w:pPr>
       <w:pBdr/>
@@ -36869,9 +37287,9 @@
       <w:color w:val="404040" w:themeColor="text1" w:themeTint="BF"/>
     </w:rPr>
   </w:style>
-  <w:style w:type="character" w:styleId="166">
+  <w:style w:type="character" w:styleId="872">
     <w:name w:val="Intense Emphasis"/>
-    <w:basedOn w:val="148"/>
+    <w:basedOn w:val="856"/>
     <w:uiPriority w:val="21"/>
     <w:qFormat/>
     <w:pPr>
@@ -36885,11 +37303,11 @@
       <w:color w:val="0f4761" w:themeColor="accent1" w:themeShade="BF"/>
     </w:rPr>
   </w:style>
-  <w:style w:type="paragraph" w:styleId="167">
+  <w:style w:type="paragraph" w:styleId="873">
     <w:name w:val="Intense Quote"/>
-    <w:basedOn w:val="664"/>
-    <w:next w:val="664"/>
-    <w:link w:val="168"/>
+    <w:basedOn w:val="906"/>
+    <w:next w:val="906"/>
+    <w:link w:val="874"/>
     <w:uiPriority w:val="30"/>
     <w:qFormat/>
     <w:pPr>
@@ -36907,10 +37325,10 @@
       <w:color w:val="0f4761" w:themeColor="accent1" w:themeShade="BF"/>
     </w:rPr>
   </w:style>
-  <w:style w:type="character" w:styleId="168">
+  <w:style w:type="character" w:styleId="874">
     <w:name w:val="Intense Quote Char"/>
-    <w:basedOn w:val="148"/>
-    <w:link w:val="167"/>
+    <w:basedOn w:val="856"/>
+    <w:link w:val="873"/>
     <w:uiPriority w:val="30"/>
     <w:pPr>
       <w:pBdr/>
@@ -36923,9 +37341,9 @@
       <w:color w:val="0f4761" w:themeColor="accent1" w:themeShade="BF"/>
     </w:rPr>
   </w:style>
-  <w:style w:type="character" w:styleId="169">
+  <w:style w:type="character" w:styleId="875">
     <w:name w:val="Intense Reference"/>
-    <w:basedOn w:val="148"/>
+    <w:basedOn w:val="856"/>
     <w:uiPriority w:val="32"/>
     <w:qFormat/>
     <w:pPr>
@@ -36941,9 +37359,9 @@
       <w:spacing w:val="5"/>
     </w:rPr>
   </w:style>
-  <w:style w:type="character" w:styleId="171">
+  <w:style w:type="character" w:styleId="876">
     <w:name w:val="Subtle Emphasis"/>
-    <w:basedOn w:val="148"/>
+    <w:basedOn w:val="856"/>
     <w:uiPriority w:val="19"/>
     <w:qFormat/>
     <w:pPr>
@@ -36957,9 +37375,9 @@
       <w:color w:val="404040" w:themeColor="text1" w:themeTint="BF"/>
     </w:rPr>
   </w:style>
-  <w:style w:type="character" w:styleId="172">
+  <w:style w:type="character" w:styleId="877">
     <w:name w:val="Emphasis"/>
-    <w:basedOn w:val="148"/>
+    <w:basedOn w:val="856"/>
     <w:uiPriority w:val="20"/>
     <w:qFormat/>
     <w:pPr>
@@ -36972,9 +37390,9 @@
       <w:iCs/>
     </w:rPr>
   </w:style>
-  <w:style w:type="character" w:styleId="173">
+  <w:style w:type="character" w:styleId="878">
     <w:name w:val="Strong"/>
-    <w:basedOn w:val="148"/>
+    <w:basedOn w:val="856"/>
     <w:uiPriority w:val="22"/>
     <w:qFormat/>
     <w:pPr>
@@ -36987,9 +37405,9 @@
       <w:bCs/>
     </w:rPr>
   </w:style>
-  <w:style w:type="character" w:styleId="174">
+  <w:style w:type="character" w:styleId="879">
     <w:name w:val="Subtle Reference"/>
-    <w:basedOn w:val="148"/>
+    <w:basedOn w:val="856"/>
     <w:uiPriority w:val="31"/>
     <w:qFormat/>
     <w:pPr>
@@ -37002,9 +37420,9 @@
       <w:color w:val="5a5a5a" w:themeColor="text1" w:themeTint="A5"/>
     </w:rPr>
   </w:style>
-  <w:style w:type="character" w:styleId="175">
+  <w:style w:type="character" w:styleId="880">
     <w:name w:val="Book Title"/>
-    <w:basedOn w:val="148"/>
+    <w:basedOn w:val="856"/>
     <w:uiPriority w:val="33"/>
     <w:qFormat/>
     <w:pPr>
@@ -37020,10 +37438,10 @@
       <w:spacing w:val="5"/>
     </w:rPr>
   </w:style>
-  <w:style w:type="paragraph" w:styleId="176">
+  <w:style w:type="paragraph" w:styleId="881">
     <w:name w:val="Header"/>
-    <w:basedOn w:val="664"/>
-    <w:link w:val="177"/>
+    <w:basedOn w:val="906"/>
+    <w:link w:val="882"/>
     <w:uiPriority w:val="99"/>
     <w:unhideWhenUsed/>
     <w:pPr>
@@ -37036,10 +37454,10 @@
       <w:ind/>
     </w:pPr>
   </w:style>
-  <w:style w:type="character" w:styleId="177">
+  <w:style w:type="character" w:styleId="882">
     <w:name w:val="Header Char"/>
-    <w:basedOn w:val="148"/>
-    <w:link w:val="176"/>
+    <w:basedOn w:val="856"/>
+    <w:link w:val="881"/>
     <w:uiPriority w:val="99"/>
     <w:pPr>
       <w:pBdr/>
@@ -37047,10 +37465,10 @@
       <w:ind/>
     </w:pPr>
   </w:style>
-  <w:style w:type="paragraph" w:styleId="178">
+  <w:style w:type="paragraph" w:styleId="883">
     <w:name w:val="Footer"/>
-    <w:basedOn w:val="664"/>
-    <w:link w:val="179"/>
+    <w:basedOn w:val="906"/>
+    <w:link w:val="884"/>
     <w:uiPriority w:val="99"/>
     <w:unhideWhenUsed/>
     <w:pPr>
@@ -37063,10 +37481,10 @@
       <w:ind/>
     </w:pPr>
   </w:style>
-  <w:style w:type="character" w:styleId="179">
+  <w:style w:type="character" w:styleId="884">
     <w:name w:val="Footer Char"/>
-    <w:basedOn w:val="148"/>
-    <w:link w:val="178"/>
+    <w:basedOn w:val="856"/>
+    <w:link w:val="883"/>
     <w:uiPriority w:val="99"/>
     <w:pPr>
       <w:pBdr/>
@@ -37074,10 +37492,10 @@
       <w:ind/>
     </w:pPr>
   </w:style>
-  <w:style w:type="paragraph" w:styleId="180">
+  <w:style w:type="paragraph" w:styleId="885">
     <w:name w:val="Caption"/>
-    <w:basedOn w:val="664"/>
-    <w:next w:val="664"/>
+    <w:basedOn w:val="906"/>
+    <w:next w:val="906"/>
     <w:uiPriority w:val="35"/>
     <w:unhideWhenUsed/>
     <w:qFormat/>
@@ -37094,10 +37512,10 @@
       <w:szCs w:val="18"/>
     </w:rPr>
   </w:style>
-  <w:style w:type="paragraph" w:styleId="181">
+  <w:style w:type="paragraph" w:styleId="886">
     <w:name w:val="footnote text"/>
-    <w:basedOn w:val="664"/>
-    <w:link w:val="182"/>
+    <w:basedOn w:val="906"/>
+    <w:link w:val="887"/>
     <w:uiPriority w:val="99"/>
     <w:semiHidden/>
     <w:unhideWhenUsed/>
@@ -37111,10 +37529,10 @@
       <w:szCs w:val="20"/>
     </w:rPr>
   </w:style>
-  <w:style w:type="character" w:styleId="182">
+  <w:style w:type="character" w:styleId="887">
     <w:name w:val="Footnote Text Char"/>
-    <w:basedOn w:val="148"/>
-    <w:link w:val="181"/>
+    <w:basedOn w:val="856"/>
+    <w:link w:val="886"/>
     <w:uiPriority w:val="99"/>
     <w:semiHidden/>
     <w:pPr>
@@ -37127,9 +37545,9 @@
       <w:szCs w:val="20"/>
     </w:rPr>
   </w:style>
-  <w:style w:type="character" w:styleId="183">
+  <w:style w:type="character" w:styleId="888">
     <w:name w:val="footnote reference"/>
-    <w:basedOn w:val="148"/>
+    <w:basedOn w:val="856"/>
     <w:uiPriority w:val="99"/>
     <w:semiHidden/>
     <w:unhideWhenUsed/>
@@ -37142,10 +37560,10 @@
       <w:vertAlign w:val="superscript"/>
     </w:rPr>
   </w:style>
-  <w:style w:type="paragraph" w:styleId="184">
+  <w:style w:type="paragraph" w:styleId="889">
     <w:name w:val="endnote text"/>
-    <w:basedOn w:val="664"/>
-    <w:link w:val="185"/>
+    <w:basedOn w:val="906"/>
+    <w:link w:val="890"/>
     <w:uiPriority w:val="99"/>
     <w:semiHidden/>
     <w:unhideWhenUsed/>
@@ -37159,10 +37577,10 @@
       <w:szCs w:val="20"/>
     </w:rPr>
   </w:style>
-  <w:style w:type="character" w:styleId="185">
+  <w:style w:type="character" w:styleId="890">
     <w:name w:val="Endnote Text Char"/>
-    <w:basedOn w:val="148"/>
-    <w:link w:val="184"/>
+    <w:basedOn w:val="856"/>
+    <w:link w:val="889"/>
     <w:uiPriority w:val="99"/>
     <w:semiHidden/>
     <w:pPr>
@@ -37175,9 +37593,9 @@
       <w:szCs w:val="20"/>
     </w:rPr>
   </w:style>
-  <w:style w:type="character" w:styleId="186">
+  <w:style w:type="character" w:styleId="891">
     <w:name w:val="endnote reference"/>
-    <w:basedOn w:val="148"/>
+    <w:basedOn w:val="856"/>
     <w:uiPriority w:val="99"/>
     <w:semiHidden/>
     <w:unhideWhenUsed/>
@@ -37190,9 +37608,9 @@
       <w:vertAlign w:val="superscript"/>
     </w:rPr>
   </w:style>
-  <w:style w:type="character" w:styleId="187">
+  <w:style w:type="character" w:styleId="892">
     <w:name w:val="Hyperlink"/>
-    <w:basedOn w:val="148"/>
+    <w:basedOn w:val="856"/>
     <w:uiPriority w:val="99"/>
     <w:unhideWhenUsed/>
     <w:pPr>
@@ -37205,9 +37623,9 @@
       <w:u w:val="single"/>
     </w:rPr>
   </w:style>
-  <w:style w:type="character" w:styleId="188">
+  <w:style w:type="character" w:styleId="893">
     <w:name w:val="FollowedHyperlink"/>
-    <w:basedOn w:val="148"/>
+    <w:basedOn w:val="856"/>
     <w:uiPriority w:val="99"/>
     <w:semiHidden/>
     <w:unhideWhenUsed/>
@@ -37221,10 +37639,10 @@
       <w:u w:val="single"/>
     </w:rPr>
   </w:style>
-  <w:style w:type="paragraph" w:styleId="189">
+  <w:style w:type="paragraph" w:styleId="894">
     <w:name w:val="toc 1"/>
-    <w:basedOn w:val="664"/>
-    <w:next w:val="664"/>
+    <w:basedOn w:val="906"/>
+    <w:next w:val="906"/>
     <w:uiPriority w:val="39"/>
     <w:unhideWhenUsed/>
     <w:pPr>
@@ -37233,10 +37651,10 @@
       <w:ind/>
     </w:pPr>
   </w:style>
-  <w:style w:type="paragraph" w:styleId="190">
+  <w:style w:type="paragraph" w:styleId="895">
     <w:name w:val="toc 2"/>
-    <w:basedOn w:val="664"/>
-    <w:next w:val="664"/>
+    <w:basedOn w:val="906"/>
+    <w:next w:val="906"/>
     <w:uiPriority w:val="39"/>
     <w:unhideWhenUsed/>
     <w:pPr>
@@ -37245,10 +37663,10 @@
       <w:ind w:left="220"/>
     </w:pPr>
   </w:style>
-  <w:style w:type="paragraph" w:styleId="191">
+  <w:style w:type="paragraph" w:styleId="896">
     <w:name w:val="toc 3"/>
-    <w:basedOn w:val="664"/>
-    <w:next w:val="664"/>
+    <w:basedOn w:val="906"/>
+    <w:next w:val="906"/>
     <w:uiPriority w:val="39"/>
     <w:unhideWhenUsed/>
     <w:pPr>
@@ -37257,10 +37675,10 @@
       <w:ind w:left="440"/>
     </w:pPr>
   </w:style>
-  <w:style w:type="paragraph" w:styleId="192">
+  <w:style w:type="paragraph" w:styleId="897">
     <w:name w:val="toc 4"/>
-    <w:basedOn w:val="664"/>
-    <w:next w:val="664"/>
+    <w:basedOn w:val="906"/>
+    <w:next w:val="906"/>
     <w:uiPriority w:val="39"/>
     <w:unhideWhenUsed/>
     <w:pPr>
@@ -37269,10 +37687,10 @@
       <w:ind w:left="660"/>
     </w:pPr>
   </w:style>
-  <w:style w:type="paragraph" w:styleId="193">
+  <w:style w:type="paragraph" w:styleId="898">
     <w:name w:val="toc 5"/>
-    <w:basedOn w:val="664"/>
-    <w:next w:val="664"/>
+    <w:basedOn w:val="906"/>
+    <w:next w:val="906"/>
     <w:uiPriority w:val="39"/>
     <w:unhideWhenUsed/>
     <w:pPr>
@@ -37281,10 +37699,10 @@
       <w:ind w:left="880"/>
     </w:pPr>
   </w:style>
-  <w:style w:type="paragraph" w:styleId="194">
+  <w:style w:type="paragraph" w:styleId="899">
     <w:name w:val="toc 6"/>
-    <w:basedOn w:val="664"/>
-    <w:next w:val="664"/>
+    <w:basedOn w:val="906"/>
+    <w:next w:val="906"/>
     <w:uiPriority w:val="39"/>
     <w:unhideWhenUsed/>
     <w:pPr>
@@ -37293,10 +37711,10 @@
       <w:ind w:left="1100"/>
     </w:pPr>
   </w:style>
-  <w:style w:type="paragraph" w:styleId="195">
+  <w:style w:type="paragraph" w:styleId="900">
     <w:name w:val="toc 7"/>
-    <w:basedOn w:val="664"/>
-    <w:next w:val="664"/>
+    <w:basedOn w:val="906"/>
+    <w:next w:val="906"/>
     <w:uiPriority w:val="39"/>
     <w:unhideWhenUsed/>
     <w:pPr>
@@ -37305,10 +37723,10 @@
       <w:ind w:left="1320"/>
     </w:pPr>
   </w:style>
-  <w:style w:type="paragraph" w:styleId="196">
+  <w:style w:type="paragraph" w:styleId="901">
     <w:name w:val="toc 8"/>
-    <w:basedOn w:val="664"/>
-    <w:next w:val="664"/>
+    <w:basedOn w:val="906"/>
+    <w:next w:val="906"/>
     <w:uiPriority w:val="39"/>
     <w:unhideWhenUsed/>
     <w:pPr>
@@ -37317,10 +37735,10 @@
       <w:ind w:left="1540"/>
     </w:pPr>
   </w:style>
-  <w:style w:type="paragraph" w:styleId="197">
+  <w:style w:type="paragraph" w:styleId="902">
     <w:name w:val="toc 9"/>
-    <w:basedOn w:val="664"/>
-    <w:next w:val="664"/>
+    <w:basedOn w:val="906"/>
+    <w:next w:val="906"/>
     <w:uiPriority w:val="39"/>
     <w:unhideWhenUsed/>
     <w:pPr>
@@ -37329,9 +37747,9 @@
       <w:ind w:left="1760"/>
     </w:pPr>
   </w:style>
-  <w:style w:type="character" w:styleId="198">
+  <w:style w:type="character" w:styleId="903">
     <w:name w:val="Placeholder Text"/>
-    <w:basedOn w:val="148"/>
+    <w:basedOn w:val="856"/>
     <w:uiPriority w:val="99"/>
     <w:semiHidden/>
     <w:pPr>
@@ -37343,7 +37761,7 @@
       <w:color w:val="666666"/>
     </w:rPr>
   </w:style>
-  <w:style w:type="paragraph" w:styleId="208">
+  <w:style w:type="paragraph" w:styleId="904">
     <w:name w:val="TOC Heading"/>
     <w:uiPriority w:val="39"/>
     <w:unhideWhenUsed/>
@@ -37353,10 +37771,10 @@
       <w:ind/>
     </w:pPr>
   </w:style>
-  <w:style w:type="paragraph" w:styleId="209">
+  <w:style w:type="paragraph" w:styleId="905">
     <w:name w:val="table of figures"/>
-    <w:basedOn w:val="664"/>
-    <w:next w:val="664"/>
+    <w:basedOn w:val="906"/>
+    <w:next w:val="906"/>
     <w:uiPriority w:val="99"/>
     <w:unhideWhenUsed/>
     <w:pPr>
@@ -37365,7 +37783,7 @@
       <w:ind/>
     </w:pPr>
   </w:style>
-  <w:style w:type="paragraph" w:styleId="664" w:default="1">
+  <w:style w:type="paragraph" w:styleId="906" w:default="1">
     <w:name w:val="Normal"/>
     <w:qFormat/>
     <w:pPr>
@@ -37374,7 +37792,7 @@
       <w:ind/>
     </w:pPr>
   </w:style>
-  <w:style w:type="table" w:styleId="665" w:default="1">
+  <w:style w:type="table" w:styleId="907" w:default="1">
     <w:name w:val="Normal Table"/>
     <w:uiPriority w:val="99"/>
     <w:semiHidden/>
@@ -37567,7 +37985,7 @@
       </w:tcPr>
     </w:tblStylePr>
   </w:style>
-  <w:style w:type="numbering" w:styleId="666" w:default="1">
+  <w:style w:type="numbering" w:styleId="908" w:default="1">
     <w:name w:val="No List"/>
     <w:uiPriority w:val="99"/>
     <w:semiHidden/>
@@ -37578,9 +37996,9 @@
       <w:ind/>
     </w:pPr>
   </w:style>
-  <w:style w:type="paragraph" w:styleId="667">
+  <w:style w:type="paragraph" w:styleId="909">
     <w:name w:val="No Spacing"/>
-    <w:basedOn w:val="664"/>
+    <w:basedOn w:val="906"/>
     <w:uiPriority w:val="1"/>
     <w:qFormat/>
     <w:pPr>
@@ -37589,9 +38007,9 @@
       <w:ind/>
     </w:pPr>
   </w:style>
-  <w:style w:type="paragraph" w:styleId="668">
+  <w:style w:type="paragraph" w:styleId="910">
     <w:name w:val="List Paragraph"/>
-    <w:basedOn w:val="664"/>
+    <w:basedOn w:val="906"/>
     <w:uiPriority w:val="34"/>
     <w:qFormat/>
     <w:pPr>
@@ -37601,10 +38019,8 @@
       <w:contextualSpacing w:val="true"/>
     </w:pPr>
   </w:style>
-  <w:style w:type="paragraph" w:styleId="1_740" w:customStyle="1">
+  <w:style w:type="paragraph" w:styleId="911" w:customStyle="1">
     <w:name w:val="ГОСТ"/>
-    <w:basedOn w:val="962"/>
-    <w:link w:val="1004"/>
     <w:qFormat/>
     <w:pPr>
       <w:keepNext w:val="false"/>
@@ -37619,7 +38035,7 @@
         <w:right w:val="none" w:color="000000" w:sz="4" w:space="0"/>
         <w:between w:val="none" w:color="000000" w:sz="4" w:space="0"/>
       </w:pBdr>
-      <w:shd w:val="nil" w:color="000000"/>
+      <w:shd w:val="nil"/>
       <w:bidi w:val="false"/>
       <w:spacing w:after="0" w:afterAutospacing="0" w:before="0" w:beforeAutospacing="0" w:line="360" w:lineRule="auto"/>
       <w:ind w:right="0" w:firstLine="709" w:left="0"/>
